--- a/blog-module/blog-entries/20260331J/Kimi.docx
+++ b/blog-module/blog-entries/20260331J/Kimi.docx
@@ -6,21 +6,27 @@
       <w:pPr>
         <w:pStyle w:val="Standard"/>
         <w:rPr>
+          <w:lang w:val="el-GR"/>
+        </w:rPr>
+      </w:pPr>
+      <w:r>
+        <w:rPr>
           <w:lang w:val="de-DE"/>
         </w:rPr>
-      </w:pPr>
-      <w:r>
-        <w:rPr>
-          <w:lang w:val="de-DE"/>
-        </w:rPr>
-        <w:t>Mercedes 2026</w:t>
+        <w:t>Mercedes</w:t>
+      </w:r>
+      <w:r>
+        <w:rPr>
+          <w:lang w:val="el-GR"/>
+        </w:rPr>
+        <w:t xml:space="preserve"> 2026</w:t>
       </w:r>
     </w:p>
     <w:p>
       <w:pPr>
         <w:pStyle w:val="Standard"/>
         <w:rPr>
-          <w:lang w:val="de-DE"/>
+          <w:lang w:val="el-GR"/>
         </w:rPr>
       </w:pPr>
     </w:p>
@@ -28,7 +34,7 @@
       <w:pPr>
         <w:pStyle w:val="Standard"/>
         <w:rPr>
-          <w:lang w:val="de-DE"/>
+          <w:lang w:val="el-GR"/>
         </w:rPr>
       </w:pPr>
     </w:p>
@@ -59,7 +65,7 @@
       <w:pPr>
         <w:pStyle w:val="Standard"/>
         <w:rPr>
-          <w:lang w:val="de-DE"/>
+          <w:lang w:val="el-GR"/>
         </w:rPr>
       </w:pPr>
     </w:p>
@@ -67,7 +73,7 @@
       <w:pPr>
         <w:pStyle w:val="Standard"/>
         <w:rPr>
-          <w:lang w:val="de-DE"/>
+          <w:lang w:val="el-GR"/>
         </w:rPr>
       </w:pPr>
     </w:p>
@@ -195,6 +201,24 @@
       <w:pPr>
         <w:pStyle w:val="Textbody"/>
       </w:pPr>
+    </w:p>
+    <w:p>
+      <w:pPr>
+        <w:pStyle w:val="Textbody"/>
+      </w:pPr>
+      <w:r>
+        <w:t>&lt;iframe src="https://georgiosbalatzis.github.io/ghostcar/?y=2026&amp;mk=1281&amp;sk=11249&amp;d1=12&amp;d2=63&amp;l1=11&amp;l2=17&amp;embed=1" width="100%" height="650" frameborder="0" style="border-radius:12px;border:1px solid #E1060033;background:#15151e" allowfullscreen loading="lazy"&gt;&lt;/iframe&gt;</w:t>
+      </w:r>
+    </w:p>
+    <w:p>
+      <w:pPr>
+        <w:pStyle w:val="Textbody"/>
+      </w:pPr>
+    </w:p>
+    <w:p>
+      <w:pPr>
+        <w:pStyle w:val="Textbody"/>
+      </w:pPr>
       <w:r>
         <w:t>Στο πρώτο κομμάτι, ο Kimi ήταν ένας smooth operator, με απαλές κινήσεις στο γκάζι και μία smooth συμπεριφορά, σε σχέση με τον ομόσταβλό του, ο οποίος είχε μικρά lift στο γκάζι, χάνοντας λίγη ταχύτητα στις αλλαγές κατεύθυνσης.</w:t>
       </w:r>
@@ -212,7 +236,6 @@
         <w:pStyle w:val="Textbody"/>
       </w:pPr>
       <w:r>
-        <w:lastRenderedPageBreak/>
         <w:t>Μεγάλη διαφορά είχαμε στη λεγόμενη Spoon, όπου ο Kimi ανοίγει νωρίτερα το γκάζι και κρατάει καλύτερη ταχύτητα στο mid-corner. Στο τέλος, ο Kimi κερδίζει πάλι λίγο χρόνο, καθώς περνάει πιο καθαρά με λιγότερο lift.</w:t>
       </w:r>
     </w:p>

--- a/blog-module/blog-entries/20260331J/Kimi.docx
+++ b/blog-module/blog-entries/20260331J/Kimi.docx
@@ -257,10 +257,58 @@
     </w:p>
     <w:p>
       <w:pPr>
+        <w:pStyle w:val="Textbody"/>
+      </w:pPr>
+    </w:p>
+    <w:p>
+      <w:pPr>
         <w:pStyle w:val="Standard"/>
       </w:pPr>
     </w:p>
-    <w:p/>
+    <w:p>
+      <w:pPr>
+        <w:pStyle w:val="Standard"/>
+      </w:pPr>
+      <w:r>
+        <w:t>&lt;iframe</w:t>
+      </w:r>
+      <w:r>
+        <w:t xml:space="preserve"> </w:t>
+      </w:r>
+      <w:r>
+        <w:t>src="https://georgiosbalatzis.github.io/f1-telemetry-dashboard/?year=2026&amp;circuit=Suzuka&amp;session=11253&amp;drivers=12%2C81&amp;lap=53&amp;tab=telemetry&amp;embed=1"</w:t>
+      </w:r>
+      <w:r>
+        <w:t xml:space="preserve"> </w:t>
+      </w:r>
+      <w:r>
+        <w:t>title="f1stories.gr F1 Telemetry Dashboard"</w:t>
+      </w:r>
+      <w:r>
+        <w:t xml:space="preserve"> </w:t>
+      </w:r>
+      <w:r>
+        <w:t>width="100%"</w:t>
+      </w:r>
+      <w:r>
+        <w:t xml:space="preserve"> </w:t>
+      </w:r>
+      <w:r>
+        <w:t>height="920"</w:t>
+      </w:r>
+      <w:r>
+        <w:t xml:space="preserve"> </w:t>
+      </w:r>
+      <w:r>
+        <w:t>loading="lazy"</w:t>
+      </w:r>
+      <w:r>
+        <w:t xml:space="preserve"> </w:t>
+      </w:r>
+      <w:r>
+        <w:t>style="border:0; width:100%; max-width:100%; background:#090a12;"&gt;&lt;/iframe&gt;</w:t>
+      </w:r>
+    </w:p>
     <w:sectPr>
       <w:pgSz w:w="12240" w:h="15840"/>
       <w:pgMar w:top="1134" w:right="1134" w:bottom="1134" w:left="1134" w:header="720" w:footer="720" w:gutter="0"/>
@@ -820,6 +868,29 @@
       <w:szCs w:val="50"/>
     </w:rPr>
   </w:style>
+  <w:style w:type="character" w:styleId="-">
+    <w:name w:val="Hyperlink"/>
+    <w:basedOn w:val="a0"/>
+    <w:uiPriority w:val="99"/>
+    <w:unhideWhenUsed/>
+    <w:rsid w:val="007F698A"/>
+    <w:rPr>
+      <w:color w:val="467886" w:themeColor="hyperlink"/>
+      <w:u w:val="single"/>
+    </w:rPr>
+  </w:style>
+  <w:style w:type="character" w:styleId="a6">
+    <w:name w:val="Unresolved Mention"/>
+    <w:basedOn w:val="a0"/>
+    <w:uiPriority w:val="99"/>
+    <w:semiHidden/>
+    <w:unhideWhenUsed/>
+    <w:rsid w:val="007F698A"/>
+    <w:rPr>
+      <w:color w:val="605E5C"/>
+      <w:shd w:val="clear" w:color="auto" w:fill="E1DFDD"/>
+    </w:rPr>
+  </w:style>
 </w:styles>
 </file>
 

--- a/blog-module/blog-entries/20260331J/Kimi.docx
+++ b/blog-module/blog-entries/20260331J/Kimi.docx
@@ -87,9 +87,75 @@
         </w:rPr>
         <w:t xml:space="preserve"> </w:t>
       </w:r>
-      <w:r>
-        <w:t>Πώς να ξεκινήσεις να γράφεις κάτι τόσο ωραίο, τόσο απρόσμενο</w:t>
-      </w:r>
+      <w:proofErr w:type="spellStart"/>
+      <w:r>
+        <w:t>Πώς</w:t>
+      </w:r>
+      <w:proofErr w:type="spellEnd"/>
+      <w:r>
+        <w:t xml:space="preserve"> να </w:t>
+      </w:r>
+      <w:proofErr w:type="spellStart"/>
+      <w:r>
+        <w:t>ξεκινήσεις</w:t>
+      </w:r>
+      <w:proofErr w:type="spellEnd"/>
+      <w:r>
+        <w:t xml:space="preserve"> να </w:t>
+      </w:r>
+      <w:proofErr w:type="spellStart"/>
+      <w:r>
+        <w:t>γράφεις</w:t>
+      </w:r>
+      <w:proofErr w:type="spellEnd"/>
+      <w:r>
+        <w:t xml:space="preserve"> </w:t>
+      </w:r>
+      <w:proofErr w:type="spellStart"/>
+      <w:r>
+        <w:t>κάτι</w:t>
+      </w:r>
+      <w:proofErr w:type="spellEnd"/>
+      <w:r>
+        <w:t xml:space="preserve"> </w:t>
+      </w:r>
+      <w:proofErr w:type="spellStart"/>
+      <w:r>
+        <w:t>τόσο</w:t>
+      </w:r>
+      <w:proofErr w:type="spellEnd"/>
+      <w:r>
+        <w:t xml:space="preserve"> </w:t>
+      </w:r>
+      <w:proofErr w:type="spellStart"/>
+      <w:r>
+        <w:t>ωρ</w:t>
+      </w:r>
+      <w:proofErr w:type="spellEnd"/>
+      <w:r>
+        <w:t>α</w:t>
+      </w:r>
+      <w:proofErr w:type="spellStart"/>
+      <w:r>
+        <w:t>ίο</w:t>
+      </w:r>
+      <w:proofErr w:type="spellEnd"/>
+      <w:r>
+        <w:t xml:space="preserve">, </w:t>
+      </w:r>
+      <w:proofErr w:type="spellStart"/>
+      <w:r>
+        <w:t>τόσο</w:t>
+      </w:r>
+      <w:proofErr w:type="spellEnd"/>
+      <w:r>
+        <w:t xml:space="preserve"> απ</w:t>
+      </w:r>
+      <w:proofErr w:type="spellStart"/>
+      <w:r>
+        <w:t>ρόσμενο</w:t>
+      </w:r>
+      <w:proofErr w:type="spellEnd"/>
       <w:r>
         <w:rPr>
           <w:lang w:val="el-GR"/>
@@ -97,7 +163,247 @@
         <w:t>;</w:t>
       </w:r>
       <w:r>
-        <w:t xml:space="preserve"> Είναι φούσκα τελικά που θα σκάσει ή η αρχή της ιστορίας; Εσύ τι πιστεύεις; … Για όσους δεν καταλάβατε, θα μιλήσουμε για το πιτσιρικά που έχει κλέψει τα βλέμματα στον κόσμο της Formula 1 και ακούει στο όνομα Andrea Kimi Antonelli.</w:t>
+        <w:t xml:space="preserve"> </w:t>
+      </w:r>
+      <w:proofErr w:type="spellStart"/>
+      <w:r>
+        <w:t>Είν</w:t>
+      </w:r>
+      <w:proofErr w:type="spellEnd"/>
+      <w:r>
+        <w:t xml:space="preserve">αι </w:t>
+      </w:r>
+      <w:proofErr w:type="spellStart"/>
+      <w:r>
+        <w:t>φούσκ</w:t>
+      </w:r>
+      <w:proofErr w:type="spellEnd"/>
+      <w:r>
+        <w:t xml:space="preserve">α </w:t>
+      </w:r>
+      <w:proofErr w:type="spellStart"/>
+      <w:r>
+        <w:t>τελικά</w:t>
+      </w:r>
+      <w:proofErr w:type="spellEnd"/>
+      <w:r>
+        <w:t xml:space="preserve"> π</w:t>
+      </w:r>
+      <w:proofErr w:type="spellStart"/>
+      <w:r>
+        <w:t>ου</w:t>
+      </w:r>
+      <w:proofErr w:type="spellEnd"/>
+      <w:r>
+        <w:t xml:space="preserve"> θα </w:t>
+      </w:r>
+      <w:proofErr w:type="spellStart"/>
+      <w:r>
+        <w:t>σκάσει</w:t>
+      </w:r>
+      <w:proofErr w:type="spellEnd"/>
+      <w:r>
+        <w:t xml:space="preserve"> ή η α</w:t>
+      </w:r>
+      <w:proofErr w:type="spellStart"/>
+      <w:r>
+        <w:t>ρχή</w:t>
+      </w:r>
+      <w:proofErr w:type="spellEnd"/>
+      <w:r>
+        <w:t xml:space="preserve"> </w:t>
+      </w:r>
+      <w:proofErr w:type="spellStart"/>
+      <w:r>
+        <w:t>της</w:t>
+      </w:r>
+      <w:proofErr w:type="spellEnd"/>
+      <w:r>
+        <w:t xml:space="preserve"> </w:t>
+      </w:r>
+      <w:proofErr w:type="spellStart"/>
+      <w:r>
+        <w:t>ιστορί</w:t>
+      </w:r>
+      <w:proofErr w:type="spellEnd"/>
+      <w:r>
+        <w:t xml:space="preserve">ας; </w:t>
+      </w:r>
+      <w:proofErr w:type="spellStart"/>
+      <w:r>
+        <w:t>Εσύ</w:t>
+      </w:r>
+      <w:proofErr w:type="spellEnd"/>
+      <w:r>
+        <w:t xml:space="preserve"> </w:t>
+      </w:r>
+      <w:proofErr w:type="spellStart"/>
+      <w:r>
+        <w:t>τι</w:t>
+      </w:r>
+      <w:proofErr w:type="spellEnd"/>
+      <w:r>
+        <w:t xml:space="preserve"> π</w:t>
+      </w:r>
+      <w:proofErr w:type="spellStart"/>
+      <w:r>
+        <w:t>ιστεύεις</w:t>
+      </w:r>
+      <w:proofErr w:type="spellEnd"/>
+      <w:r>
+        <w:t xml:space="preserve">; … </w:t>
+      </w:r>
+      <w:proofErr w:type="spellStart"/>
+      <w:r>
+        <w:t>Γι</w:t>
+      </w:r>
+      <w:proofErr w:type="spellEnd"/>
+      <w:r>
+        <w:t xml:space="preserve">α </w:t>
+      </w:r>
+      <w:proofErr w:type="spellStart"/>
+      <w:r>
+        <w:t>όσους</w:t>
+      </w:r>
+      <w:proofErr w:type="spellEnd"/>
+      <w:r>
+        <w:t xml:space="preserve"> </w:t>
+      </w:r>
+      <w:proofErr w:type="spellStart"/>
+      <w:r>
+        <w:t>δεν</w:t>
+      </w:r>
+      <w:proofErr w:type="spellEnd"/>
+      <w:r>
+        <w:t xml:space="preserve"> κατα</w:t>
+      </w:r>
+      <w:proofErr w:type="spellStart"/>
+      <w:r>
+        <w:t>λά</w:t>
+      </w:r>
+      <w:proofErr w:type="spellEnd"/>
+      <w:r>
+        <w:t>βα</w:t>
+      </w:r>
+      <w:proofErr w:type="spellStart"/>
+      <w:r>
+        <w:t>τε</w:t>
+      </w:r>
+      <w:proofErr w:type="spellEnd"/>
+      <w:r>
+        <w:t xml:space="preserve">, θα </w:t>
+      </w:r>
+      <w:proofErr w:type="spellStart"/>
+      <w:r>
+        <w:t>μιλήσουμε</w:t>
+      </w:r>
+      <w:proofErr w:type="spellEnd"/>
+      <w:r>
+        <w:t xml:space="preserve"> </w:t>
+      </w:r>
+      <w:proofErr w:type="spellStart"/>
+      <w:r>
+        <w:t>γι</w:t>
+      </w:r>
+      <w:proofErr w:type="spellEnd"/>
+      <w:r>
+        <w:t xml:space="preserve">α </w:t>
+      </w:r>
+      <w:proofErr w:type="spellStart"/>
+      <w:r>
+        <w:t>το</w:t>
+      </w:r>
+      <w:proofErr w:type="spellEnd"/>
+      <w:r>
+        <w:t xml:space="preserve"> π</w:t>
+      </w:r>
+      <w:proofErr w:type="spellStart"/>
+      <w:r>
+        <w:t>ιτσιρικά</w:t>
+      </w:r>
+      <w:proofErr w:type="spellEnd"/>
+      <w:r>
+        <w:t xml:space="preserve"> π</w:t>
+      </w:r>
+      <w:proofErr w:type="spellStart"/>
+      <w:r>
+        <w:t>ου</w:t>
+      </w:r>
+      <w:proofErr w:type="spellEnd"/>
+      <w:r>
+        <w:t xml:space="preserve"> </w:t>
+      </w:r>
+      <w:proofErr w:type="spellStart"/>
+      <w:r>
+        <w:t>έχει</w:t>
+      </w:r>
+      <w:proofErr w:type="spellEnd"/>
+      <w:r>
+        <w:t xml:space="preserve"> </w:t>
+      </w:r>
+      <w:proofErr w:type="spellStart"/>
+      <w:r>
+        <w:t>κλέψει</w:t>
+      </w:r>
+      <w:proofErr w:type="spellEnd"/>
+      <w:r>
+        <w:t xml:space="preserve"> τα β</w:t>
+      </w:r>
+      <w:proofErr w:type="spellStart"/>
+      <w:r>
+        <w:t>λέμμ</w:t>
+      </w:r>
+      <w:proofErr w:type="spellEnd"/>
+      <w:r>
+        <w:t xml:space="preserve">ατα </w:t>
+      </w:r>
+      <w:proofErr w:type="spellStart"/>
+      <w:r>
+        <w:t>στον</w:t>
+      </w:r>
+      <w:proofErr w:type="spellEnd"/>
+      <w:r>
+        <w:t xml:space="preserve"> </w:t>
+      </w:r>
+      <w:proofErr w:type="spellStart"/>
+      <w:r>
+        <w:t>κόσμο</w:t>
+      </w:r>
+      <w:proofErr w:type="spellEnd"/>
+      <w:r>
+        <w:t xml:space="preserve"> </w:t>
+      </w:r>
+      <w:proofErr w:type="spellStart"/>
+      <w:r>
+        <w:t>της</w:t>
+      </w:r>
+      <w:proofErr w:type="spellEnd"/>
+      <w:r>
+        <w:t xml:space="preserve"> Formula 1 και α</w:t>
+      </w:r>
+      <w:proofErr w:type="spellStart"/>
+      <w:r>
+        <w:t>κούει</w:t>
+      </w:r>
+      <w:proofErr w:type="spellEnd"/>
+      <w:r>
+        <w:t xml:space="preserve"> </w:t>
+      </w:r>
+      <w:proofErr w:type="spellStart"/>
+      <w:r>
+        <w:t>στο</w:t>
+      </w:r>
+      <w:proofErr w:type="spellEnd"/>
+      <w:r>
+        <w:t xml:space="preserve"> </w:t>
+      </w:r>
+      <w:proofErr w:type="spellStart"/>
+      <w:r>
+        <w:t>όνομ</w:t>
+      </w:r>
+      <w:proofErr w:type="spellEnd"/>
+      <w:r>
+        <w:t>α Andrea Kimi Antonelli.</w:t>
       </w:r>
     </w:p>
     <w:p>
@@ -105,15 +411,428 @@
         <w:pStyle w:val="Textbody"/>
       </w:pPr>
       <w:r>
-        <w:t>Ο δεκαεννιάχρονος Ιταλός από τη Μπολόνια έκανε το 2 στα 3 στη σεζόν του 2026. Δεύτερη χρονιά του στην κορωνίδα του μηχανοκίνητου αθλητισμού και όλα δείχνουν… προς το παρόν… να μπαίνουν στη θέση τους. Ο κύριος Toto Wolff φαίνεται να έκανε τη σωστή επιλογή, καθώς είδε το μέλλον της Mercedes στο σθένος ενός πιτσιρικά.</w:t>
+        <w:t xml:space="preserve">Ο </w:t>
+      </w:r>
+      <w:proofErr w:type="spellStart"/>
+      <w:r>
+        <w:t>δεκ</w:t>
+      </w:r>
+      <w:proofErr w:type="spellEnd"/>
+      <w:r>
+        <w:t>α</w:t>
+      </w:r>
+      <w:proofErr w:type="spellStart"/>
+      <w:r>
+        <w:t>εννιάχρονος</w:t>
+      </w:r>
+      <w:proofErr w:type="spellEnd"/>
+      <w:r>
+        <w:t xml:space="preserve"> </w:t>
+      </w:r>
+      <w:proofErr w:type="spellStart"/>
+      <w:r>
+        <w:t>Ιτ</w:t>
+      </w:r>
+      <w:proofErr w:type="spellEnd"/>
+      <w:r>
+        <w:t>α</w:t>
+      </w:r>
+      <w:proofErr w:type="spellStart"/>
+      <w:r>
+        <w:t>λός</w:t>
+      </w:r>
+      <w:proofErr w:type="spellEnd"/>
+      <w:r>
+        <w:t xml:space="preserve"> από </w:t>
+      </w:r>
+      <w:proofErr w:type="spellStart"/>
+      <w:r>
+        <w:t>τη</w:t>
+      </w:r>
+      <w:proofErr w:type="spellEnd"/>
+      <w:r>
+        <w:t xml:space="preserve"> Μπ</w:t>
+      </w:r>
+      <w:proofErr w:type="spellStart"/>
+      <w:r>
+        <w:t>ολόνι</w:t>
+      </w:r>
+      <w:proofErr w:type="spellEnd"/>
+      <w:r>
+        <w:t xml:space="preserve">α </w:t>
+      </w:r>
+      <w:proofErr w:type="spellStart"/>
+      <w:r>
+        <w:t>έκ</w:t>
+      </w:r>
+      <w:proofErr w:type="spellEnd"/>
+      <w:r>
+        <w:t>α</w:t>
+      </w:r>
+      <w:proofErr w:type="spellStart"/>
+      <w:r>
+        <w:t>νε</w:t>
+      </w:r>
+      <w:proofErr w:type="spellEnd"/>
+      <w:r>
+        <w:t xml:space="preserve"> </w:t>
+      </w:r>
+      <w:proofErr w:type="spellStart"/>
+      <w:r>
+        <w:t>το</w:t>
+      </w:r>
+      <w:proofErr w:type="spellEnd"/>
+      <w:r>
+        <w:t xml:space="preserve"> 2 </w:t>
+      </w:r>
+      <w:proofErr w:type="spellStart"/>
+      <w:r>
+        <w:t>στ</w:t>
+      </w:r>
+      <w:proofErr w:type="spellEnd"/>
+      <w:r>
+        <w:t xml:space="preserve">α 3 </w:t>
+      </w:r>
+      <w:proofErr w:type="spellStart"/>
+      <w:r>
+        <w:t>στη</w:t>
+      </w:r>
+      <w:proofErr w:type="spellEnd"/>
+      <w:r>
+        <w:t xml:space="preserve"> </w:t>
+      </w:r>
+      <w:proofErr w:type="spellStart"/>
+      <w:r>
+        <w:t>σεζόν</w:t>
+      </w:r>
+      <w:proofErr w:type="spellEnd"/>
+      <w:r>
+        <w:t xml:space="preserve"> </w:t>
+      </w:r>
+      <w:proofErr w:type="spellStart"/>
+      <w:r>
+        <w:t>του</w:t>
+      </w:r>
+      <w:proofErr w:type="spellEnd"/>
+      <w:r>
+        <w:t xml:space="preserve"> 2026. </w:t>
+      </w:r>
+      <w:proofErr w:type="spellStart"/>
+      <w:r>
+        <w:t>Δεύτερη</w:t>
+      </w:r>
+      <w:proofErr w:type="spellEnd"/>
+      <w:r>
+        <w:t xml:space="preserve"> </w:t>
+      </w:r>
+      <w:proofErr w:type="spellStart"/>
+      <w:r>
+        <w:t>χρονιά</w:t>
+      </w:r>
+      <w:proofErr w:type="spellEnd"/>
+      <w:r>
+        <w:t xml:space="preserve"> </w:t>
+      </w:r>
+      <w:proofErr w:type="spellStart"/>
+      <w:r>
+        <w:t>του</w:t>
+      </w:r>
+      <w:proofErr w:type="spellEnd"/>
+      <w:r>
+        <w:t xml:space="preserve"> </w:t>
+      </w:r>
+      <w:proofErr w:type="spellStart"/>
+      <w:r>
+        <w:t>στην</w:t>
+      </w:r>
+      <w:proofErr w:type="spellEnd"/>
+      <w:r>
+        <w:t xml:space="preserve"> </w:t>
+      </w:r>
+      <w:proofErr w:type="spellStart"/>
+      <w:r>
+        <w:t>κορωνίδ</w:t>
+      </w:r>
+      <w:proofErr w:type="spellEnd"/>
+      <w:r>
+        <w:t xml:space="preserve">α </w:t>
+      </w:r>
+      <w:proofErr w:type="spellStart"/>
+      <w:r>
+        <w:t>του</w:t>
+      </w:r>
+      <w:proofErr w:type="spellEnd"/>
+      <w:r>
+        <w:t xml:space="preserve"> </w:t>
+      </w:r>
+      <w:proofErr w:type="spellStart"/>
+      <w:r>
+        <w:t>μηχ</w:t>
+      </w:r>
+      <w:proofErr w:type="spellEnd"/>
+      <w:r>
+        <w:t>α</w:t>
+      </w:r>
+      <w:proofErr w:type="spellStart"/>
+      <w:r>
+        <w:t>νοκίνητου</w:t>
+      </w:r>
+      <w:proofErr w:type="spellEnd"/>
+      <w:r>
+        <w:t xml:space="preserve"> α</w:t>
+      </w:r>
+      <w:proofErr w:type="spellStart"/>
+      <w:r>
+        <w:t>θλητισμού</w:t>
+      </w:r>
+      <w:proofErr w:type="spellEnd"/>
+      <w:r>
+        <w:t xml:space="preserve"> και </w:t>
+      </w:r>
+      <w:proofErr w:type="spellStart"/>
+      <w:r>
+        <w:t>όλ</w:t>
+      </w:r>
+      <w:proofErr w:type="spellEnd"/>
+      <w:r>
+        <w:t xml:space="preserve">α </w:t>
+      </w:r>
+      <w:proofErr w:type="spellStart"/>
+      <w:r>
+        <w:t>δείχνουν</w:t>
+      </w:r>
+      <w:proofErr w:type="spellEnd"/>
+      <w:r>
+        <w:t>… π</w:t>
+      </w:r>
+      <w:proofErr w:type="spellStart"/>
+      <w:r>
+        <w:t>ρος</w:t>
+      </w:r>
+      <w:proofErr w:type="spellEnd"/>
+      <w:r>
+        <w:t xml:space="preserve"> </w:t>
+      </w:r>
+      <w:proofErr w:type="spellStart"/>
+      <w:r>
+        <w:t>το</w:t>
+      </w:r>
+      <w:proofErr w:type="spellEnd"/>
+      <w:r>
+        <w:t xml:space="preserve"> πα</w:t>
+      </w:r>
+      <w:proofErr w:type="spellStart"/>
+      <w:r>
+        <w:t>ρόν</w:t>
+      </w:r>
+      <w:proofErr w:type="spellEnd"/>
+      <w:r>
+        <w:t>… να μπα</w:t>
+      </w:r>
+      <w:proofErr w:type="spellStart"/>
+      <w:r>
+        <w:t>ίνουν</w:t>
+      </w:r>
+      <w:proofErr w:type="spellEnd"/>
+      <w:r>
+        <w:t xml:space="preserve"> </w:t>
+      </w:r>
+      <w:proofErr w:type="spellStart"/>
+      <w:r>
+        <w:t>στη</w:t>
+      </w:r>
+      <w:proofErr w:type="spellEnd"/>
+      <w:r>
+        <w:t xml:space="preserve"> </w:t>
+      </w:r>
+      <w:proofErr w:type="spellStart"/>
+      <w:r>
+        <w:t>θέση</w:t>
+      </w:r>
+      <w:proofErr w:type="spellEnd"/>
+      <w:r>
+        <w:t xml:space="preserve"> </w:t>
+      </w:r>
+      <w:proofErr w:type="spellStart"/>
+      <w:r>
+        <w:t>τους</w:t>
+      </w:r>
+      <w:proofErr w:type="spellEnd"/>
+      <w:r>
+        <w:t xml:space="preserve">. Ο </w:t>
+      </w:r>
+      <w:proofErr w:type="spellStart"/>
+      <w:r>
+        <w:t>κύριος</w:t>
+      </w:r>
+      <w:proofErr w:type="spellEnd"/>
+      <w:r>
+        <w:t xml:space="preserve"> Toto Wolff φα</w:t>
+      </w:r>
+      <w:proofErr w:type="spellStart"/>
+      <w:r>
+        <w:t>ίνετ</w:t>
+      </w:r>
+      <w:proofErr w:type="spellEnd"/>
+      <w:r>
+        <w:t xml:space="preserve">αι να </w:t>
+      </w:r>
+      <w:proofErr w:type="spellStart"/>
+      <w:r>
+        <w:t>έκ</w:t>
+      </w:r>
+      <w:proofErr w:type="spellEnd"/>
+      <w:r>
+        <w:t>α</w:t>
+      </w:r>
+      <w:proofErr w:type="spellStart"/>
+      <w:r>
+        <w:t>νε</w:t>
+      </w:r>
+      <w:proofErr w:type="spellEnd"/>
+      <w:r>
+        <w:t xml:space="preserve"> </w:t>
+      </w:r>
+      <w:proofErr w:type="spellStart"/>
+      <w:r>
+        <w:t>τη</w:t>
+      </w:r>
+      <w:proofErr w:type="spellEnd"/>
+      <w:r>
+        <w:t xml:space="preserve"> </w:t>
+      </w:r>
+      <w:proofErr w:type="spellStart"/>
+      <w:r>
+        <w:t>σωστή</w:t>
+      </w:r>
+      <w:proofErr w:type="spellEnd"/>
+      <w:r>
+        <w:t xml:space="preserve"> επ</w:t>
+      </w:r>
+      <w:proofErr w:type="spellStart"/>
+      <w:r>
+        <w:t>ιλογή</w:t>
+      </w:r>
+      <w:proofErr w:type="spellEnd"/>
+      <w:r>
+        <w:t>, κα</w:t>
+      </w:r>
+      <w:proofErr w:type="spellStart"/>
+      <w:r>
+        <w:t>θώς</w:t>
+      </w:r>
+      <w:proofErr w:type="spellEnd"/>
+      <w:r>
+        <w:t xml:space="preserve"> </w:t>
+      </w:r>
+      <w:proofErr w:type="spellStart"/>
+      <w:r>
+        <w:t>είδε</w:t>
+      </w:r>
+      <w:proofErr w:type="spellEnd"/>
+      <w:r>
+        <w:t xml:space="preserve"> </w:t>
+      </w:r>
+      <w:proofErr w:type="spellStart"/>
+      <w:r>
+        <w:t>το</w:t>
+      </w:r>
+      <w:proofErr w:type="spellEnd"/>
+      <w:r>
+        <w:t xml:space="preserve"> </w:t>
+      </w:r>
+      <w:proofErr w:type="spellStart"/>
+      <w:r>
+        <w:t>μέλλον</w:t>
+      </w:r>
+      <w:proofErr w:type="spellEnd"/>
+      <w:r>
+        <w:t xml:space="preserve"> </w:t>
+      </w:r>
+      <w:proofErr w:type="spellStart"/>
+      <w:r>
+        <w:t>της</w:t>
+      </w:r>
+      <w:proofErr w:type="spellEnd"/>
+      <w:r>
+        <w:t xml:space="preserve"> Mercedes </w:t>
+      </w:r>
+      <w:proofErr w:type="spellStart"/>
+      <w:r>
+        <w:t>στο</w:t>
+      </w:r>
+      <w:proofErr w:type="spellEnd"/>
+      <w:r>
+        <w:t xml:space="preserve"> </w:t>
+      </w:r>
+      <w:proofErr w:type="spellStart"/>
+      <w:r>
+        <w:t>σθένος</w:t>
+      </w:r>
+      <w:proofErr w:type="spellEnd"/>
+      <w:r>
+        <w:t xml:space="preserve"> </w:t>
+      </w:r>
+      <w:proofErr w:type="spellStart"/>
+      <w:r>
+        <w:t>ενός</w:t>
+      </w:r>
+      <w:proofErr w:type="spellEnd"/>
+      <w:r>
+        <w:t xml:space="preserve"> π</w:t>
+      </w:r>
+      <w:proofErr w:type="spellStart"/>
+      <w:r>
+        <w:t>ιτσιρικά</w:t>
+      </w:r>
+      <w:proofErr w:type="spellEnd"/>
+      <w:r>
+        <w:t>.</w:t>
       </w:r>
     </w:p>
     <w:p>
       <w:pPr>
         <w:pStyle w:val="Textbody"/>
       </w:pPr>
-      <w:r>
-        <w:t xml:space="preserve">Αντιθέτως, η Ferrari είχε απορρίψει τον πατέρα </w:t>
+      <w:proofErr w:type="spellStart"/>
+      <w:r>
+        <w:t>Αντιθέτως</w:t>
+      </w:r>
+      <w:proofErr w:type="spellEnd"/>
+      <w:r>
+        <w:t xml:space="preserve">, η Ferrari </w:t>
+      </w:r>
+      <w:proofErr w:type="spellStart"/>
+      <w:r>
+        <w:t>είχε</w:t>
+      </w:r>
+      <w:proofErr w:type="spellEnd"/>
+      <w:r>
+        <w:t xml:space="preserve"> απ</w:t>
+      </w:r>
+      <w:proofErr w:type="spellStart"/>
+      <w:r>
+        <w:t>ορρίψει</w:t>
+      </w:r>
+      <w:proofErr w:type="spellEnd"/>
+      <w:r>
+        <w:t xml:space="preserve"> </w:t>
+      </w:r>
+      <w:proofErr w:type="spellStart"/>
+      <w:r>
+        <w:t>τον</w:t>
+      </w:r>
+      <w:proofErr w:type="spellEnd"/>
+      <w:r>
+        <w:t xml:space="preserve"> πα</w:t>
+      </w:r>
+      <w:proofErr w:type="spellStart"/>
+      <w:r>
+        <w:t>τέρ</w:t>
+      </w:r>
+      <w:proofErr w:type="spellEnd"/>
+      <w:r>
+        <w:t xml:space="preserve">α </w:t>
       </w:r>
       <w:r>
         <w:rPr>
@@ -121,8 +840,237 @@
         </w:rPr>
         <w:t xml:space="preserve">του </w:t>
       </w:r>
-      <w:r>
-        <w:t>μερικά χρόνια πριν. Όπως θα έχετε αναρωτηθεί, ένας Ιταλός πιτσιρικάς με ταλέντο πώς καπαρώθηκε από τη Mercedes; Τότε ο Massimo Rivola (σημαντικό στέλεχος τότε της Ferrari) είχε εντοπίσει το “next big thing” και τον είχε κυριολεκτικά μπροστά τ</w:t>
+      <w:proofErr w:type="spellStart"/>
+      <w:r>
+        <w:t>μερικά</w:t>
+      </w:r>
+      <w:proofErr w:type="spellEnd"/>
+      <w:r>
+        <w:t xml:space="preserve"> </w:t>
+      </w:r>
+      <w:proofErr w:type="spellStart"/>
+      <w:r>
+        <w:t>χρόνι</w:t>
+      </w:r>
+      <w:proofErr w:type="spellEnd"/>
+      <w:r>
+        <w:t>α π</w:t>
+      </w:r>
+      <w:proofErr w:type="spellStart"/>
+      <w:r>
+        <w:t>ριν</w:t>
+      </w:r>
+      <w:proofErr w:type="spellEnd"/>
+      <w:r>
+        <w:t>. Όπ</w:t>
+      </w:r>
+      <w:proofErr w:type="spellStart"/>
+      <w:r>
+        <w:t>ως</w:t>
+      </w:r>
+      <w:proofErr w:type="spellEnd"/>
+      <w:r>
+        <w:t xml:space="preserve"> θα </w:t>
+      </w:r>
+      <w:proofErr w:type="spellStart"/>
+      <w:r>
+        <w:t>έχετε</w:t>
+      </w:r>
+      <w:proofErr w:type="spellEnd"/>
+      <w:r>
+        <w:t xml:space="preserve"> ανα</w:t>
+      </w:r>
+      <w:proofErr w:type="spellStart"/>
+      <w:r>
+        <w:t>ρωτηθεί</w:t>
+      </w:r>
+      <w:proofErr w:type="spellEnd"/>
+      <w:r>
+        <w:t xml:space="preserve">, </w:t>
+      </w:r>
+      <w:proofErr w:type="spellStart"/>
+      <w:r>
+        <w:t>έν</w:t>
+      </w:r>
+      <w:proofErr w:type="spellEnd"/>
+      <w:r>
+        <w:t xml:space="preserve">ας </w:t>
+      </w:r>
+      <w:proofErr w:type="spellStart"/>
+      <w:r>
+        <w:t>Ιτ</w:t>
+      </w:r>
+      <w:proofErr w:type="spellEnd"/>
+      <w:r>
+        <w:t>α</w:t>
+      </w:r>
+      <w:proofErr w:type="spellStart"/>
+      <w:r>
+        <w:t>λός</w:t>
+      </w:r>
+      <w:proofErr w:type="spellEnd"/>
+      <w:r>
+        <w:t xml:space="preserve"> π</w:t>
+      </w:r>
+      <w:proofErr w:type="spellStart"/>
+      <w:r>
+        <w:t>ιτσιρικάς</w:t>
+      </w:r>
+      <w:proofErr w:type="spellEnd"/>
+      <w:r>
+        <w:t xml:space="preserve"> </w:t>
+      </w:r>
+      <w:proofErr w:type="spellStart"/>
+      <w:r>
+        <w:t>με</w:t>
+      </w:r>
+      <w:proofErr w:type="spellEnd"/>
+      <w:r>
+        <w:t xml:space="preserve"> τα</w:t>
+      </w:r>
+      <w:proofErr w:type="spellStart"/>
+      <w:r>
+        <w:t>λέντο</w:t>
+      </w:r>
+      <w:proofErr w:type="spellEnd"/>
+      <w:r>
+        <w:t xml:space="preserve"> π</w:t>
+      </w:r>
+      <w:proofErr w:type="spellStart"/>
+      <w:r>
+        <w:t>ώς</w:t>
+      </w:r>
+      <w:proofErr w:type="spellEnd"/>
+      <w:r>
+        <w:t xml:space="preserve"> καπα</w:t>
+      </w:r>
+      <w:proofErr w:type="spellStart"/>
+      <w:r>
+        <w:t>ρώθηκε</w:t>
+      </w:r>
+      <w:proofErr w:type="spellEnd"/>
+      <w:r>
+        <w:t xml:space="preserve"> από </w:t>
+      </w:r>
+      <w:proofErr w:type="spellStart"/>
+      <w:r>
+        <w:t>τη</w:t>
+      </w:r>
+      <w:proofErr w:type="spellEnd"/>
+      <w:r>
+        <w:t xml:space="preserve"> Mercedes; </w:t>
+      </w:r>
+      <w:proofErr w:type="spellStart"/>
+      <w:r>
+        <w:t>Τότε</w:t>
+      </w:r>
+      <w:proofErr w:type="spellEnd"/>
+      <w:r>
+        <w:t xml:space="preserve"> ο Massimo Rivola (</w:t>
+      </w:r>
+      <w:proofErr w:type="spellStart"/>
+      <w:r>
+        <w:t>σημ</w:t>
+      </w:r>
+      <w:proofErr w:type="spellEnd"/>
+      <w:r>
+        <w:t>α</w:t>
+      </w:r>
+      <w:proofErr w:type="spellStart"/>
+      <w:r>
+        <w:t>ντικό</w:t>
+      </w:r>
+      <w:proofErr w:type="spellEnd"/>
+      <w:r>
+        <w:t xml:space="preserve"> </w:t>
+      </w:r>
+      <w:proofErr w:type="spellStart"/>
+      <w:r>
+        <w:t>στέλεχος</w:t>
+      </w:r>
+      <w:proofErr w:type="spellEnd"/>
+      <w:r>
+        <w:t xml:space="preserve"> </w:t>
+      </w:r>
+      <w:proofErr w:type="spellStart"/>
+      <w:r>
+        <w:t>τότε</w:t>
+      </w:r>
+      <w:proofErr w:type="spellEnd"/>
+      <w:r>
+        <w:t xml:space="preserve"> </w:t>
+      </w:r>
+      <w:proofErr w:type="spellStart"/>
+      <w:r>
+        <w:t>της</w:t>
+      </w:r>
+      <w:proofErr w:type="spellEnd"/>
+      <w:r>
+        <w:t xml:space="preserve"> Ferrari) </w:t>
+      </w:r>
+      <w:proofErr w:type="spellStart"/>
+      <w:r>
+        <w:t>είχε</w:t>
+      </w:r>
+      <w:proofErr w:type="spellEnd"/>
+      <w:r>
+        <w:t xml:space="preserve"> </w:t>
+      </w:r>
+      <w:proofErr w:type="spellStart"/>
+      <w:r>
+        <w:t>εντο</w:t>
+      </w:r>
+      <w:proofErr w:type="spellEnd"/>
+      <w:r>
+        <w:t>π</w:t>
+      </w:r>
+      <w:proofErr w:type="spellStart"/>
+      <w:r>
+        <w:t>ίσει</w:t>
+      </w:r>
+      <w:proofErr w:type="spellEnd"/>
+      <w:r>
+        <w:t xml:space="preserve"> </w:t>
+      </w:r>
+      <w:proofErr w:type="spellStart"/>
+      <w:r>
+        <w:t>το</w:t>
+      </w:r>
+      <w:proofErr w:type="spellEnd"/>
+      <w:r>
+        <w:t xml:space="preserve"> “next big thing” και </w:t>
+      </w:r>
+      <w:proofErr w:type="spellStart"/>
+      <w:r>
+        <w:t>τον</w:t>
+      </w:r>
+      <w:proofErr w:type="spellEnd"/>
+      <w:r>
+        <w:t xml:space="preserve"> </w:t>
+      </w:r>
+      <w:proofErr w:type="spellStart"/>
+      <w:r>
+        <w:t>είχε</w:t>
+      </w:r>
+      <w:proofErr w:type="spellEnd"/>
+      <w:r>
+        <w:t xml:space="preserve"> </w:t>
+      </w:r>
+      <w:proofErr w:type="spellStart"/>
+      <w:r>
+        <w:t>κυριολεκτικά</w:t>
+      </w:r>
+      <w:proofErr w:type="spellEnd"/>
+      <w:r>
+        <w:t xml:space="preserve"> μπ</w:t>
+      </w:r>
+      <w:proofErr w:type="spellStart"/>
+      <w:r>
+        <w:t>ροστά</w:t>
+      </w:r>
+      <w:proofErr w:type="spellEnd"/>
+      <w:r>
+        <w:t xml:space="preserve"> τ</w:t>
       </w:r>
       <w:r>
         <w:rPr>
@@ -131,15 +1079,132 @@
         <w:t>ου</w:t>
       </w:r>
       <w:r>
-        <w:t>. Όμως η Scuderia δεν ήθελε να δεσμευτεί από τόσο νωρίς, με τον Kimi να είναι μόλις 11 χρονών.</w:t>
+        <w:t xml:space="preserve">. </w:t>
+      </w:r>
+      <w:proofErr w:type="spellStart"/>
+      <w:r>
+        <w:t>Όμως</w:t>
+      </w:r>
+      <w:proofErr w:type="spellEnd"/>
+      <w:r>
+        <w:t xml:space="preserve"> η Scuderia </w:t>
+      </w:r>
+      <w:proofErr w:type="spellStart"/>
+      <w:r>
+        <w:t>δεν</w:t>
+      </w:r>
+      <w:proofErr w:type="spellEnd"/>
+      <w:r>
+        <w:t xml:space="preserve"> </w:t>
+      </w:r>
+      <w:proofErr w:type="spellStart"/>
+      <w:r>
+        <w:t>ήθελε</w:t>
+      </w:r>
+      <w:proofErr w:type="spellEnd"/>
+      <w:r>
+        <w:t xml:space="preserve"> να </w:t>
+      </w:r>
+      <w:proofErr w:type="spellStart"/>
+      <w:r>
+        <w:t>δεσμευτεί</w:t>
+      </w:r>
+      <w:proofErr w:type="spellEnd"/>
+      <w:r>
+        <w:t xml:space="preserve"> από </w:t>
+      </w:r>
+      <w:proofErr w:type="spellStart"/>
+      <w:r>
+        <w:t>τόσο</w:t>
+      </w:r>
+      <w:proofErr w:type="spellEnd"/>
+      <w:r>
+        <w:t xml:space="preserve"> </w:t>
+      </w:r>
+      <w:proofErr w:type="spellStart"/>
+      <w:r>
+        <w:t>νωρίς</w:t>
+      </w:r>
+      <w:proofErr w:type="spellEnd"/>
+      <w:r>
+        <w:t xml:space="preserve">, </w:t>
+      </w:r>
+      <w:proofErr w:type="spellStart"/>
+      <w:r>
+        <w:t>με</w:t>
+      </w:r>
+      <w:proofErr w:type="spellEnd"/>
+      <w:r>
+        <w:t xml:space="preserve"> </w:t>
+      </w:r>
+      <w:proofErr w:type="spellStart"/>
+      <w:r>
+        <w:t>τον</w:t>
+      </w:r>
+      <w:proofErr w:type="spellEnd"/>
+      <w:r>
+        <w:t xml:space="preserve"> Kimi να </w:t>
+      </w:r>
+      <w:proofErr w:type="spellStart"/>
+      <w:r>
+        <w:t>είν</w:t>
+      </w:r>
+      <w:proofErr w:type="spellEnd"/>
+      <w:r>
+        <w:t xml:space="preserve">αι </w:t>
+      </w:r>
+      <w:proofErr w:type="spellStart"/>
+      <w:r>
+        <w:t>μόλις</w:t>
+      </w:r>
+      <w:proofErr w:type="spellEnd"/>
+      <w:r>
+        <w:t xml:space="preserve"> 11 </w:t>
+      </w:r>
+      <w:proofErr w:type="spellStart"/>
+      <w:r>
+        <w:t>χρονών</w:t>
+      </w:r>
+      <w:proofErr w:type="spellEnd"/>
+      <w:r>
+        <w:t>.</w:t>
       </w:r>
     </w:p>
     <w:p>
       <w:pPr>
         <w:pStyle w:val="Textbody"/>
       </w:pPr>
-      <w:r>
-        <w:t xml:space="preserve">Χωρίς πρόγραμμα εξέλιξης </w:t>
+      <w:proofErr w:type="spellStart"/>
+      <w:r>
+        <w:t>Χωρίς</w:t>
+      </w:r>
+      <w:proofErr w:type="spellEnd"/>
+      <w:r>
+        <w:t xml:space="preserve"> π</w:t>
+      </w:r>
+      <w:proofErr w:type="spellStart"/>
+      <w:r>
+        <w:t>ρόγρ</w:t>
+      </w:r>
+      <w:proofErr w:type="spellEnd"/>
+      <w:r>
+        <w:t>α</w:t>
+      </w:r>
+      <w:proofErr w:type="spellStart"/>
+      <w:r>
+        <w:t>μμ</w:t>
+      </w:r>
+      <w:proofErr w:type="spellEnd"/>
+      <w:r>
+        <w:t xml:space="preserve">α </w:t>
+      </w:r>
+      <w:proofErr w:type="spellStart"/>
+      <w:r>
+        <w:t>εξέλιξης</w:t>
+      </w:r>
+      <w:proofErr w:type="spellEnd"/>
+      <w:r>
+        <w:t xml:space="preserve"> </w:t>
       </w:r>
       <w:r>
         <w:rPr>
@@ -148,19 +1213,287 @@
         <w:t>για τον ίδιο</w:t>
       </w:r>
       <w:r>
-        <w:t>, η Mercedes-AMG Petronas Formula One Team τον πήρε στο junior πρόγραμμα και του έδωσε πλήρη υποστήριξη και εξέλιξη σε karting, F4, F2 και… F1.</w:t>
+        <w:t xml:space="preserve">, η Mercedes-AMG Petronas Formula One Team </w:t>
+      </w:r>
+      <w:proofErr w:type="spellStart"/>
+      <w:r>
+        <w:t>τον</w:t>
+      </w:r>
+      <w:proofErr w:type="spellEnd"/>
+      <w:r>
+        <w:t xml:space="preserve"> π</w:t>
+      </w:r>
+      <w:proofErr w:type="spellStart"/>
+      <w:r>
+        <w:t>ήρε</w:t>
+      </w:r>
+      <w:proofErr w:type="spellEnd"/>
+      <w:r>
+        <w:t xml:space="preserve"> </w:t>
+      </w:r>
+      <w:proofErr w:type="spellStart"/>
+      <w:r>
+        <w:t>στο</w:t>
+      </w:r>
+      <w:proofErr w:type="spellEnd"/>
+      <w:r>
+        <w:t xml:space="preserve"> junior π</w:t>
+      </w:r>
+      <w:proofErr w:type="spellStart"/>
+      <w:r>
+        <w:t>ρόγρ</w:t>
+      </w:r>
+      <w:proofErr w:type="spellEnd"/>
+      <w:r>
+        <w:t>α</w:t>
+      </w:r>
+      <w:proofErr w:type="spellStart"/>
+      <w:r>
+        <w:t>μμ</w:t>
+      </w:r>
+      <w:proofErr w:type="spellEnd"/>
+      <w:r>
+        <w:t xml:space="preserve">α και </w:t>
+      </w:r>
+      <w:proofErr w:type="spellStart"/>
+      <w:r>
+        <w:t>του</w:t>
+      </w:r>
+      <w:proofErr w:type="spellEnd"/>
+      <w:r>
+        <w:t xml:space="preserve"> </w:t>
+      </w:r>
+      <w:proofErr w:type="spellStart"/>
+      <w:r>
+        <w:t>έδωσε</w:t>
+      </w:r>
+      <w:proofErr w:type="spellEnd"/>
+      <w:r>
+        <w:t xml:space="preserve"> π</w:t>
+      </w:r>
+      <w:proofErr w:type="spellStart"/>
+      <w:r>
+        <w:t>λήρη</w:t>
+      </w:r>
+      <w:proofErr w:type="spellEnd"/>
+      <w:r>
+        <w:t xml:space="preserve"> υπ</w:t>
+      </w:r>
+      <w:proofErr w:type="spellStart"/>
+      <w:r>
+        <w:t>οστήριξη</w:t>
+      </w:r>
+      <w:proofErr w:type="spellEnd"/>
+      <w:r>
+        <w:t xml:space="preserve"> και </w:t>
+      </w:r>
+      <w:proofErr w:type="spellStart"/>
+      <w:r>
+        <w:t>εξέλιξη</w:t>
+      </w:r>
+      <w:proofErr w:type="spellEnd"/>
+      <w:r>
+        <w:t xml:space="preserve"> </w:t>
+      </w:r>
+      <w:proofErr w:type="spellStart"/>
+      <w:r>
+        <w:t>σε</w:t>
+      </w:r>
+      <w:proofErr w:type="spellEnd"/>
+      <w:r>
+        <w:t xml:space="preserve"> karting, F4, F2 και… F1.</w:t>
       </w:r>
       <w:r>
         <w:br/>
-        <w:t>Αυτό ήταν το turning point της καριέρας του.</w:t>
+      </w:r>
+      <w:proofErr w:type="spellStart"/>
+      <w:r>
+        <w:t>Αυτό</w:t>
+      </w:r>
+      <w:proofErr w:type="spellEnd"/>
+      <w:r>
+        <w:t xml:space="preserve"> </w:t>
+      </w:r>
+      <w:proofErr w:type="spellStart"/>
+      <w:r>
+        <w:t>ήτ</w:t>
+      </w:r>
+      <w:proofErr w:type="spellEnd"/>
+      <w:r>
+        <w:t xml:space="preserve">αν </w:t>
+      </w:r>
+      <w:proofErr w:type="spellStart"/>
+      <w:r>
+        <w:t>το</w:t>
+      </w:r>
+      <w:proofErr w:type="spellEnd"/>
+      <w:r>
+        <w:t xml:space="preserve"> turning point </w:t>
+      </w:r>
+      <w:proofErr w:type="spellStart"/>
+      <w:r>
+        <w:t>της</w:t>
+      </w:r>
+      <w:proofErr w:type="spellEnd"/>
+      <w:r>
+        <w:t xml:space="preserve"> κα</w:t>
+      </w:r>
+      <w:proofErr w:type="spellStart"/>
+      <w:r>
+        <w:t>ριέρ</w:t>
+      </w:r>
+      <w:proofErr w:type="spellEnd"/>
+      <w:r>
+        <w:t xml:space="preserve">ας </w:t>
+      </w:r>
+      <w:proofErr w:type="spellStart"/>
+      <w:r>
+        <w:t>του</w:t>
+      </w:r>
+      <w:proofErr w:type="spellEnd"/>
+      <w:r>
+        <w:t>.</w:t>
       </w:r>
     </w:p>
     <w:p>
       <w:pPr>
         <w:pStyle w:val="Textbody"/>
       </w:pPr>
-      <w:r>
-        <w:t xml:space="preserve">Αυτά είναι όμως η αρχή… Τώρα η πένα γέμισε μελάνι και ξεκίνησε να γράφει. Το για πόσο θα γράφει είναι μία άλλη </w:t>
+      <w:proofErr w:type="spellStart"/>
+      <w:r>
+        <w:t>Αυτά</w:t>
+      </w:r>
+      <w:proofErr w:type="spellEnd"/>
+      <w:r>
+        <w:t xml:space="preserve"> </w:t>
+      </w:r>
+      <w:proofErr w:type="spellStart"/>
+      <w:r>
+        <w:t>είν</w:t>
+      </w:r>
+      <w:proofErr w:type="spellEnd"/>
+      <w:r>
+        <w:t xml:space="preserve">αι </w:t>
+      </w:r>
+      <w:proofErr w:type="spellStart"/>
+      <w:r>
+        <w:t>όμως</w:t>
+      </w:r>
+      <w:proofErr w:type="spellEnd"/>
+      <w:r>
+        <w:t xml:space="preserve"> η α</w:t>
+      </w:r>
+      <w:proofErr w:type="spellStart"/>
+      <w:r>
+        <w:t>ρχή</w:t>
+      </w:r>
+      <w:proofErr w:type="spellEnd"/>
+      <w:r>
+        <w:t xml:space="preserve">… </w:t>
+      </w:r>
+      <w:proofErr w:type="spellStart"/>
+      <w:r>
+        <w:t>Τώρ</w:t>
+      </w:r>
+      <w:proofErr w:type="spellEnd"/>
+      <w:r>
+        <w:t>α η π</w:t>
+      </w:r>
+      <w:proofErr w:type="spellStart"/>
+      <w:r>
+        <w:t>έν</w:t>
+      </w:r>
+      <w:proofErr w:type="spellEnd"/>
+      <w:r>
+        <w:t xml:space="preserve">α </w:t>
+      </w:r>
+      <w:proofErr w:type="spellStart"/>
+      <w:r>
+        <w:t>γέμισε</w:t>
+      </w:r>
+      <w:proofErr w:type="spellEnd"/>
+      <w:r>
+        <w:t xml:space="preserve"> </w:t>
+      </w:r>
+      <w:proofErr w:type="spellStart"/>
+      <w:r>
+        <w:t>μελάνι</w:t>
+      </w:r>
+      <w:proofErr w:type="spellEnd"/>
+      <w:r>
+        <w:t xml:space="preserve"> και </w:t>
+      </w:r>
+      <w:proofErr w:type="spellStart"/>
+      <w:r>
+        <w:t>ξεκίνησε</w:t>
+      </w:r>
+      <w:proofErr w:type="spellEnd"/>
+      <w:r>
+        <w:t xml:space="preserve"> να </w:t>
+      </w:r>
+      <w:proofErr w:type="spellStart"/>
+      <w:r>
+        <w:t>γράφει</w:t>
+      </w:r>
+      <w:proofErr w:type="spellEnd"/>
+      <w:r>
+        <w:t xml:space="preserve">. </w:t>
+      </w:r>
+      <w:proofErr w:type="spellStart"/>
+      <w:r>
+        <w:t>Το</w:t>
+      </w:r>
+      <w:proofErr w:type="spellEnd"/>
+      <w:r>
+        <w:t xml:space="preserve"> </w:t>
+      </w:r>
+      <w:proofErr w:type="spellStart"/>
+      <w:r>
+        <w:t>γι</w:t>
+      </w:r>
+      <w:proofErr w:type="spellEnd"/>
+      <w:r>
+        <w:t>α π</w:t>
+      </w:r>
+      <w:proofErr w:type="spellStart"/>
+      <w:r>
+        <w:t>όσο</w:t>
+      </w:r>
+      <w:proofErr w:type="spellEnd"/>
+      <w:r>
+        <w:t xml:space="preserve"> θα </w:t>
+      </w:r>
+      <w:proofErr w:type="spellStart"/>
+      <w:r>
+        <w:t>γράφει</w:t>
+      </w:r>
+      <w:proofErr w:type="spellEnd"/>
+      <w:r>
+        <w:t xml:space="preserve"> </w:t>
+      </w:r>
+      <w:proofErr w:type="spellStart"/>
+      <w:r>
+        <w:t>είν</w:t>
+      </w:r>
+      <w:proofErr w:type="spellEnd"/>
+      <w:r>
+        <w:t xml:space="preserve">αι </w:t>
+      </w:r>
+      <w:proofErr w:type="spellStart"/>
+      <w:r>
+        <w:t>μί</w:t>
+      </w:r>
+      <w:proofErr w:type="spellEnd"/>
+      <w:r>
+        <w:t xml:space="preserve">α </w:t>
+      </w:r>
+      <w:proofErr w:type="spellStart"/>
+      <w:r>
+        <w:t>άλλη</w:t>
+      </w:r>
+      <w:proofErr w:type="spellEnd"/>
+      <w:r>
+        <w:t xml:space="preserve"> </w:t>
       </w:r>
       <w:r>
         <w:rPr>
@@ -169,23 +1502,617 @@
         <w:t>μεταβλητή</w:t>
       </w:r>
       <w:r>
-        <w:t xml:space="preserve"> που θα τη δούμε στο επερχόμενο μέλλον.</w:t>
+        <w:t xml:space="preserve"> π</w:t>
+      </w:r>
+      <w:proofErr w:type="spellStart"/>
+      <w:r>
+        <w:t>ου</w:t>
+      </w:r>
+      <w:proofErr w:type="spellEnd"/>
+      <w:r>
+        <w:t xml:space="preserve"> θα </w:t>
+      </w:r>
+      <w:proofErr w:type="spellStart"/>
+      <w:r>
+        <w:t>τη</w:t>
+      </w:r>
+      <w:proofErr w:type="spellEnd"/>
+      <w:r>
+        <w:t xml:space="preserve"> </w:t>
+      </w:r>
+      <w:proofErr w:type="spellStart"/>
+      <w:r>
+        <w:t>δούμε</w:t>
+      </w:r>
+      <w:proofErr w:type="spellEnd"/>
+      <w:r>
+        <w:t xml:space="preserve"> </w:t>
+      </w:r>
+      <w:proofErr w:type="spellStart"/>
+      <w:r>
+        <w:t>στο</w:t>
+      </w:r>
+      <w:proofErr w:type="spellEnd"/>
+      <w:r>
+        <w:t xml:space="preserve"> επ</w:t>
+      </w:r>
+      <w:proofErr w:type="spellStart"/>
+      <w:r>
+        <w:t>ερχόμενο</w:t>
+      </w:r>
+      <w:proofErr w:type="spellEnd"/>
+      <w:r>
+        <w:t xml:space="preserve"> </w:t>
+      </w:r>
+      <w:proofErr w:type="spellStart"/>
+      <w:r>
+        <w:t>μέλλον</w:t>
+      </w:r>
+      <w:proofErr w:type="spellEnd"/>
+      <w:r>
+        <w:t>.</w:t>
       </w:r>
     </w:p>
     <w:p>
       <w:pPr>
         <w:pStyle w:val="Textbody"/>
       </w:pPr>
-      <w:r>
-        <w:t>Τώρα όμως… Η Suzuka τελείωσε και ο μικρός μακαρονάς έγινε ο νεότερος οδηγός που έχει προηγηθεί στο πρωτάθλημα της Formula 1. Στην απέναντι όχθη, ο George Russell δεν το ευχαριστήθηκε καθόλου. Ναι, όντως ο μικρός ευνοήθηκε από το SC, όμως ο ρυθμός του ήταν πραγματικά τρομερός.</w:t>
+      <w:proofErr w:type="spellStart"/>
+      <w:r>
+        <w:t>Τώρ</w:t>
+      </w:r>
+      <w:proofErr w:type="spellEnd"/>
+      <w:r>
+        <w:t xml:space="preserve">α </w:t>
+      </w:r>
+      <w:proofErr w:type="spellStart"/>
+      <w:r>
+        <w:t>όμως</w:t>
+      </w:r>
+      <w:proofErr w:type="spellEnd"/>
+      <w:r>
+        <w:t xml:space="preserve">… Η Suzuka </w:t>
+      </w:r>
+      <w:proofErr w:type="spellStart"/>
+      <w:r>
+        <w:t>τελείωσε</w:t>
+      </w:r>
+      <w:proofErr w:type="spellEnd"/>
+      <w:r>
+        <w:t xml:space="preserve"> και ο </w:t>
+      </w:r>
+      <w:proofErr w:type="spellStart"/>
+      <w:r>
+        <w:t>μικρός</w:t>
+      </w:r>
+      <w:proofErr w:type="spellEnd"/>
+      <w:r>
+        <w:t xml:space="preserve"> μακα</w:t>
+      </w:r>
+      <w:proofErr w:type="spellStart"/>
+      <w:r>
+        <w:t>ρονάς</w:t>
+      </w:r>
+      <w:proofErr w:type="spellEnd"/>
+      <w:r>
+        <w:t xml:space="preserve"> </w:t>
+      </w:r>
+      <w:proofErr w:type="spellStart"/>
+      <w:r>
+        <w:t>έγινε</w:t>
+      </w:r>
+      <w:proofErr w:type="spellEnd"/>
+      <w:r>
+        <w:t xml:space="preserve"> ο </w:t>
+      </w:r>
+      <w:proofErr w:type="spellStart"/>
+      <w:r>
+        <w:t>νεότερος</w:t>
+      </w:r>
+      <w:proofErr w:type="spellEnd"/>
+      <w:r>
+        <w:t xml:space="preserve"> </w:t>
+      </w:r>
+      <w:proofErr w:type="spellStart"/>
+      <w:r>
+        <w:t>οδηγός</w:t>
+      </w:r>
+      <w:proofErr w:type="spellEnd"/>
+      <w:r>
+        <w:t xml:space="preserve"> π</w:t>
+      </w:r>
+      <w:proofErr w:type="spellStart"/>
+      <w:r>
+        <w:t>ου</w:t>
+      </w:r>
+      <w:proofErr w:type="spellEnd"/>
+      <w:r>
+        <w:t xml:space="preserve"> </w:t>
+      </w:r>
+      <w:proofErr w:type="spellStart"/>
+      <w:r>
+        <w:t>έχει</w:t>
+      </w:r>
+      <w:proofErr w:type="spellEnd"/>
+      <w:r>
+        <w:t xml:space="preserve"> π</w:t>
+      </w:r>
+      <w:proofErr w:type="spellStart"/>
+      <w:r>
+        <w:t>ροηγηθεί</w:t>
+      </w:r>
+      <w:proofErr w:type="spellEnd"/>
+      <w:r>
+        <w:t xml:space="preserve"> </w:t>
+      </w:r>
+      <w:proofErr w:type="spellStart"/>
+      <w:r>
+        <w:t>στο</w:t>
+      </w:r>
+      <w:proofErr w:type="spellEnd"/>
+      <w:r>
+        <w:t xml:space="preserve"> π</w:t>
+      </w:r>
+      <w:proofErr w:type="spellStart"/>
+      <w:r>
+        <w:t>ρωτάθλημ</w:t>
+      </w:r>
+      <w:proofErr w:type="spellEnd"/>
+      <w:r>
+        <w:t xml:space="preserve">α </w:t>
+      </w:r>
+      <w:proofErr w:type="spellStart"/>
+      <w:r>
+        <w:t>της</w:t>
+      </w:r>
+      <w:proofErr w:type="spellEnd"/>
+      <w:r>
+        <w:t xml:space="preserve"> Formula 1. </w:t>
+      </w:r>
+      <w:proofErr w:type="spellStart"/>
+      <w:r>
+        <w:t>Στην</w:t>
+      </w:r>
+      <w:proofErr w:type="spellEnd"/>
+      <w:r>
+        <w:t xml:space="preserve"> απ</w:t>
+      </w:r>
+      <w:proofErr w:type="spellStart"/>
+      <w:r>
+        <w:t>έν</w:t>
+      </w:r>
+      <w:proofErr w:type="spellEnd"/>
+      <w:r>
+        <w:t>α</w:t>
+      </w:r>
+      <w:proofErr w:type="spellStart"/>
+      <w:r>
+        <w:t>ντι</w:t>
+      </w:r>
+      <w:proofErr w:type="spellEnd"/>
+      <w:r>
+        <w:t xml:space="preserve"> </w:t>
+      </w:r>
+      <w:proofErr w:type="spellStart"/>
+      <w:r>
+        <w:t>όχθη</w:t>
+      </w:r>
+      <w:proofErr w:type="spellEnd"/>
+      <w:r>
+        <w:t xml:space="preserve">, ο George Russell </w:t>
+      </w:r>
+      <w:proofErr w:type="spellStart"/>
+      <w:r>
+        <w:t>δεν</w:t>
+      </w:r>
+      <w:proofErr w:type="spellEnd"/>
+      <w:r>
+        <w:t xml:space="preserve"> </w:t>
+      </w:r>
+      <w:proofErr w:type="spellStart"/>
+      <w:r>
+        <w:t>το</w:t>
+      </w:r>
+      <w:proofErr w:type="spellEnd"/>
+      <w:r>
+        <w:t xml:space="preserve"> </w:t>
+      </w:r>
+      <w:proofErr w:type="spellStart"/>
+      <w:r>
+        <w:t>ευχ</w:t>
+      </w:r>
+      <w:proofErr w:type="spellEnd"/>
+      <w:r>
+        <w:t>α</w:t>
+      </w:r>
+      <w:proofErr w:type="spellStart"/>
+      <w:r>
+        <w:t>ριστήθηκε</w:t>
+      </w:r>
+      <w:proofErr w:type="spellEnd"/>
+      <w:r>
+        <w:t xml:space="preserve"> κα</w:t>
+      </w:r>
+      <w:proofErr w:type="spellStart"/>
+      <w:r>
+        <w:t>θόλου</w:t>
+      </w:r>
+      <w:proofErr w:type="spellEnd"/>
+      <w:r>
+        <w:t xml:space="preserve">. Ναι, </w:t>
+      </w:r>
+      <w:proofErr w:type="spellStart"/>
+      <w:r>
+        <w:t>όντως</w:t>
+      </w:r>
+      <w:proofErr w:type="spellEnd"/>
+      <w:r>
+        <w:t xml:space="preserve"> ο </w:t>
+      </w:r>
+      <w:proofErr w:type="spellStart"/>
+      <w:r>
+        <w:t>μικρός</w:t>
+      </w:r>
+      <w:proofErr w:type="spellEnd"/>
+      <w:r>
+        <w:t xml:space="preserve"> </w:t>
+      </w:r>
+      <w:proofErr w:type="spellStart"/>
+      <w:r>
+        <w:t>ευνοήθηκε</w:t>
+      </w:r>
+      <w:proofErr w:type="spellEnd"/>
+      <w:r>
+        <w:t xml:space="preserve"> από </w:t>
+      </w:r>
+      <w:proofErr w:type="spellStart"/>
+      <w:r>
+        <w:t>το</w:t>
+      </w:r>
+      <w:proofErr w:type="spellEnd"/>
+      <w:r>
+        <w:t xml:space="preserve"> SC, </w:t>
+      </w:r>
+      <w:proofErr w:type="spellStart"/>
+      <w:r>
+        <w:t>όμως</w:t>
+      </w:r>
+      <w:proofErr w:type="spellEnd"/>
+      <w:r>
+        <w:t xml:space="preserve"> ο </w:t>
+      </w:r>
+      <w:proofErr w:type="spellStart"/>
+      <w:r>
+        <w:t>ρυθμός</w:t>
+      </w:r>
+      <w:proofErr w:type="spellEnd"/>
+      <w:r>
+        <w:t xml:space="preserve"> </w:t>
+      </w:r>
+      <w:proofErr w:type="spellStart"/>
+      <w:r>
+        <w:t>του</w:t>
+      </w:r>
+      <w:proofErr w:type="spellEnd"/>
+      <w:r>
+        <w:t xml:space="preserve"> </w:t>
+      </w:r>
+      <w:proofErr w:type="spellStart"/>
+      <w:r>
+        <w:t>ήτ</w:t>
+      </w:r>
+      <w:proofErr w:type="spellEnd"/>
+      <w:r>
+        <w:t>αν πρα</w:t>
+      </w:r>
+      <w:proofErr w:type="spellStart"/>
+      <w:r>
+        <w:t>γμ</w:t>
+      </w:r>
+      <w:proofErr w:type="spellEnd"/>
+      <w:r>
+        <w:t>α</w:t>
+      </w:r>
+      <w:proofErr w:type="spellStart"/>
+      <w:r>
+        <w:t>τικά</w:t>
+      </w:r>
+      <w:proofErr w:type="spellEnd"/>
+      <w:r>
+        <w:t xml:space="preserve"> </w:t>
+      </w:r>
+      <w:proofErr w:type="spellStart"/>
+      <w:r>
+        <w:t>τρομερός</w:t>
+      </w:r>
+      <w:proofErr w:type="spellEnd"/>
+      <w:r>
+        <w:t>.</w:t>
       </w:r>
     </w:p>
     <w:p>
       <w:pPr>
         <w:pStyle w:val="Textbody"/>
       </w:pPr>
-      <w:r>
-        <w:t xml:space="preserve">Στο δια ταύτα τώρα. Πού έκανε τη διαφορά από τον παλέμαχο Μπαρμπα-Γιώργη; (Σε όλο αυτό να ενημερώσουμε ότι ο George Russell αντιμετώπισε προβλήματα στην ανάρτηση και απλώς έπρεπε να προσαρμοστεί σε αυτό το πρόβλημα) </w:t>
+      <w:proofErr w:type="spellStart"/>
+      <w:r>
+        <w:t>Στο</w:t>
+      </w:r>
+      <w:proofErr w:type="spellEnd"/>
+      <w:r>
+        <w:t xml:space="preserve"> </w:t>
+      </w:r>
+      <w:proofErr w:type="spellStart"/>
+      <w:r>
+        <w:t>δι</w:t>
+      </w:r>
+      <w:proofErr w:type="spellEnd"/>
+      <w:r>
+        <w:t>α τα</w:t>
+      </w:r>
+      <w:proofErr w:type="spellStart"/>
+      <w:r>
+        <w:t>ύτ</w:t>
+      </w:r>
+      <w:proofErr w:type="spellEnd"/>
+      <w:r>
+        <w:t xml:space="preserve">α </w:t>
+      </w:r>
+      <w:proofErr w:type="spellStart"/>
+      <w:r>
+        <w:t>τώρ</w:t>
+      </w:r>
+      <w:proofErr w:type="spellEnd"/>
+      <w:r>
+        <w:t xml:space="preserve">α. </w:t>
+      </w:r>
+      <w:proofErr w:type="spellStart"/>
+      <w:r>
+        <w:t>Πού</w:t>
+      </w:r>
+      <w:proofErr w:type="spellEnd"/>
+      <w:r>
+        <w:t xml:space="preserve"> </w:t>
+      </w:r>
+      <w:proofErr w:type="spellStart"/>
+      <w:r>
+        <w:t>έκ</w:t>
+      </w:r>
+      <w:proofErr w:type="spellEnd"/>
+      <w:r>
+        <w:t>α</w:t>
+      </w:r>
+      <w:proofErr w:type="spellStart"/>
+      <w:r>
+        <w:t>νε</w:t>
+      </w:r>
+      <w:proofErr w:type="spellEnd"/>
+      <w:r>
+        <w:t xml:space="preserve"> </w:t>
+      </w:r>
+      <w:proofErr w:type="spellStart"/>
+      <w:r>
+        <w:t>τη</w:t>
+      </w:r>
+      <w:proofErr w:type="spellEnd"/>
+      <w:r>
+        <w:t xml:space="preserve"> </w:t>
+      </w:r>
+      <w:proofErr w:type="spellStart"/>
+      <w:r>
+        <w:t>δι</w:t>
+      </w:r>
+      <w:proofErr w:type="spellEnd"/>
+      <w:r>
+        <w:t>α</w:t>
+      </w:r>
+      <w:proofErr w:type="spellStart"/>
+      <w:r>
+        <w:t>φορά</w:t>
+      </w:r>
+      <w:proofErr w:type="spellEnd"/>
+      <w:r>
+        <w:t xml:space="preserve"> από </w:t>
+      </w:r>
+      <w:proofErr w:type="spellStart"/>
+      <w:r>
+        <w:t>τον</w:t>
+      </w:r>
+      <w:proofErr w:type="spellEnd"/>
+      <w:r>
+        <w:t xml:space="preserve"> πα</w:t>
+      </w:r>
+      <w:proofErr w:type="spellStart"/>
+      <w:r>
+        <w:t>λέμ</w:t>
+      </w:r>
+      <w:proofErr w:type="spellEnd"/>
+      <w:r>
+        <w:t>α</w:t>
+      </w:r>
+      <w:proofErr w:type="spellStart"/>
+      <w:r>
+        <w:t>χο</w:t>
+      </w:r>
+      <w:proofErr w:type="spellEnd"/>
+      <w:r>
+        <w:t xml:space="preserve"> Μπα</w:t>
+      </w:r>
+      <w:proofErr w:type="spellStart"/>
+      <w:r>
+        <w:t>ρμ</w:t>
+      </w:r>
+      <w:proofErr w:type="spellEnd"/>
+      <w:r>
+        <w:t>πα-</w:t>
+      </w:r>
+      <w:proofErr w:type="spellStart"/>
+      <w:r>
+        <w:t>Γιώργη</w:t>
+      </w:r>
+      <w:proofErr w:type="spellEnd"/>
+      <w:r>
+        <w:t>; (</w:t>
+      </w:r>
+      <w:proofErr w:type="spellStart"/>
+      <w:r>
+        <w:t>Σε</w:t>
+      </w:r>
+      <w:proofErr w:type="spellEnd"/>
+      <w:r>
+        <w:t xml:space="preserve"> </w:t>
+      </w:r>
+      <w:proofErr w:type="spellStart"/>
+      <w:r>
+        <w:t>όλο</w:t>
+      </w:r>
+      <w:proofErr w:type="spellEnd"/>
+      <w:r>
+        <w:t xml:space="preserve"> α</w:t>
+      </w:r>
+      <w:proofErr w:type="spellStart"/>
+      <w:r>
+        <w:t>υτό</w:t>
+      </w:r>
+      <w:proofErr w:type="spellEnd"/>
+      <w:r>
+        <w:t xml:space="preserve"> να </w:t>
+      </w:r>
+      <w:proofErr w:type="spellStart"/>
+      <w:r>
+        <w:t>ενημερώσουμε</w:t>
+      </w:r>
+      <w:proofErr w:type="spellEnd"/>
+      <w:r>
+        <w:t xml:space="preserve"> </w:t>
+      </w:r>
+      <w:proofErr w:type="spellStart"/>
+      <w:r>
+        <w:t>ότι</w:t>
+      </w:r>
+      <w:proofErr w:type="spellEnd"/>
+      <w:r>
+        <w:t xml:space="preserve"> ο George Russell α</w:t>
+      </w:r>
+      <w:proofErr w:type="spellStart"/>
+      <w:r>
+        <w:t>ντιμετώ</w:t>
+      </w:r>
+      <w:proofErr w:type="spellEnd"/>
+      <w:r>
+        <w:t>π</w:t>
+      </w:r>
+      <w:proofErr w:type="spellStart"/>
+      <w:r>
+        <w:t>ισε</w:t>
+      </w:r>
+      <w:proofErr w:type="spellEnd"/>
+      <w:r>
+        <w:t xml:space="preserve"> π</w:t>
+      </w:r>
+      <w:proofErr w:type="spellStart"/>
+      <w:r>
+        <w:t>ρο</w:t>
+      </w:r>
+      <w:proofErr w:type="spellEnd"/>
+      <w:r>
+        <w:t>β</w:t>
+      </w:r>
+      <w:proofErr w:type="spellStart"/>
+      <w:r>
+        <w:t>λήμ</w:t>
+      </w:r>
+      <w:proofErr w:type="spellEnd"/>
+      <w:r>
+        <w:t xml:space="preserve">ατα </w:t>
+      </w:r>
+      <w:proofErr w:type="spellStart"/>
+      <w:r>
+        <w:t>στην</w:t>
+      </w:r>
+      <w:proofErr w:type="spellEnd"/>
+      <w:r>
+        <w:t xml:space="preserve"> α</w:t>
+      </w:r>
+      <w:proofErr w:type="spellStart"/>
+      <w:r>
+        <w:t>νάρτηση</w:t>
+      </w:r>
+      <w:proofErr w:type="spellEnd"/>
+      <w:r>
+        <w:t xml:space="preserve"> και απ</w:t>
+      </w:r>
+      <w:proofErr w:type="spellStart"/>
+      <w:r>
+        <w:t>λώς</w:t>
+      </w:r>
+      <w:proofErr w:type="spellEnd"/>
+      <w:r>
+        <w:t xml:space="preserve"> έπ</w:t>
+      </w:r>
+      <w:proofErr w:type="spellStart"/>
+      <w:r>
+        <w:t>ρε</w:t>
+      </w:r>
+      <w:proofErr w:type="spellEnd"/>
+      <w:r>
+        <w:t>πε να π</w:t>
+      </w:r>
+      <w:proofErr w:type="spellStart"/>
+      <w:r>
+        <w:t>ροσ</w:t>
+      </w:r>
+      <w:proofErr w:type="spellEnd"/>
+      <w:r>
+        <w:t>α</w:t>
+      </w:r>
+      <w:proofErr w:type="spellStart"/>
+      <w:r>
+        <w:t>ρμοστεί</w:t>
+      </w:r>
+      <w:proofErr w:type="spellEnd"/>
+      <w:r>
+        <w:t xml:space="preserve"> </w:t>
+      </w:r>
+      <w:proofErr w:type="spellStart"/>
+      <w:r>
+        <w:t>σε</w:t>
+      </w:r>
+      <w:proofErr w:type="spellEnd"/>
+      <w:r>
+        <w:t xml:space="preserve"> α</w:t>
+      </w:r>
+      <w:proofErr w:type="spellStart"/>
+      <w:r>
+        <w:t>υτό</w:t>
+      </w:r>
+      <w:proofErr w:type="spellEnd"/>
+      <w:r>
+        <w:t xml:space="preserve"> </w:t>
+      </w:r>
+      <w:proofErr w:type="spellStart"/>
+      <w:r>
+        <w:t>το</w:t>
+      </w:r>
+      <w:proofErr w:type="spellEnd"/>
+      <w:r>
+        <w:t xml:space="preserve"> π</w:t>
+      </w:r>
+      <w:proofErr w:type="spellStart"/>
+      <w:r>
+        <w:t>ρό</w:t>
+      </w:r>
+      <w:proofErr w:type="spellEnd"/>
+      <w:r>
+        <w:t>β</w:t>
+      </w:r>
+      <w:proofErr w:type="spellStart"/>
+      <w:r>
+        <w:t>λημ</w:t>
+      </w:r>
+      <w:proofErr w:type="spellEnd"/>
+      <w:r>
+        <w:t xml:space="preserve">α) </w:t>
       </w:r>
       <w:r>
         <w:rPr>
@@ -194,7 +2121,39 @@
         <w:t>μ</w:t>
       </w:r>
       <w:r>
-        <w:t>ε βάση τις δηλώσεις του.</w:t>
+        <w:t>ε β</w:t>
+      </w:r>
+      <w:proofErr w:type="spellStart"/>
+      <w:r>
+        <w:t>άση</w:t>
+      </w:r>
+      <w:proofErr w:type="spellEnd"/>
+      <w:r>
+        <w:t xml:space="preserve"> </w:t>
+      </w:r>
+      <w:proofErr w:type="spellStart"/>
+      <w:r>
+        <w:t>τις</w:t>
+      </w:r>
+      <w:proofErr w:type="spellEnd"/>
+      <w:r>
+        <w:t xml:space="preserve"> </w:t>
+      </w:r>
+      <w:proofErr w:type="spellStart"/>
+      <w:r>
+        <w:t>δηλώσεις</w:t>
+      </w:r>
+      <w:proofErr w:type="spellEnd"/>
+      <w:r>
+        <w:t xml:space="preserve"> </w:t>
+      </w:r>
+      <w:proofErr w:type="spellStart"/>
+      <w:r>
+        <w:t>του</w:t>
+      </w:r>
+      <w:proofErr w:type="spellEnd"/>
+      <w:r>
+        <w:t>.</w:t>
       </w:r>
     </w:p>
     <w:p>
@@ -207,28 +2166,799 @@
         <w:pStyle w:val="Textbody"/>
       </w:pPr>
       <w:r>
-        <w:t>&lt;iframe src="https://georgiosbalatzis.github.io/ghostcar/?y=2026&amp;mk=1281&amp;sk=11249&amp;d1=12&amp;d2=63&amp;l1=11&amp;l2=17&amp;embed=1" width="100%" height="650" frameborder="0" style="border-radius:12px;border:1px solid #E1060033;background:#15151e" allowfullscreen loading="lazy"&gt;&lt;/iframe&gt;</w:t>
+        <w:t>&lt;</w:t>
+      </w:r>
+      <w:proofErr w:type="spellStart"/>
+      <w:r>
+        <w:t>iframe</w:t>
+      </w:r>
+      <w:proofErr w:type="spellEnd"/>
+      <w:r>
+        <w:t xml:space="preserve"> src="https://georgiosbalatzis.github.io/ghostcar/?y=2026&amp;mk=1281&amp;sk=11249&amp;d1=12&amp;d2=63&amp;l1=11&amp;l2=17&amp;embed=1" width="100%" height="650" frameborder="0" style="border-radius:12</w:t>
+      </w:r>
+      <w:proofErr w:type="gramStart"/>
+      <w:r>
+        <w:t>px;border</w:t>
+      </w:r>
+      <w:proofErr w:type="gramEnd"/>
+      <w:r>
+        <w:t>:1px solid #E</w:t>
+      </w:r>
+      <w:proofErr w:type="gramStart"/>
+      <w:r>
+        <w:t>1060033;background</w:t>
+      </w:r>
+      <w:proofErr w:type="gramEnd"/>
+      <w:r>
+        <w:t xml:space="preserve">:#15151e" </w:t>
+      </w:r>
+      <w:proofErr w:type="spellStart"/>
+      <w:r>
+        <w:t>allowfullscreen</w:t>
+      </w:r>
+      <w:proofErr w:type="spellEnd"/>
+      <w:r>
+        <w:t xml:space="preserve"> loading="lazy"&gt;&lt;/</w:t>
+      </w:r>
+      <w:proofErr w:type="spellStart"/>
+      <w:r>
+        <w:t>iframe</w:t>
+      </w:r>
+      <w:proofErr w:type="spellEnd"/>
+      <w:r>
+        <w:t>&gt;</w:t>
       </w:r>
     </w:p>
     <w:p>
       <w:pPr>
         <w:pStyle w:val="Textbody"/>
       </w:pPr>
+      <w:proofErr w:type="spellStart"/>
+      <w:r>
+        <w:lastRenderedPageBreak/>
+        <w:t>Στο</w:t>
+      </w:r>
+      <w:proofErr w:type="spellEnd"/>
+      <w:r>
+        <w:t xml:space="preserve"> π</w:t>
+      </w:r>
+      <w:proofErr w:type="spellStart"/>
+      <w:r>
+        <w:t>ρώτο</w:t>
+      </w:r>
+      <w:proofErr w:type="spellEnd"/>
+      <w:r>
+        <w:t xml:space="preserve"> </w:t>
+      </w:r>
+      <w:proofErr w:type="spellStart"/>
+      <w:r>
+        <w:t>κομμάτι</w:t>
+      </w:r>
+      <w:proofErr w:type="spellEnd"/>
+      <w:r>
+        <w:t xml:space="preserve">, ο Kimi </w:t>
+      </w:r>
+      <w:proofErr w:type="spellStart"/>
+      <w:r>
+        <w:t>ήτ</w:t>
+      </w:r>
+      <w:proofErr w:type="spellEnd"/>
+      <w:r>
+        <w:t xml:space="preserve">αν </w:t>
+      </w:r>
+      <w:proofErr w:type="spellStart"/>
+      <w:r>
+        <w:t>έν</w:t>
+      </w:r>
+      <w:proofErr w:type="spellEnd"/>
+      <w:r>
+        <w:t xml:space="preserve">ας smooth operator, </w:t>
+      </w:r>
+      <w:proofErr w:type="spellStart"/>
+      <w:r>
+        <w:t>με</w:t>
+      </w:r>
+      <w:proofErr w:type="spellEnd"/>
+      <w:r>
+        <w:t xml:space="preserve"> απα</w:t>
+      </w:r>
+      <w:proofErr w:type="spellStart"/>
+      <w:r>
+        <w:t>λές</w:t>
+      </w:r>
+      <w:proofErr w:type="spellEnd"/>
+      <w:r>
+        <w:t xml:space="preserve"> </w:t>
+      </w:r>
+      <w:proofErr w:type="spellStart"/>
+      <w:r>
+        <w:t>κινήσεις</w:t>
+      </w:r>
+      <w:proofErr w:type="spellEnd"/>
+      <w:r>
+        <w:t xml:space="preserve"> </w:t>
+      </w:r>
+      <w:proofErr w:type="spellStart"/>
+      <w:r>
+        <w:t>στο</w:t>
+      </w:r>
+      <w:proofErr w:type="spellEnd"/>
+      <w:r>
+        <w:t xml:space="preserve"> </w:t>
+      </w:r>
+      <w:proofErr w:type="spellStart"/>
+      <w:r>
+        <w:t>γκάζι</w:t>
+      </w:r>
+      <w:proofErr w:type="spellEnd"/>
+      <w:r>
+        <w:t xml:space="preserve"> και </w:t>
+      </w:r>
+      <w:proofErr w:type="spellStart"/>
+      <w:r>
+        <w:t>μί</w:t>
+      </w:r>
+      <w:proofErr w:type="spellEnd"/>
+      <w:r>
+        <w:t xml:space="preserve">α smooth </w:t>
+      </w:r>
+      <w:proofErr w:type="spellStart"/>
+      <w:r>
+        <w:t>συμ</w:t>
+      </w:r>
+      <w:proofErr w:type="spellEnd"/>
+      <w:r>
+        <w:t>π</w:t>
+      </w:r>
+      <w:proofErr w:type="spellStart"/>
+      <w:r>
+        <w:t>εριφορά</w:t>
+      </w:r>
+      <w:proofErr w:type="spellEnd"/>
+      <w:r>
+        <w:t xml:space="preserve">, </w:t>
+      </w:r>
+      <w:proofErr w:type="spellStart"/>
+      <w:r>
+        <w:t>σε</w:t>
+      </w:r>
+      <w:proofErr w:type="spellEnd"/>
+      <w:r>
+        <w:t xml:space="preserve"> </w:t>
+      </w:r>
+      <w:proofErr w:type="spellStart"/>
+      <w:r>
+        <w:t>σχέση</w:t>
+      </w:r>
+      <w:proofErr w:type="spellEnd"/>
+      <w:r>
+        <w:t xml:space="preserve"> </w:t>
+      </w:r>
+      <w:proofErr w:type="spellStart"/>
+      <w:r>
+        <w:t>με</w:t>
+      </w:r>
+      <w:proofErr w:type="spellEnd"/>
+      <w:r>
+        <w:t xml:space="preserve"> </w:t>
+      </w:r>
+      <w:proofErr w:type="spellStart"/>
+      <w:r>
+        <w:t>τον</w:t>
+      </w:r>
+      <w:proofErr w:type="spellEnd"/>
+      <w:r>
+        <w:t xml:space="preserve"> </w:t>
+      </w:r>
+      <w:proofErr w:type="spellStart"/>
+      <w:r>
+        <w:t>ομόστ</w:t>
+      </w:r>
+      <w:proofErr w:type="spellEnd"/>
+      <w:r>
+        <w:t>αβ</w:t>
+      </w:r>
+      <w:proofErr w:type="spellStart"/>
+      <w:r>
+        <w:t>λό</w:t>
+      </w:r>
+      <w:proofErr w:type="spellEnd"/>
+      <w:r>
+        <w:t xml:space="preserve"> </w:t>
+      </w:r>
+      <w:proofErr w:type="spellStart"/>
+      <w:r>
+        <w:t>του</w:t>
+      </w:r>
+      <w:proofErr w:type="spellEnd"/>
+      <w:r>
+        <w:t>, ο οπ</w:t>
+      </w:r>
+      <w:proofErr w:type="spellStart"/>
+      <w:r>
+        <w:t>οίος</w:t>
+      </w:r>
+      <w:proofErr w:type="spellEnd"/>
+      <w:r>
+        <w:t xml:space="preserve"> </w:t>
+      </w:r>
+      <w:proofErr w:type="spellStart"/>
+      <w:r>
+        <w:t>είχε</w:t>
+      </w:r>
+      <w:proofErr w:type="spellEnd"/>
+      <w:r>
+        <w:t xml:space="preserve"> </w:t>
+      </w:r>
+      <w:proofErr w:type="spellStart"/>
+      <w:r>
+        <w:t>μικρά</w:t>
+      </w:r>
+      <w:proofErr w:type="spellEnd"/>
+      <w:r>
+        <w:t xml:space="preserve"> lift </w:t>
+      </w:r>
+      <w:proofErr w:type="spellStart"/>
+      <w:r>
+        <w:t>στο</w:t>
+      </w:r>
+      <w:proofErr w:type="spellEnd"/>
+      <w:r>
+        <w:t xml:space="preserve"> </w:t>
+      </w:r>
+      <w:proofErr w:type="spellStart"/>
+      <w:r>
+        <w:t>γκάζι</w:t>
+      </w:r>
+      <w:proofErr w:type="spellEnd"/>
+      <w:r>
+        <w:t xml:space="preserve">, </w:t>
+      </w:r>
+      <w:proofErr w:type="spellStart"/>
+      <w:r>
+        <w:t>χάνοντ</w:t>
+      </w:r>
+      <w:proofErr w:type="spellEnd"/>
+      <w:r>
+        <w:t xml:space="preserve">ας </w:t>
+      </w:r>
+      <w:proofErr w:type="spellStart"/>
+      <w:r>
+        <w:t>λίγη</w:t>
+      </w:r>
+      <w:proofErr w:type="spellEnd"/>
+      <w:r>
+        <w:t xml:space="preserve"> τα</w:t>
+      </w:r>
+      <w:proofErr w:type="spellStart"/>
+      <w:r>
+        <w:t>χύτητ</w:t>
+      </w:r>
+      <w:proofErr w:type="spellEnd"/>
+      <w:r>
+        <w:t xml:space="preserve">α </w:t>
+      </w:r>
+      <w:proofErr w:type="spellStart"/>
+      <w:r>
+        <w:t>στις</w:t>
+      </w:r>
+      <w:proofErr w:type="spellEnd"/>
+      <w:r>
+        <w:t xml:space="preserve"> α</w:t>
+      </w:r>
+      <w:proofErr w:type="spellStart"/>
+      <w:r>
+        <w:t>λλ</w:t>
+      </w:r>
+      <w:proofErr w:type="spellEnd"/>
+      <w:r>
+        <w:t>α</w:t>
+      </w:r>
+      <w:proofErr w:type="spellStart"/>
+      <w:r>
+        <w:t>γές</w:t>
+      </w:r>
+      <w:proofErr w:type="spellEnd"/>
+      <w:r>
+        <w:t xml:space="preserve"> κα</w:t>
+      </w:r>
+      <w:proofErr w:type="spellStart"/>
+      <w:r>
+        <w:t>τεύθυνσης</w:t>
+      </w:r>
+      <w:proofErr w:type="spellEnd"/>
+      <w:r>
+        <w:t>.</w:t>
+      </w:r>
     </w:p>
     <w:p>
       <w:pPr>
         <w:pStyle w:val="Textbody"/>
       </w:pPr>
-      <w:r>
-        <w:t>Στο πρώτο κομμάτι, ο Kimi ήταν ένας smooth operator, με απαλές κινήσεις στο γκάζι και μία smooth συμπεριφορά, σε σχέση με τον ομόσταβλό του, ο οποίος είχε μικρά lift στο γκάζι, χάνοντας λίγη ταχύτητα στις αλλαγές κατεύθυνσης.</w:t>
+      <w:proofErr w:type="spellStart"/>
+      <w:r>
+        <w:t>Στο</w:t>
+      </w:r>
+      <w:proofErr w:type="spellEnd"/>
+      <w:r>
+        <w:t xml:space="preserve"> Sector 2 </w:t>
+      </w:r>
+      <w:proofErr w:type="spellStart"/>
+      <w:r>
+        <w:t>είχ</w:t>
+      </w:r>
+      <w:proofErr w:type="spellEnd"/>
+      <w:r>
+        <w:t>α</w:t>
+      </w:r>
+      <w:proofErr w:type="spellStart"/>
+      <w:r>
+        <w:t>με</w:t>
+      </w:r>
+      <w:proofErr w:type="spellEnd"/>
+      <w:r>
+        <w:t xml:space="preserve"> </w:t>
+      </w:r>
+      <w:proofErr w:type="spellStart"/>
+      <w:r>
+        <w:t>τις</w:t>
+      </w:r>
+      <w:proofErr w:type="spellEnd"/>
+      <w:r>
+        <w:t xml:space="preserve"> </w:t>
+      </w:r>
+      <w:proofErr w:type="spellStart"/>
+      <w:r>
+        <w:t>μικρότερες</w:t>
+      </w:r>
+      <w:proofErr w:type="spellEnd"/>
+      <w:r>
+        <w:t xml:space="preserve"> </w:t>
+      </w:r>
+      <w:proofErr w:type="spellStart"/>
+      <w:r>
+        <w:t>δι</w:t>
+      </w:r>
+      <w:proofErr w:type="spellEnd"/>
+      <w:r>
+        <w:t>α</w:t>
+      </w:r>
+      <w:proofErr w:type="spellStart"/>
+      <w:r>
+        <w:t>φορές</w:t>
+      </w:r>
+      <w:proofErr w:type="spellEnd"/>
+      <w:r>
+        <w:t xml:space="preserve"> </w:t>
+      </w:r>
+      <w:proofErr w:type="spellStart"/>
+      <w:r>
+        <w:t>μετ</w:t>
+      </w:r>
+      <w:proofErr w:type="spellEnd"/>
+      <w:r>
+        <w:t>α</w:t>
+      </w:r>
+      <w:proofErr w:type="spellStart"/>
+      <w:r>
+        <w:t>ξύ</w:t>
+      </w:r>
+      <w:proofErr w:type="spellEnd"/>
+      <w:r>
+        <w:t xml:space="preserve"> </w:t>
+      </w:r>
+      <w:proofErr w:type="spellStart"/>
+      <w:r>
+        <w:t>τους</w:t>
+      </w:r>
+      <w:proofErr w:type="spellEnd"/>
+      <w:r>
+        <w:t xml:space="preserve">. Ο Russell </w:t>
+      </w:r>
+      <w:proofErr w:type="spellStart"/>
+      <w:r>
+        <w:t>έμ</w:t>
+      </w:r>
+      <w:proofErr w:type="spellEnd"/>
+      <w:r>
+        <w:t>πα</w:t>
+      </w:r>
+      <w:proofErr w:type="spellStart"/>
+      <w:r>
+        <w:t>ινε</w:t>
+      </w:r>
+      <w:proofErr w:type="spellEnd"/>
+      <w:r>
+        <w:t xml:space="preserve"> π</w:t>
+      </w:r>
+      <w:proofErr w:type="spellStart"/>
+      <w:r>
+        <w:t>ιο</w:t>
+      </w:r>
+      <w:proofErr w:type="spellEnd"/>
+      <w:r>
+        <w:t xml:space="preserve"> βα</w:t>
+      </w:r>
+      <w:proofErr w:type="spellStart"/>
+      <w:r>
+        <w:t>θιά</w:t>
+      </w:r>
+      <w:proofErr w:type="spellEnd"/>
+      <w:r>
+        <w:t xml:space="preserve"> </w:t>
+      </w:r>
+      <w:proofErr w:type="spellStart"/>
+      <w:r>
+        <w:t>στη</w:t>
+      </w:r>
+      <w:proofErr w:type="spellEnd"/>
+      <w:r>
+        <w:t xml:space="preserve"> </w:t>
+      </w:r>
+      <w:proofErr w:type="spellStart"/>
+      <w:r>
+        <w:t>στροφή</w:t>
+      </w:r>
+      <w:proofErr w:type="spellEnd"/>
+      <w:r>
+        <w:t xml:space="preserve"> </w:t>
+      </w:r>
+      <w:proofErr w:type="spellStart"/>
+      <w:r>
+        <w:t>με</w:t>
+      </w:r>
+      <w:proofErr w:type="spellEnd"/>
+      <w:r>
+        <w:t xml:space="preserve"> κα</w:t>
+      </w:r>
+      <w:proofErr w:type="spellStart"/>
+      <w:r>
+        <w:t>λύτερο</w:t>
+      </w:r>
+      <w:proofErr w:type="spellEnd"/>
+      <w:r>
+        <w:t xml:space="preserve"> </w:t>
+      </w:r>
+      <w:proofErr w:type="spellStart"/>
+      <w:r>
+        <w:t>φρενάρισμ</w:t>
+      </w:r>
+      <w:proofErr w:type="spellEnd"/>
+      <w:r>
+        <w:t xml:space="preserve">α, </w:t>
+      </w:r>
+      <w:proofErr w:type="spellStart"/>
+      <w:r>
+        <w:t>όμως</w:t>
+      </w:r>
+      <w:proofErr w:type="spellEnd"/>
+      <w:r>
+        <w:t xml:space="preserve"> ο Kimi </w:t>
+      </w:r>
+      <w:proofErr w:type="spellStart"/>
+      <w:r>
+        <w:t>είχε</w:t>
+      </w:r>
+      <w:proofErr w:type="spellEnd"/>
+      <w:r>
+        <w:t xml:space="preserve"> κα</w:t>
+      </w:r>
+      <w:proofErr w:type="spellStart"/>
+      <w:r>
+        <w:t>λύτερη</w:t>
+      </w:r>
+      <w:proofErr w:type="spellEnd"/>
+      <w:r>
+        <w:t xml:space="preserve"> </w:t>
+      </w:r>
+      <w:proofErr w:type="spellStart"/>
+      <w:r>
+        <w:t>έξοδο</w:t>
+      </w:r>
+      <w:proofErr w:type="spellEnd"/>
+      <w:r>
+        <w:t xml:space="preserve"> από </w:t>
+      </w:r>
+      <w:proofErr w:type="spellStart"/>
+      <w:r>
+        <w:t>τις</w:t>
+      </w:r>
+      <w:proofErr w:type="spellEnd"/>
+      <w:r>
+        <w:t xml:space="preserve"> </w:t>
+      </w:r>
+      <w:proofErr w:type="spellStart"/>
+      <w:r>
+        <w:t>στροφές</w:t>
+      </w:r>
+      <w:proofErr w:type="spellEnd"/>
+      <w:r>
+        <w:t xml:space="preserve">, </w:t>
+      </w:r>
+      <w:proofErr w:type="spellStart"/>
+      <w:r>
+        <w:t>με</w:t>
+      </w:r>
+      <w:proofErr w:type="spellEnd"/>
+      <w:r>
+        <w:t xml:space="preserve"> </w:t>
+      </w:r>
+      <w:proofErr w:type="spellStart"/>
+      <w:r>
+        <w:t>τις</w:t>
+      </w:r>
+      <w:proofErr w:type="spellEnd"/>
+      <w:r>
+        <w:t xml:space="preserve"> </w:t>
+      </w:r>
+      <w:proofErr w:type="spellStart"/>
+      <w:r>
+        <w:t>δι</w:t>
+      </w:r>
+      <w:proofErr w:type="spellEnd"/>
+      <w:r>
+        <w:t>α</w:t>
+      </w:r>
+      <w:proofErr w:type="spellStart"/>
+      <w:r>
+        <w:t>φορές</w:t>
+      </w:r>
+      <w:proofErr w:type="spellEnd"/>
+      <w:r>
+        <w:t xml:space="preserve"> να </w:t>
+      </w:r>
+      <w:proofErr w:type="spellStart"/>
+      <w:r>
+        <w:t>ισοστ</w:t>
+      </w:r>
+      <w:proofErr w:type="spellEnd"/>
+      <w:r>
+        <w:t>α</w:t>
+      </w:r>
+      <w:proofErr w:type="spellStart"/>
+      <w:r>
+        <w:t>θμίζοντ</w:t>
+      </w:r>
+      <w:proofErr w:type="spellEnd"/>
+      <w:r>
+        <w:t>αι.</w:t>
       </w:r>
     </w:p>
     <w:p>
       <w:pPr>
         <w:pStyle w:val="Textbody"/>
       </w:pPr>
-      <w:r>
-        <w:t>Στο Sector 2 είχαμε τις μικρότερες διαφορές μεταξύ τους. Ο Russell έμπαινε πιο βαθιά στη στροφή με καλύτερο φρενάρισμα, όμως ο Kimi είχε καλύτερη έξοδο από τις στροφές, με τις διαφορές να ισοσταθμίζονται.</w:t>
+      <w:proofErr w:type="spellStart"/>
+      <w:r>
+        <w:t>Μεγάλη</w:t>
+      </w:r>
+      <w:proofErr w:type="spellEnd"/>
+      <w:r>
+        <w:t xml:space="preserve"> </w:t>
+      </w:r>
+      <w:proofErr w:type="spellStart"/>
+      <w:r>
+        <w:t>δι</w:t>
+      </w:r>
+      <w:proofErr w:type="spellEnd"/>
+      <w:r>
+        <w:t>α</w:t>
+      </w:r>
+      <w:proofErr w:type="spellStart"/>
+      <w:r>
+        <w:t>φορά</w:t>
+      </w:r>
+      <w:proofErr w:type="spellEnd"/>
+      <w:r>
+        <w:t xml:space="preserve"> </w:t>
+      </w:r>
+      <w:proofErr w:type="spellStart"/>
+      <w:r>
+        <w:t>είχ</w:t>
+      </w:r>
+      <w:proofErr w:type="spellEnd"/>
+      <w:r>
+        <w:t>α</w:t>
+      </w:r>
+      <w:proofErr w:type="spellStart"/>
+      <w:r>
+        <w:t>με</w:t>
+      </w:r>
+      <w:proofErr w:type="spellEnd"/>
+      <w:r>
+        <w:t xml:space="preserve"> </w:t>
+      </w:r>
+      <w:proofErr w:type="spellStart"/>
+      <w:r>
+        <w:t>στη</w:t>
+      </w:r>
+      <w:proofErr w:type="spellEnd"/>
+      <w:r>
+        <w:t xml:space="preserve"> </w:t>
+      </w:r>
+      <w:proofErr w:type="spellStart"/>
+      <w:r>
+        <w:t>λεγόμενη</w:t>
+      </w:r>
+      <w:proofErr w:type="spellEnd"/>
+      <w:r>
+        <w:t xml:space="preserve"> Spoon, όπ</w:t>
+      </w:r>
+      <w:proofErr w:type="spellStart"/>
+      <w:r>
+        <w:t>ου</w:t>
+      </w:r>
+      <w:proofErr w:type="spellEnd"/>
+      <w:r>
+        <w:t xml:space="preserve"> ο Kimi α</w:t>
+      </w:r>
+      <w:proofErr w:type="spellStart"/>
+      <w:r>
+        <w:t>νοίγει</w:t>
+      </w:r>
+      <w:proofErr w:type="spellEnd"/>
+      <w:r>
+        <w:t xml:space="preserve"> </w:t>
+      </w:r>
+      <w:proofErr w:type="spellStart"/>
+      <w:r>
+        <w:t>νωρίτερ</w:t>
+      </w:r>
+      <w:proofErr w:type="spellEnd"/>
+      <w:r>
+        <w:t xml:space="preserve">α </w:t>
+      </w:r>
+      <w:proofErr w:type="spellStart"/>
+      <w:r>
+        <w:t>το</w:t>
+      </w:r>
+      <w:proofErr w:type="spellEnd"/>
+      <w:r>
+        <w:t xml:space="preserve"> </w:t>
+      </w:r>
+      <w:proofErr w:type="spellStart"/>
+      <w:r>
+        <w:t>γκάζι</w:t>
+      </w:r>
+      <w:proofErr w:type="spellEnd"/>
+      <w:r>
+        <w:t xml:space="preserve"> και </w:t>
+      </w:r>
+      <w:proofErr w:type="spellStart"/>
+      <w:r>
+        <w:t>κρ</w:t>
+      </w:r>
+      <w:proofErr w:type="spellEnd"/>
+      <w:r>
+        <w:t>α</w:t>
+      </w:r>
+      <w:proofErr w:type="spellStart"/>
+      <w:r>
+        <w:t>τάει</w:t>
+      </w:r>
+      <w:proofErr w:type="spellEnd"/>
+      <w:r>
+        <w:t xml:space="preserve"> κα</w:t>
+      </w:r>
+      <w:proofErr w:type="spellStart"/>
+      <w:r>
+        <w:t>λύτερη</w:t>
+      </w:r>
+      <w:proofErr w:type="spellEnd"/>
+      <w:r>
+        <w:t xml:space="preserve"> τα</w:t>
+      </w:r>
+      <w:proofErr w:type="spellStart"/>
+      <w:r>
+        <w:t>χύτητ</w:t>
+      </w:r>
+      <w:proofErr w:type="spellEnd"/>
+      <w:r>
+        <w:t xml:space="preserve">α </w:t>
+      </w:r>
+      <w:proofErr w:type="spellStart"/>
+      <w:r>
+        <w:t>στο</w:t>
+      </w:r>
+      <w:proofErr w:type="spellEnd"/>
+      <w:r>
+        <w:t xml:space="preserve"> mid-corner. </w:t>
+      </w:r>
+      <w:proofErr w:type="spellStart"/>
+      <w:r>
+        <w:t>Στο</w:t>
+      </w:r>
+      <w:proofErr w:type="spellEnd"/>
+      <w:r>
+        <w:t xml:space="preserve"> </w:t>
+      </w:r>
+      <w:proofErr w:type="spellStart"/>
+      <w:r>
+        <w:t>τέλος</w:t>
+      </w:r>
+      <w:proofErr w:type="spellEnd"/>
+      <w:r>
+        <w:t xml:space="preserve">, ο Kimi </w:t>
+      </w:r>
+      <w:proofErr w:type="spellStart"/>
+      <w:r>
+        <w:t>κερδίζει</w:t>
+      </w:r>
+      <w:proofErr w:type="spellEnd"/>
+      <w:r>
+        <w:t xml:space="preserve"> π</w:t>
+      </w:r>
+      <w:proofErr w:type="spellStart"/>
+      <w:r>
+        <w:t>άλι</w:t>
+      </w:r>
+      <w:proofErr w:type="spellEnd"/>
+      <w:r>
+        <w:t xml:space="preserve"> </w:t>
+      </w:r>
+      <w:proofErr w:type="spellStart"/>
+      <w:r>
+        <w:t>λίγο</w:t>
+      </w:r>
+      <w:proofErr w:type="spellEnd"/>
+      <w:r>
+        <w:t xml:space="preserve"> </w:t>
+      </w:r>
+      <w:proofErr w:type="spellStart"/>
+      <w:r>
+        <w:t>χρόνο</w:t>
+      </w:r>
+      <w:proofErr w:type="spellEnd"/>
+      <w:r>
+        <w:t>, κα</w:t>
+      </w:r>
+      <w:proofErr w:type="spellStart"/>
+      <w:r>
+        <w:t>θώς</w:t>
+      </w:r>
+      <w:proofErr w:type="spellEnd"/>
+      <w:r>
+        <w:t xml:space="preserve"> π</w:t>
+      </w:r>
+      <w:proofErr w:type="spellStart"/>
+      <w:r>
+        <w:t>ερνάει</w:t>
+      </w:r>
+      <w:proofErr w:type="spellEnd"/>
+      <w:r>
+        <w:t xml:space="preserve"> π</w:t>
+      </w:r>
+      <w:proofErr w:type="spellStart"/>
+      <w:r>
+        <w:t>ιο</w:t>
+      </w:r>
+      <w:proofErr w:type="spellEnd"/>
+      <w:r>
+        <w:t xml:space="preserve"> καθα</w:t>
+      </w:r>
+      <w:proofErr w:type="spellStart"/>
+      <w:r>
+        <w:t>ρά</w:t>
+      </w:r>
+      <w:proofErr w:type="spellEnd"/>
+      <w:r>
+        <w:t xml:space="preserve"> </w:t>
+      </w:r>
+      <w:proofErr w:type="spellStart"/>
+      <w:r>
+        <w:t>με</w:t>
+      </w:r>
+      <w:proofErr w:type="spellEnd"/>
+      <w:r>
+        <w:t xml:space="preserve"> </w:t>
+      </w:r>
+      <w:proofErr w:type="spellStart"/>
+      <w:r>
+        <w:t>λιγότερο</w:t>
+      </w:r>
+      <w:proofErr w:type="spellEnd"/>
+      <w:r>
+        <w:t xml:space="preserve"> lift.</w:t>
       </w:r>
     </w:p>
     <w:p>
@@ -236,28 +2966,401 @@
         <w:pStyle w:val="Textbody"/>
       </w:pPr>
       <w:r>
-        <w:t>Μεγάλη διαφορά είχαμε στη λεγόμενη Spoon, όπου ο Kimi ανοίγει νωρίτερα το γκάζι και κρατάει καλύτερη ταχύτητα στο mid-corner. Στο τέλος, ο Kimi κερδίζει πάλι λίγο χρόνο, καθώς περνάει πιο καθαρά με λιγότερο lift.</w:t>
+        <w:t xml:space="preserve">Η </w:t>
+      </w:r>
+      <w:proofErr w:type="spellStart"/>
+      <w:r>
+        <w:t>ψυχολογί</w:t>
+      </w:r>
+      <w:proofErr w:type="spellEnd"/>
+      <w:r>
+        <w:t xml:space="preserve">α </w:t>
+      </w:r>
+      <w:proofErr w:type="spellStart"/>
+      <w:r>
+        <w:t>του</w:t>
+      </w:r>
+      <w:proofErr w:type="spellEnd"/>
+      <w:r>
+        <w:t xml:space="preserve"> </w:t>
+      </w:r>
+      <w:proofErr w:type="spellStart"/>
+      <w:r>
+        <w:t>Ιτ</w:t>
+      </w:r>
+      <w:proofErr w:type="spellEnd"/>
+      <w:r>
+        <w:t>α</w:t>
+      </w:r>
+      <w:proofErr w:type="spellStart"/>
+      <w:r>
+        <w:t>λού</w:t>
+      </w:r>
+      <w:proofErr w:type="spellEnd"/>
+      <w:r>
+        <w:t xml:space="preserve"> </w:t>
+      </w:r>
+      <w:proofErr w:type="spellStart"/>
+      <w:r>
+        <w:t>είν</w:t>
+      </w:r>
+      <w:proofErr w:type="spellEnd"/>
+      <w:r>
+        <w:t xml:space="preserve">αι </w:t>
+      </w:r>
+      <w:proofErr w:type="spellStart"/>
+      <w:r>
+        <w:t>στ</w:t>
+      </w:r>
+      <w:proofErr w:type="spellEnd"/>
+      <w:r>
+        <w:t xml:space="preserve">α </w:t>
+      </w:r>
+      <w:proofErr w:type="spellStart"/>
+      <w:r>
+        <w:t>ύψη</w:t>
+      </w:r>
+      <w:proofErr w:type="spellEnd"/>
+      <w:r>
+        <w:t xml:space="preserve">. </w:t>
+      </w:r>
+      <w:proofErr w:type="spellStart"/>
+      <w:r>
+        <w:t>Αυτό</w:t>
+      </w:r>
+      <w:proofErr w:type="spellEnd"/>
+      <w:r>
+        <w:t xml:space="preserve"> </w:t>
+      </w:r>
+      <w:proofErr w:type="spellStart"/>
+      <w:r>
+        <w:t>όμως</w:t>
+      </w:r>
+      <w:proofErr w:type="spellEnd"/>
+      <w:r>
+        <w:t xml:space="preserve"> </w:t>
+      </w:r>
+      <w:proofErr w:type="spellStart"/>
+      <w:r>
+        <w:t>δεν</w:t>
+      </w:r>
+      <w:proofErr w:type="spellEnd"/>
+      <w:r>
+        <w:t xml:space="preserve"> </w:t>
+      </w:r>
+      <w:proofErr w:type="spellStart"/>
+      <w:r>
+        <w:t>είν</w:t>
+      </w:r>
+      <w:proofErr w:type="spellEnd"/>
+      <w:r>
+        <w:t>αι π</w:t>
+      </w:r>
+      <w:proofErr w:type="spellStart"/>
+      <w:r>
+        <w:t>άντ</w:t>
+      </w:r>
+      <w:proofErr w:type="spellEnd"/>
+      <w:r>
+        <w:t xml:space="preserve">α </w:t>
+      </w:r>
+      <w:proofErr w:type="spellStart"/>
+      <w:r>
+        <w:t>με</w:t>
+      </w:r>
+      <w:proofErr w:type="spellEnd"/>
+      <w:r>
+        <w:t xml:space="preserve"> </w:t>
+      </w:r>
+      <w:proofErr w:type="spellStart"/>
+      <w:r>
+        <w:t>την</w:t>
+      </w:r>
+      <w:proofErr w:type="spellEnd"/>
+      <w:r>
+        <w:t xml:space="preserve"> π</w:t>
+      </w:r>
+      <w:proofErr w:type="spellStart"/>
+      <w:r>
+        <w:t>λευρά</w:t>
+      </w:r>
+      <w:proofErr w:type="spellEnd"/>
+      <w:r>
+        <w:t xml:space="preserve"> </w:t>
+      </w:r>
+      <w:proofErr w:type="spellStart"/>
+      <w:r>
+        <w:t>του</w:t>
+      </w:r>
+      <w:proofErr w:type="spellEnd"/>
+      <w:r>
+        <w:t xml:space="preserve"> </w:t>
+      </w:r>
+      <w:proofErr w:type="spellStart"/>
+      <w:r>
+        <w:t>γη</w:t>
+      </w:r>
+      <w:proofErr w:type="spellEnd"/>
+      <w:r>
+        <w:t>π</w:t>
+      </w:r>
+      <w:proofErr w:type="spellStart"/>
+      <w:r>
+        <w:t>εδούχου</w:t>
+      </w:r>
+      <w:proofErr w:type="spellEnd"/>
+      <w:r>
+        <w:t>, κα</w:t>
+      </w:r>
+      <w:proofErr w:type="spellStart"/>
+      <w:r>
+        <w:t>θώς</w:t>
+      </w:r>
+      <w:proofErr w:type="spellEnd"/>
+      <w:r>
+        <w:t xml:space="preserve"> </w:t>
+      </w:r>
+      <w:proofErr w:type="spellStart"/>
+      <w:r>
+        <w:t>οι</w:t>
+      </w:r>
+      <w:proofErr w:type="spellEnd"/>
+      <w:r>
+        <w:t xml:space="preserve"> π</w:t>
+      </w:r>
+      <w:proofErr w:type="spellStart"/>
+      <w:r>
+        <w:t>ροσδοκίες</w:t>
+      </w:r>
+      <w:proofErr w:type="spellEnd"/>
+      <w:r>
+        <w:t xml:space="preserve"> </w:t>
+      </w:r>
+      <w:proofErr w:type="spellStart"/>
+      <w:r>
+        <w:t>όλων</w:t>
+      </w:r>
+      <w:proofErr w:type="spellEnd"/>
+      <w:r>
+        <w:t xml:space="preserve"> α</w:t>
+      </w:r>
+      <w:proofErr w:type="spellStart"/>
+      <w:r>
+        <w:t>νε</w:t>
+      </w:r>
+      <w:proofErr w:type="spellEnd"/>
+      <w:r>
+        <w:t>βα</w:t>
+      </w:r>
+      <w:proofErr w:type="spellStart"/>
+      <w:r>
+        <w:t>ίνουν</w:t>
+      </w:r>
+      <w:proofErr w:type="spellEnd"/>
+      <w:r>
+        <w:t xml:space="preserve">. </w:t>
+      </w:r>
+      <w:proofErr w:type="spellStart"/>
+      <w:r>
+        <w:t>Στο</w:t>
+      </w:r>
+      <w:proofErr w:type="spellEnd"/>
+      <w:r>
+        <w:t xml:space="preserve"> π</w:t>
+      </w:r>
+      <w:proofErr w:type="spellStart"/>
+      <w:r>
+        <w:t>λευρό</w:t>
+      </w:r>
+      <w:proofErr w:type="spellEnd"/>
+      <w:r>
+        <w:t xml:space="preserve"> </w:t>
+      </w:r>
+      <w:proofErr w:type="spellStart"/>
+      <w:r>
+        <w:t>του</w:t>
+      </w:r>
+      <w:proofErr w:type="spellEnd"/>
+      <w:r>
+        <w:t xml:space="preserve"> π</w:t>
+      </w:r>
+      <w:proofErr w:type="spellStart"/>
+      <w:r>
+        <w:t>άντως</w:t>
+      </w:r>
+      <w:proofErr w:type="spellEnd"/>
+      <w:r>
+        <w:t xml:space="preserve"> </w:t>
+      </w:r>
+      <w:proofErr w:type="spellStart"/>
+      <w:r>
+        <w:t>έχει</w:t>
+      </w:r>
+      <w:proofErr w:type="spellEnd"/>
+      <w:r>
+        <w:t xml:space="preserve"> και </w:t>
+      </w:r>
+      <w:proofErr w:type="spellStart"/>
+      <w:r>
+        <w:t>τον</w:t>
+      </w:r>
+      <w:proofErr w:type="spellEnd"/>
+      <w:r>
+        <w:t xml:space="preserve"> Peter "Bono" Bonnington. </w:t>
+      </w:r>
+      <w:proofErr w:type="spellStart"/>
+      <w:r>
+        <w:t>Δεν</w:t>
+      </w:r>
+      <w:proofErr w:type="spellEnd"/>
+      <w:r>
+        <w:t xml:space="preserve"> π</w:t>
+      </w:r>
+      <w:proofErr w:type="spellStart"/>
+      <w:r>
+        <w:t>ιστεύω</w:t>
+      </w:r>
+      <w:proofErr w:type="spellEnd"/>
+      <w:r>
+        <w:t xml:space="preserve"> να </w:t>
+      </w:r>
+      <w:proofErr w:type="spellStart"/>
+      <w:r>
+        <w:t>θέλετε</w:t>
+      </w:r>
+      <w:proofErr w:type="spellEnd"/>
+      <w:r>
+        <w:t xml:space="preserve"> </w:t>
+      </w:r>
+      <w:proofErr w:type="spellStart"/>
+      <w:r>
+        <w:t>συστάσεις</w:t>
+      </w:r>
+      <w:proofErr w:type="spellEnd"/>
+      <w:r>
+        <w:t xml:space="preserve"> </w:t>
+      </w:r>
+      <w:proofErr w:type="spellStart"/>
+      <w:r>
+        <w:t>εδώ</w:t>
+      </w:r>
+      <w:proofErr w:type="spellEnd"/>
+      <w:r>
+        <w:t xml:space="preserve">. </w:t>
+      </w:r>
+      <w:proofErr w:type="spellStart"/>
+      <w:r>
+        <w:t>Άμ</w:t>
+      </w:r>
+      <w:proofErr w:type="spellEnd"/>
+      <w:r>
+        <w:t xml:space="preserve">α </w:t>
+      </w:r>
+      <w:proofErr w:type="spellStart"/>
+      <w:r>
+        <w:t>χρειάζεστε</w:t>
+      </w:r>
+      <w:proofErr w:type="spellEnd"/>
+      <w:r>
+        <w:t>, απ</w:t>
+      </w:r>
+      <w:proofErr w:type="spellStart"/>
+      <w:r>
+        <w:t>λά</w:t>
+      </w:r>
+      <w:proofErr w:type="spellEnd"/>
+      <w:r>
+        <w:t>… Ναι, π</w:t>
+      </w:r>
+      <w:proofErr w:type="spellStart"/>
+      <w:r>
+        <w:t>άμε</w:t>
+      </w:r>
+      <w:proofErr w:type="spellEnd"/>
+      <w:r>
+        <w:t xml:space="preserve"> παρα</w:t>
+      </w:r>
+      <w:proofErr w:type="spellStart"/>
+      <w:r>
+        <w:t>κάτω</w:t>
+      </w:r>
+      <w:proofErr w:type="spellEnd"/>
+      <w:r>
+        <w:t>.</w:t>
       </w:r>
     </w:p>
     <w:p>
       <w:pPr>
         <w:pStyle w:val="Textbody"/>
       </w:pPr>
-      <w:r>
-        <w:t>Η ψυχολογία του Ιταλού είναι στα ύψη. Αυτό όμως δεν είναι πάντα με την πλευρά του γηπεδούχου, καθώς οι προσδοκίες όλων ανεβαίνουν. Στο πλευρό του πάντως έχει και τον Peter "Bono" Bonnington. Δεν πιστεύω να θέλετε συστάσεις εδώ. Άμα χρειάζεστε, απλά… Ναι, πάμε παρακάτω.</w:t>
+      <w:proofErr w:type="spellStart"/>
+      <w:r>
+        <w:t>Το</w:t>
+      </w:r>
+      <w:proofErr w:type="spellEnd"/>
+      <w:r>
+        <w:t xml:space="preserve"> “Get in there Kimi” </w:t>
+      </w:r>
+      <w:proofErr w:type="spellStart"/>
+      <w:r>
+        <w:t>ξεκίνησε</w:t>
+      </w:r>
+      <w:proofErr w:type="spellEnd"/>
+      <w:r>
+        <w:t xml:space="preserve"> και π</w:t>
+      </w:r>
+      <w:proofErr w:type="spellStart"/>
+      <w:r>
+        <w:t>ροσμένουμε</w:t>
+      </w:r>
+      <w:proofErr w:type="spellEnd"/>
+      <w:r>
+        <w:t xml:space="preserve"> να </w:t>
+      </w:r>
+      <w:proofErr w:type="spellStart"/>
+      <w:r>
+        <w:t>το</w:t>
+      </w:r>
+      <w:proofErr w:type="spellEnd"/>
+      <w:r>
+        <w:t xml:space="preserve"> α</w:t>
+      </w:r>
+      <w:proofErr w:type="spellStart"/>
+      <w:r>
+        <w:t>κούσουμε</w:t>
+      </w:r>
+      <w:proofErr w:type="spellEnd"/>
+      <w:r>
+        <w:t xml:space="preserve"> α</w:t>
+      </w:r>
+      <w:proofErr w:type="spellStart"/>
+      <w:r>
+        <w:t>ρκετές</w:t>
+      </w:r>
+      <w:proofErr w:type="spellEnd"/>
+      <w:r>
+        <w:t xml:space="preserve"> </w:t>
+      </w:r>
+      <w:proofErr w:type="spellStart"/>
+      <w:r>
+        <w:t>φορές</w:t>
+      </w:r>
+      <w:proofErr w:type="spellEnd"/>
+      <w:r>
+        <w:t xml:space="preserve"> α</w:t>
+      </w:r>
+      <w:proofErr w:type="spellStart"/>
+      <w:r>
+        <w:t>κόμ</w:t>
+      </w:r>
+      <w:proofErr w:type="spellEnd"/>
+      <w:r>
+        <w:t>α.</w:t>
       </w:r>
     </w:p>
     <w:p>
       <w:pPr>
-        <w:pStyle w:val="Textbody"/>
-      </w:pPr>
-      <w:r>
-        <w:t>Το “Get in there Kimi” ξεκίνησε και προσμένουμε να το ακούσουμε αρκετές φορές ακόμα.</w:t>
-      </w:r>
-    </w:p>
-    <w:p>
-      <w:pPr>
-        <w:pStyle w:val="Textbody"/>
+        <w:pStyle w:val="Standard"/>
       </w:pPr>
     </w:p>
     <w:p>
@@ -270,13 +3373,18 @@
         <w:pStyle w:val="Standard"/>
       </w:pPr>
       <w:r>
-        <w:t>&lt;iframe</w:t>
-      </w:r>
-      <w:r>
-        <w:t xml:space="preserve"> </w:t>
-      </w:r>
-      <w:r>
-        <w:t>src="https://georgiosbalatzis.github.io/f1-telemetry-dashboard/?year=2026&amp;circuit=Suzuka&amp;session=11253&amp;drivers=12%2C81&amp;lap=53&amp;tab=telemetry&amp;embed=1"</w:t>
+        <w:t>&lt;</w:t>
+      </w:r>
+      <w:proofErr w:type="spellStart"/>
+      <w:r>
+        <w:t>iframe</w:t>
+      </w:r>
+      <w:proofErr w:type="spellEnd"/>
+      <w:r>
+        <w:t xml:space="preserve"> </w:t>
+      </w:r>
+      <w:r>
+        <w:t>src="https://georgiosbalatzis.github.io/f1-telemetry-dashboard/?year=2026&amp;circuit=Suzuka&amp;session=11253&amp;drivers=12%2C81&amp;lap=49&amp;tab=telemetry&amp;embed=1"</w:t>
       </w:r>
       <w:r>
         <w:t xml:space="preserve"> </w:t>
@@ -306,7 +3414,15 @@
         <w:t xml:space="preserve"> </w:t>
       </w:r>
       <w:r>
-        <w:t>style="border:0; width:100%; max-width:100%; background:#090a12;"&gt;&lt;/iframe&gt;</w:t>
+        <w:t>style="border:0; width:100%; max-width:100%; background:#111113;"&gt;&lt;/</w:t>
+      </w:r>
+      <w:proofErr w:type="spellStart"/>
+      <w:r>
+        <w:t>iframe</w:t>
+      </w:r>
+      <w:proofErr w:type="spellEnd"/>
+      <w:r>
+        <w:t>&gt;</w:t>
       </w:r>
     </w:p>
     <w:sectPr>

--- a/blog-module/blog-entries/20260331J/Kimi.docx
+++ b/blog-module/blog-entries/20260331J/Kimi.docx
@@ -87,9 +87,75 @@
         </w:rPr>
         <w:t xml:space="preserve"> </w:t>
       </w:r>
-      <w:r>
-        <w:t>Πώς να ξεκινήσεις να γράφεις κάτι τόσο ωραίο, τόσο απρόσμενο</w:t>
-      </w:r>
+      <w:proofErr w:type="spellStart"/>
+      <w:r>
+        <w:t>Πώς</w:t>
+      </w:r>
+      <w:proofErr w:type="spellEnd"/>
+      <w:r>
+        <w:t xml:space="preserve"> να </w:t>
+      </w:r>
+      <w:proofErr w:type="spellStart"/>
+      <w:r>
+        <w:t>ξεκινήσεις</w:t>
+      </w:r>
+      <w:proofErr w:type="spellEnd"/>
+      <w:r>
+        <w:t xml:space="preserve"> να </w:t>
+      </w:r>
+      <w:proofErr w:type="spellStart"/>
+      <w:r>
+        <w:t>γράφεις</w:t>
+      </w:r>
+      <w:proofErr w:type="spellEnd"/>
+      <w:r>
+        <w:t xml:space="preserve"> </w:t>
+      </w:r>
+      <w:proofErr w:type="spellStart"/>
+      <w:r>
+        <w:t>κάτι</w:t>
+      </w:r>
+      <w:proofErr w:type="spellEnd"/>
+      <w:r>
+        <w:t xml:space="preserve"> </w:t>
+      </w:r>
+      <w:proofErr w:type="spellStart"/>
+      <w:r>
+        <w:t>τόσο</w:t>
+      </w:r>
+      <w:proofErr w:type="spellEnd"/>
+      <w:r>
+        <w:t xml:space="preserve"> </w:t>
+      </w:r>
+      <w:proofErr w:type="spellStart"/>
+      <w:r>
+        <w:t>ωρ</w:t>
+      </w:r>
+      <w:proofErr w:type="spellEnd"/>
+      <w:r>
+        <w:t>α</w:t>
+      </w:r>
+      <w:proofErr w:type="spellStart"/>
+      <w:r>
+        <w:t>ίο</w:t>
+      </w:r>
+      <w:proofErr w:type="spellEnd"/>
+      <w:r>
+        <w:t xml:space="preserve">, </w:t>
+      </w:r>
+      <w:proofErr w:type="spellStart"/>
+      <w:r>
+        <w:t>τόσο</w:t>
+      </w:r>
+      <w:proofErr w:type="spellEnd"/>
+      <w:r>
+        <w:t xml:space="preserve"> απ</w:t>
+      </w:r>
+      <w:proofErr w:type="spellStart"/>
+      <w:r>
+        <w:t>ρόσμενο</w:t>
+      </w:r>
+      <w:proofErr w:type="spellEnd"/>
       <w:r>
         <w:rPr>
           <w:lang w:val="el-GR"/>
@@ -97,7 +163,247 @@
         <w:t>;</w:t>
       </w:r>
       <w:r>
-        <w:t xml:space="preserve"> Είναι φούσκα τελικά που θα σκάσει ή η αρχή της ιστορίας; Εσύ τι πιστεύεις; … Για όσους δεν καταλάβατε, θα μιλήσουμε για το πιτσιρικά που έχει κλέψει τα βλέμματα στον κόσμο της Formula 1 και ακούει στο όνομα Andrea Kimi Antonelli.</w:t>
+        <w:t xml:space="preserve"> </w:t>
+      </w:r>
+      <w:proofErr w:type="spellStart"/>
+      <w:r>
+        <w:t>Είν</w:t>
+      </w:r>
+      <w:proofErr w:type="spellEnd"/>
+      <w:r>
+        <w:t xml:space="preserve">αι </w:t>
+      </w:r>
+      <w:proofErr w:type="spellStart"/>
+      <w:r>
+        <w:t>φούσκ</w:t>
+      </w:r>
+      <w:proofErr w:type="spellEnd"/>
+      <w:r>
+        <w:t xml:space="preserve">α </w:t>
+      </w:r>
+      <w:proofErr w:type="spellStart"/>
+      <w:r>
+        <w:t>τελικά</w:t>
+      </w:r>
+      <w:proofErr w:type="spellEnd"/>
+      <w:r>
+        <w:t xml:space="preserve"> π</w:t>
+      </w:r>
+      <w:proofErr w:type="spellStart"/>
+      <w:r>
+        <w:t>ου</w:t>
+      </w:r>
+      <w:proofErr w:type="spellEnd"/>
+      <w:r>
+        <w:t xml:space="preserve"> θα </w:t>
+      </w:r>
+      <w:proofErr w:type="spellStart"/>
+      <w:r>
+        <w:t>σκάσει</w:t>
+      </w:r>
+      <w:proofErr w:type="spellEnd"/>
+      <w:r>
+        <w:t xml:space="preserve"> ή η α</w:t>
+      </w:r>
+      <w:proofErr w:type="spellStart"/>
+      <w:r>
+        <w:t>ρχή</w:t>
+      </w:r>
+      <w:proofErr w:type="spellEnd"/>
+      <w:r>
+        <w:t xml:space="preserve"> </w:t>
+      </w:r>
+      <w:proofErr w:type="spellStart"/>
+      <w:r>
+        <w:t>της</w:t>
+      </w:r>
+      <w:proofErr w:type="spellEnd"/>
+      <w:r>
+        <w:t xml:space="preserve"> </w:t>
+      </w:r>
+      <w:proofErr w:type="spellStart"/>
+      <w:r>
+        <w:t>ιστορί</w:t>
+      </w:r>
+      <w:proofErr w:type="spellEnd"/>
+      <w:r>
+        <w:t xml:space="preserve">ας; </w:t>
+      </w:r>
+      <w:proofErr w:type="spellStart"/>
+      <w:r>
+        <w:t>Εσύ</w:t>
+      </w:r>
+      <w:proofErr w:type="spellEnd"/>
+      <w:r>
+        <w:t xml:space="preserve"> </w:t>
+      </w:r>
+      <w:proofErr w:type="spellStart"/>
+      <w:r>
+        <w:t>τι</w:t>
+      </w:r>
+      <w:proofErr w:type="spellEnd"/>
+      <w:r>
+        <w:t xml:space="preserve"> π</w:t>
+      </w:r>
+      <w:proofErr w:type="spellStart"/>
+      <w:r>
+        <w:t>ιστεύεις</w:t>
+      </w:r>
+      <w:proofErr w:type="spellEnd"/>
+      <w:r>
+        <w:t xml:space="preserve">; … </w:t>
+      </w:r>
+      <w:proofErr w:type="spellStart"/>
+      <w:r>
+        <w:t>Γι</w:t>
+      </w:r>
+      <w:proofErr w:type="spellEnd"/>
+      <w:r>
+        <w:t xml:space="preserve">α </w:t>
+      </w:r>
+      <w:proofErr w:type="spellStart"/>
+      <w:r>
+        <w:t>όσους</w:t>
+      </w:r>
+      <w:proofErr w:type="spellEnd"/>
+      <w:r>
+        <w:t xml:space="preserve"> </w:t>
+      </w:r>
+      <w:proofErr w:type="spellStart"/>
+      <w:r>
+        <w:t>δεν</w:t>
+      </w:r>
+      <w:proofErr w:type="spellEnd"/>
+      <w:r>
+        <w:t xml:space="preserve"> κατα</w:t>
+      </w:r>
+      <w:proofErr w:type="spellStart"/>
+      <w:r>
+        <w:t>λά</w:t>
+      </w:r>
+      <w:proofErr w:type="spellEnd"/>
+      <w:r>
+        <w:t>βα</w:t>
+      </w:r>
+      <w:proofErr w:type="spellStart"/>
+      <w:r>
+        <w:t>τε</w:t>
+      </w:r>
+      <w:proofErr w:type="spellEnd"/>
+      <w:r>
+        <w:t xml:space="preserve">, θα </w:t>
+      </w:r>
+      <w:proofErr w:type="spellStart"/>
+      <w:r>
+        <w:t>μιλήσουμε</w:t>
+      </w:r>
+      <w:proofErr w:type="spellEnd"/>
+      <w:r>
+        <w:t xml:space="preserve"> </w:t>
+      </w:r>
+      <w:proofErr w:type="spellStart"/>
+      <w:r>
+        <w:t>γι</w:t>
+      </w:r>
+      <w:proofErr w:type="spellEnd"/>
+      <w:r>
+        <w:t xml:space="preserve">α </w:t>
+      </w:r>
+      <w:proofErr w:type="spellStart"/>
+      <w:r>
+        <w:t>το</w:t>
+      </w:r>
+      <w:proofErr w:type="spellEnd"/>
+      <w:r>
+        <w:t xml:space="preserve"> π</w:t>
+      </w:r>
+      <w:proofErr w:type="spellStart"/>
+      <w:r>
+        <w:t>ιτσιρικά</w:t>
+      </w:r>
+      <w:proofErr w:type="spellEnd"/>
+      <w:r>
+        <w:t xml:space="preserve"> π</w:t>
+      </w:r>
+      <w:proofErr w:type="spellStart"/>
+      <w:r>
+        <w:t>ου</w:t>
+      </w:r>
+      <w:proofErr w:type="spellEnd"/>
+      <w:r>
+        <w:t xml:space="preserve"> </w:t>
+      </w:r>
+      <w:proofErr w:type="spellStart"/>
+      <w:r>
+        <w:t>έχει</w:t>
+      </w:r>
+      <w:proofErr w:type="spellEnd"/>
+      <w:r>
+        <w:t xml:space="preserve"> </w:t>
+      </w:r>
+      <w:proofErr w:type="spellStart"/>
+      <w:r>
+        <w:t>κλέψει</w:t>
+      </w:r>
+      <w:proofErr w:type="spellEnd"/>
+      <w:r>
+        <w:t xml:space="preserve"> τα β</w:t>
+      </w:r>
+      <w:proofErr w:type="spellStart"/>
+      <w:r>
+        <w:t>λέμμ</w:t>
+      </w:r>
+      <w:proofErr w:type="spellEnd"/>
+      <w:r>
+        <w:t xml:space="preserve">ατα </w:t>
+      </w:r>
+      <w:proofErr w:type="spellStart"/>
+      <w:r>
+        <w:t>στον</w:t>
+      </w:r>
+      <w:proofErr w:type="spellEnd"/>
+      <w:r>
+        <w:t xml:space="preserve"> </w:t>
+      </w:r>
+      <w:proofErr w:type="spellStart"/>
+      <w:r>
+        <w:t>κόσμο</w:t>
+      </w:r>
+      <w:proofErr w:type="spellEnd"/>
+      <w:r>
+        <w:t xml:space="preserve"> </w:t>
+      </w:r>
+      <w:proofErr w:type="spellStart"/>
+      <w:r>
+        <w:t>της</w:t>
+      </w:r>
+      <w:proofErr w:type="spellEnd"/>
+      <w:r>
+        <w:t xml:space="preserve"> Formula 1 και α</w:t>
+      </w:r>
+      <w:proofErr w:type="spellStart"/>
+      <w:r>
+        <w:t>κούει</w:t>
+      </w:r>
+      <w:proofErr w:type="spellEnd"/>
+      <w:r>
+        <w:t xml:space="preserve"> </w:t>
+      </w:r>
+      <w:proofErr w:type="spellStart"/>
+      <w:r>
+        <w:t>στο</w:t>
+      </w:r>
+      <w:proofErr w:type="spellEnd"/>
+      <w:r>
+        <w:t xml:space="preserve"> </w:t>
+      </w:r>
+      <w:proofErr w:type="spellStart"/>
+      <w:r>
+        <w:t>όνομ</w:t>
+      </w:r>
+      <w:proofErr w:type="spellEnd"/>
+      <w:r>
+        <w:t>α Andrea Kimi Antonelli.</w:t>
       </w:r>
     </w:p>
     <w:p>
@@ -105,15 +411,428 @@
         <w:pStyle w:val="Textbody"/>
       </w:pPr>
       <w:r>
-        <w:t>Ο δεκαεννιάχρονος Ιταλός από τη Μπολόνια έκανε το 2 στα 3 στη σεζόν του 2026. Δεύτερη χρονιά του στην κορωνίδα του μηχανοκίνητου αθλητισμού και όλα δείχνουν… προς το παρόν… να μπαίνουν στη θέση τους. Ο κύριος Toto Wolff φαίνεται να έκανε τη σωστή επιλογή, καθώς είδε το μέλλον της Mercedes στο σθένος ενός πιτσιρικά.</w:t>
+        <w:t xml:space="preserve">Ο </w:t>
+      </w:r>
+      <w:proofErr w:type="spellStart"/>
+      <w:r>
+        <w:t>δεκ</w:t>
+      </w:r>
+      <w:proofErr w:type="spellEnd"/>
+      <w:r>
+        <w:t>α</w:t>
+      </w:r>
+      <w:proofErr w:type="spellStart"/>
+      <w:r>
+        <w:t>εννιάχρονος</w:t>
+      </w:r>
+      <w:proofErr w:type="spellEnd"/>
+      <w:r>
+        <w:t xml:space="preserve"> </w:t>
+      </w:r>
+      <w:proofErr w:type="spellStart"/>
+      <w:r>
+        <w:t>Ιτ</w:t>
+      </w:r>
+      <w:proofErr w:type="spellEnd"/>
+      <w:r>
+        <w:t>α</w:t>
+      </w:r>
+      <w:proofErr w:type="spellStart"/>
+      <w:r>
+        <w:t>λός</w:t>
+      </w:r>
+      <w:proofErr w:type="spellEnd"/>
+      <w:r>
+        <w:t xml:space="preserve"> από </w:t>
+      </w:r>
+      <w:proofErr w:type="spellStart"/>
+      <w:r>
+        <w:t>τη</w:t>
+      </w:r>
+      <w:proofErr w:type="spellEnd"/>
+      <w:r>
+        <w:t xml:space="preserve"> Μπ</w:t>
+      </w:r>
+      <w:proofErr w:type="spellStart"/>
+      <w:r>
+        <w:t>ολόνι</w:t>
+      </w:r>
+      <w:proofErr w:type="spellEnd"/>
+      <w:r>
+        <w:t xml:space="preserve">α </w:t>
+      </w:r>
+      <w:proofErr w:type="spellStart"/>
+      <w:r>
+        <w:t>έκ</w:t>
+      </w:r>
+      <w:proofErr w:type="spellEnd"/>
+      <w:r>
+        <w:t>α</w:t>
+      </w:r>
+      <w:proofErr w:type="spellStart"/>
+      <w:r>
+        <w:t>νε</w:t>
+      </w:r>
+      <w:proofErr w:type="spellEnd"/>
+      <w:r>
+        <w:t xml:space="preserve"> </w:t>
+      </w:r>
+      <w:proofErr w:type="spellStart"/>
+      <w:r>
+        <w:t>το</w:t>
+      </w:r>
+      <w:proofErr w:type="spellEnd"/>
+      <w:r>
+        <w:t xml:space="preserve"> 2 </w:t>
+      </w:r>
+      <w:proofErr w:type="spellStart"/>
+      <w:r>
+        <w:t>στ</w:t>
+      </w:r>
+      <w:proofErr w:type="spellEnd"/>
+      <w:r>
+        <w:t xml:space="preserve">α 3 </w:t>
+      </w:r>
+      <w:proofErr w:type="spellStart"/>
+      <w:r>
+        <w:t>στη</w:t>
+      </w:r>
+      <w:proofErr w:type="spellEnd"/>
+      <w:r>
+        <w:t xml:space="preserve"> </w:t>
+      </w:r>
+      <w:proofErr w:type="spellStart"/>
+      <w:r>
+        <w:t>σεζόν</w:t>
+      </w:r>
+      <w:proofErr w:type="spellEnd"/>
+      <w:r>
+        <w:t xml:space="preserve"> </w:t>
+      </w:r>
+      <w:proofErr w:type="spellStart"/>
+      <w:r>
+        <w:t>του</w:t>
+      </w:r>
+      <w:proofErr w:type="spellEnd"/>
+      <w:r>
+        <w:t xml:space="preserve"> 2026. </w:t>
+      </w:r>
+      <w:proofErr w:type="spellStart"/>
+      <w:r>
+        <w:t>Δεύτερη</w:t>
+      </w:r>
+      <w:proofErr w:type="spellEnd"/>
+      <w:r>
+        <w:t xml:space="preserve"> </w:t>
+      </w:r>
+      <w:proofErr w:type="spellStart"/>
+      <w:r>
+        <w:t>χρονιά</w:t>
+      </w:r>
+      <w:proofErr w:type="spellEnd"/>
+      <w:r>
+        <w:t xml:space="preserve"> </w:t>
+      </w:r>
+      <w:proofErr w:type="spellStart"/>
+      <w:r>
+        <w:t>του</w:t>
+      </w:r>
+      <w:proofErr w:type="spellEnd"/>
+      <w:r>
+        <w:t xml:space="preserve"> </w:t>
+      </w:r>
+      <w:proofErr w:type="spellStart"/>
+      <w:r>
+        <w:t>στην</w:t>
+      </w:r>
+      <w:proofErr w:type="spellEnd"/>
+      <w:r>
+        <w:t xml:space="preserve"> </w:t>
+      </w:r>
+      <w:proofErr w:type="spellStart"/>
+      <w:r>
+        <w:t>κορωνίδ</w:t>
+      </w:r>
+      <w:proofErr w:type="spellEnd"/>
+      <w:r>
+        <w:t xml:space="preserve">α </w:t>
+      </w:r>
+      <w:proofErr w:type="spellStart"/>
+      <w:r>
+        <w:t>του</w:t>
+      </w:r>
+      <w:proofErr w:type="spellEnd"/>
+      <w:r>
+        <w:t xml:space="preserve"> </w:t>
+      </w:r>
+      <w:proofErr w:type="spellStart"/>
+      <w:r>
+        <w:t>μηχ</w:t>
+      </w:r>
+      <w:proofErr w:type="spellEnd"/>
+      <w:r>
+        <w:t>α</w:t>
+      </w:r>
+      <w:proofErr w:type="spellStart"/>
+      <w:r>
+        <w:t>νοκίνητου</w:t>
+      </w:r>
+      <w:proofErr w:type="spellEnd"/>
+      <w:r>
+        <w:t xml:space="preserve"> α</w:t>
+      </w:r>
+      <w:proofErr w:type="spellStart"/>
+      <w:r>
+        <w:t>θλητισμού</w:t>
+      </w:r>
+      <w:proofErr w:type="spellEnd"/>
+      <w:r>
+        <w:t xml:space="preserve"> και </w:t>
+      </w:r>
+      <w:proofErr w:type="spellStart"/>
+      <w:r>
+        <w:t>όλ</w:t>
+      </w:r>
+      <w:proofErr w:type="spellEnd"/>
+      <w:r>
+        <w:t xml:space="preserve">α </w:t>
+      </w:r>
+      <w:proofErr w:type="spellStart"/>
+      <w:r>
+        <w:t>δείχνουν</w:t>
+      </w:r>
+      <w:proofErr w:type="spellEnd"/>
+      <w:r>
+        <w:t>… π</w:t>
+      </w:r>
+      <w:proofErr w:type="spellStart"/>
+      <w:r>
+        <w:t>ρος</w:t>
+      </w:r>
+      <w:proofErr w:type="spellEnd"/>
+      <w:r>
+        <w:t xml:space="preserve"> </w:t>
+      </w:r>
+      <w:proofErr w:type="spellStart"/>
+      <w:r>
+        <w:t>το</w:t>
+      </w:r>
+      <w:proofErr w:type="spellEnd"/>
+      <w:r>
+        <w:t xml:space="preserve"> πα</w:t>
+      </w:r>
+      <w:proofErr w:type="spellStart"/>
+      <w:r>
+        <w:t>ρόν</w:t>
+      </w:r>
+      <w:proofErr w:type="spellEnd"/>
+      <w:r>
+        <w:t>… να μπα</w:t>
+      </w:r>
+      <w:proofErr w:type="spellStart"/>
+      <w:r>
+        <w:t>ίνουν</w:t>
+      </w:r>
+      <w:proofErr w:type="spellEnd"/>
+      <w:r>
+        <w:t xml:space="preserve"> </w:t>
+      </w:r>
+      <w:proofErr w:type="spellStart"/>
+      <w:r>
+        <w:t>στη</w:t>
+      </w:r>
+      <w:proofErr w:type="spellEnd"/>
+      <w:r>
+        <w:t xml:space="preserve"> </w:t>
+      </w:r>
+      <w:proofErr w:type="spellStart"/>
+      <w:r>
+        <w:t>θέση</w:t>
+      </w:r>
+      <w:proofErr w:type="spellEnd"/>
+      <w:r>
+        <w:t xml:space="preserve"> </w:t>
+      </w:r>
+      <w:proofErr w:type="spellStart"/>
+      <w:r>
+        <w:t>τους</w:t>
+      </w:r>
+      <w:proofErr w:type="spellEnd"/>
+      <w:r>
+        <w:t xml:space="preserve">. Ο </w:t>
+      </w:r>
+      <w:proofErr w:type="spellStart"/>
+      <w:r>
+        <w:t>κύριος</w:t>
+      </w:r>
+      <w:proofErr w:type="spellEnd"/>
+      <w:r>
+        <w:t xml:space="preserve"> Toto Wolff φα</w:t>
+      </w:r>
+      <w:proofErr w:type="spellStart"/>
+      <w:r>
+        <w:t>ίνετ</w:t>
+      </w:r>
+      <w:proofErr w:type="spellEnd"/>
+      <w:r>
+        <w:t xml:space="preserve">αι να </w:t>
+      </w:r>
+      <w:proofErr w:type="spellStart"/>
+      <w:r>
+        <w:t>έκ</w:t>
+      </w:r>
+      <w:proofErr w:type="spellEnd"/>
+      <w:r>
+        <w:t>α</w:t>
+      </w:r>
+      <w:proofErr w:type="spellStart"/>
+      <w:r>
+        <w:t>νε</w:t>
+      </w:r>
+      <w:proofErr w:type="spellEnd"/>
+      <w:r>
+        <w:t xml:space="preserve"> </w:t>
+      </w:r>
+      <w:proofErr w:type="spellStart"/>
+      <w:r>
+        <w:t>τη</w:t>
+      </w:r>
+      <w:proofErr w:type="spellEnd"/>
+      <w:r>
+        <w:t xml:space="preserve"> </w:t>
+      </w:r>
+      <w:proofErr w:type="spellStart"/>
+      <w:r>
+        <w:t>σωστή</w:t>
+      </w:r>
+      <w:proofErr w:type="spellEnd"/>
+      <w:r>
+        <w:t xml:space="preserve"> επ</w:t>
+      </w:r>
+      <w:proofErr w:type="spellStart"/>
+      <w:r>
+        <w:t>ιλογή</w:t>
+      </w:r>
+      <w:proofErr w:type="spellEnd"/>
+      <w:r>
+        <w:t>, κα</w:t>
+      </w:r>
+      <w:proofErr w:type="spellStart"/>
+      <w:r>
+        <w:t>θώς</w:t>
+      </w:r>
+      <w:proofErr w:type="spellEnd"/>
+      <w:r>
+        <w:t xml:space="preserve"> </w:t>
+      </w:r>
+      <w:proofErr w:type="spellStart"/>
+      <w:r>
+        <w:t>είδε</w:t>
+      </w:r>
+      <w:proofErr w:type="spellEnd"/>
+      <w:r>
+        <w:t xml:space="preserve"> </w:t>
+      </w:r>
+      <w:proofErr w:type="spellStart"/>
+      <w:r>
+        <w:t>το</w:t>
+      </w:r>
+      <w:proofErr w:type="spellEnd"/>
+      <w:r>
+        <w:t xml:space="preserve"> </w:t>
+      </w:r>
+      <w:proofErr w:type="spellStart"/>
+      <w:r>
+        <w:t>μέλλον</w:t>
+      </w:r>
+      <w:proofErr w:type="spellEnd"/>
+      <w:r>
+        <w:t xml:space="preserve"> </w:t>
+      </w:r>
+      <w:proofErr w:type="spellStart"/>
+      <w:r>
+        <w:t>της</w:t>
+      </w:r>
+      <w:proofErr w:type="spellEnd"/>
+      <w:r>
+        <w:t xml:space="preserve"> Mercedes </w:t>
+      </w:r>
+      <w:proofErr w:type="spellStart"/>
+      <w:r>
+        <w:t>στο</w:t>
+      </w:r>
+      <w:proofErr w:type="spellEnd"/>
+      <w:r>
+        <w:t xml:space="preserve"> </w:t>
+      </w:r>
+      <w:proofErr w:type="spellStart"/>
+      <w:r>
+        <w:t>σθένος</w:t>
+      </w:r>
+      <w:proofErr w:type="spellEnd"/>
+      <w:r>
+        <w:t xml:space="preserve"> </w:t>
+      </w:r>
+      <w:proofErr w:type="spellStart"/>
+      <w:r>
+        <w:t>ενός</w:t>
+      </w:r>
+      <w:proofErr w:type="spellEnd"/>
+      <w:r>
+        <w:t xml:space="preserve"> π</w:t>
+      </w:r>
+      <w:proofErr w:type="spellStart"/>
+      <w:r>
+        <w:t>ιτσιρικά</w:t>
+      </w:r>
+      <w:proofErr w:type="spellEnd"/>
+      <w:r>
+        <w:t>.</w:t>
       </w:r>
     </w:p>
     <w:p>
       <w:pPr>
         <w:pStyle w:val="Textbody"/>
       </w:pPr>
-      <w:r>
-        <w:t xml:space="preserve">Αντιθέτως, η Ferrari είχε απορρίψει τον πατέρα </w:t>
+      <w:proofErr w:type="spellStart"/>
+      <w:r>
+        <w:t>Αντιθέτως</w:t>
+      </w:r>
+      <w:proofErr w:type="spellEnd"/>
+      <w:r>
+        <w:t xml:space="preserve">, η Ferrari </w:t>
+      </w:r>
+      <w:proofErr w:type="spellStart"/>
+      <w:r>
+        <w:t>είχε</w:t>
+      </w:r>
+      <w:proofErr w:type="spellEnd"/>
+      <w:r>
+        <w:t xml:space="preserve"> απ</w:t>
+      </w:r>
+      <w:proofErr w:type="spellStart"/>
+      <w:r>
+        <w:t>ορρίψει</w:t>
+      </w:r>
+      <w:proofErr w:type="spellEnd"/>
+      <w:r>
+        <w:t xml:space="preserve"> </w:t>
+      </w:r>
+      <w:proofErr w:type="spellStart"/>
+      <w:r>
+        <w:t>τον</w:t>
+      </w:r>
+      <w:proofErr w:type="spellEnd"/>
+      <w:r>
+        <w:t xml:space="preserve"> πα</w:t>
+      </w:r>
+      <w:proofErr w:type="spellStart"/>
+      <w:r>
+        <w:t>τέρ</w:t>
+      </w:r>
+      <w:proofErr w:type="spellEnd"/>
+      <w:r>
+        <w:t xml:space="preserve">α </w:t>
       </w:r>
       <w:r>
         <w:rPr>
@@ -121,8 +840,237 @@
         </w:rPr>
         <w:t xml:space="preserve">του </w:t>
       </w:r>
-      <w:r>
-        <w:t>μερικά χρόνια πριν. Όπως θα έχετε αναρωτηθεί, ένας Ιταλός πιτσιρικάς με ταλέντο πώς καπαρώθηκε από τη Mercedes; Τότε ο Massimo Rivola (σημαντικό στέλεχος τότε της Ferrari) είχε εντοπίσει το “next big thing” και τον είχε κυριολεκτικά μπροστά τ</w:t>
+      <w:proofErr w:type="spellStart"/>
+      <w:r>
+        <w:t>μερικά</w:t>
+      </w:r>
+      <w:proofErr w:type="spellEnd"/>
+      <w:r>
+        <w:t xml:space="preserve"> </w:t>
+      </w:r>
+      <w:proofErr w:type="spellStart"/>
+      <w:r>
+        <w:t>χρόνι</w:t>
+      </w:r>
+      <w:proofErr w:type="spellEnd"/>
+      <w:r>
+        <w:t>α π</w:t>
+      </w:r>
+      <w:proofErr w:type="spellStart"/>
+      <w:r>
+        <w:t>ριν</w:t>
+      </w:r>
+      <w:proofErr w:type="spellEnd"/>
+      <w:r>
+        <w:t>. Όπ</w:t>
+      </w:r>
+      <w:proofErr w:type="spellStart"/>
+      <w:r>
+        <w:t>ως</w:t>
+      </w:r>
+      <w:proofErr w:type="spellEnd"/>
+      <w:r>
+        <w:t xml:space="preserve"> θα </w:t>
+      </w:r>
+      <w:proofErr w:type="spellStart"/>
+      <w:r>
+        <w:t>έχετε</w:t>
+      </w:r>
+      <w:proofErr w:type="spellEnd"/>
+      <w:r>
+        <w:t xml:space="preserve"> ανα</w:t>
+      </w:r>
+      <w:proofErr w:type="spellStart"/>
+      <w:r>
+        <w:t>ρωτηθεί</w:t>
+      </w:r>
+      <w:proofErr w:type="spellEnd"/>
+      <w:r>
+        <w:t xml:space="preserve">, </w:t>
+      </w:r>
+      <w:proofErr w:type="spellStart"/>
+      <w:r>
+        <w:t>έν</w:t>
+      </w:r>
+      <w:proofErr w:type="spellEnd"/>
+      <w:r>
+        <w:t xml:space="preserve">ας </w:t>
+      </w:r>
+      <w:proofErr w:type="spellStart"/>
+      <w:r>
+        <w:t>Ιτ</w:t>
+      </w:r>
+      <w:proofErr w:type="spellEnd"/>
+      <w:r>
+        <w:t>α</w:t>
+      </w:r>
+      <w:proofErr w:type="spellStart"/>
+      <w:r>
+        <w:t>λός</w:t>
+      </w:r>
+      <w:proofErr w:type="spellEnd"/>
+      <w:r>
+        <w:t xml:space="preserve"> π</w:t>
+      </w:r>
+      <w:proofErr w:type="spellStart"/>
+      <w:r>
+        <w:t>ιτσιρικάς</w:t>
+      </w:r>
+      <w:proofErr w:type="spellEnd"/>
+      <w:r>
+        <w:t xml:space="preserve"> </w:t>
+      </w:r>
+      <w:proofErr w:type="spellStart"/>
+      <w:r>
+        <w:t>με</w:t>
+      </w:r>
+      <w:proofErr w:type="spellEnd"/>
+      <w:r>
+        <w:t xml:space="preserve"> τα</w:t>
+      </w:r>
+      <w:proofErr w:type="spellStart"/>
+      <w:r>
+        <w:t>λέντο</w:t>
+      </w:r>
+      <w:proofErr w:type="spellEnd"/>
+      <w:r>
+        <w:t xml:space="preserve"> π</w:t>
+      </w:r>
+      <w:proofErr w:type="spellStart"/>
+      <w:r>
+        <w:t>ώς</w:t>
+      </w:r>
+      <w:proofErr w:type="spellEnd"/>
+      <w:r>
+        <w:t xml:space="preserve"> καπα</w:t>
+      </w:r>
+      <w:proofErr w:type="spellStart"/>
+      <w:r>
+        <w:t>ρώθηκε</w:t>
+      </w:r>
+      <w:proofErr w:type="spellEnd"/>
+      <w:r>
+        <w:t xml:space="preserve"> από </w:t>
+      </w:r>
+      <w:proofErr w:type="spellStart"/>
+      <w:r>
+        <w:t>τη</w:t>
+      </w:r>
+      <w:proofErr w:type="spellEnd"/>
+      <w:r>
+        <w:t xml:space="preserve"> Mercedes; </w:t>
+      </w:r>
+      <w:proofErr w:type="spellStart"/>
+      <w:r>
+        <w:t>Τότε</w:t>
+      </w:r>
+      <w:proofErr w:type="spellEnd"/>
+      <w:r>
+        <w:t xml:space="preserve"> ο Massimo Rivola (</w:t>
+      </w:r>
+      <w:proofErr w:type="spellStart"/>
+      <w:r>
+        <w:t>σημ</w:t>
+      </w:r>
+      <w:proofErr w:type="spellEnd"/>
+      <w:r>
+        <w:t>α</w:t>
+      </w:r>
+      <w:proofErr w:type="spellStart"/>
+      <w:r>
+        <w:t>ντικό</w:t>
+      </w:r>
+      <w:proofErr w:type="spellEnd"/>
+      <w:r>
+        <w:t xml:space="preserve"> </w:t>
+      </w:r>
+      <w:proofErr w:type="spellStart"/>
+      <w:r>
+        <w:t>στέλεχος</w:t>
+      </w:r>
+      <w:proofErr w:type="spellEnd"/>
+      <w:r>
+        <w:t xml:space="preserve"> </w:t>
+      </w:r>
+      <w:proofErr w:type="spellStart"/>
+      <w:r>
+        <w:t>τότε</w:t>
+      </w:r>
+      <w:proofErr w:type="spellEnd"/>
+      <w:r>
+        <w:t xml:space="preserve"> </w:t>
+      </w:r>
+      <w:proofErr w:type="spellStart"/>
+      <w:r>
+        <w:t>της</w:t>
+      </w:r>
+      <w:proofErr w:type="spellEnd"/>
+      <w:r>
+        <w:t xml:space="preserve"> Ferrari) </w:t>
+      </w:r>
+      <w:proofErr w:type="spellStart"/>
+      <w:r>
+        <w:t>είχε</w:t>
+      </w:r>
+      <w:proofErr w:type="spellEnd"/>
+      <w:r>
+        <w:t xml:space="preserve"> </w:t>
+      </w:r>
+      <w:proofErr w:type="spellStart"/>
+      <w:r>
+        <w:t>εντο</w:t>
+      </w:r>
+      <w:proofErr w:type="spellEnd"/>
+      <w:r>
+        <w:t>π</w:t>
+      </w:r>
+      <w:proofErr w:type="spellStart"/>
+      <w:r>
+        <w:t>ίσει</w:t>
+      </w:r>
+      <w:proofErr w:type="spellEnd"/>
+      <w:r>
+        <w:t xml:space="preserve"> </w:t>
+      </w:r>
+      <w:proofErr w:type="spellStart"/>
+      <w:r>
+        <w:t>το</w:t>
+      </w:r>
+      <w:proofErr w:type="spellEnd"/>
+      <w:r>
+        <w:t xml:space="preserve"> “next big thing” και </w:t>
+      </w:r>
+      <w:proofErr w:type="spellStart"/>
+      <w:r>
+        <w:t>τον</w:t>
+      </w:r>
+      <w:proofErr w:type="spellEnd"/>
+      <w:r>
+        <w:t xml:space="preserve"> </w:t>
+      </w:r>
+      <w:proofErr w:type="spellStart"/>
+      <w:r>
+        <w:t>είχε</w:t>
+      </w:r>
+      <w:proofErr w:type="spellEnd"/>
+      <w:r>
+        <w:t xml:space="preserve"> </w:t>
+      </w:r>
+      <w:proofErr w:type="spellStart"/>
+      <w:r>
+        <w:t>κυριολεκτικά</w:t>
+      </w:r>
+      <w:proofErr w:type="spellEnd"/>
+      <w:r>
+        <w:t xml:space="preserve"> μπ</w:t>
+      </w:r>
+      <w:proofErr w:type="spellStart"/>
+      <w:r>
+        <w:t>ροστά</w:t>
+      </w:r>
+      <w:proofErr w:type="spellEnd"/>
+      <w:r>
+        <w:t xml:space="preserve"> τ</w:t>
       </w:r>
       <w:r>
         <w:rPr>
@@ -131,15 +1079,132 @@
         <w:t>ου</w:t>
       </w:r>
       <w:r>
-        <w:t>. Όμως η Scuderia δεν ήθελε να δεσμευτεί από τόσο νωρίς, με τον Kimi να είναι μόλις 11 χρονών.</w:t>
+        <w:t xml:space="preserve">. </w:t>
+      </w:r>
+      <w:proofErr w:type="spellStart"/>
+      <w:r>
+        <w:t>Όμως</w:t>
+      </w:r>
+      <w:proofErr w:type="spellEnd"/>
+      <w:r>
+        <w:t xml:space="preserve"> η Scuderia </w:t>
+      </w:r>
+      <w:proofErr w:type="spellStart"/>
+      <w:r>
+        <w:t>δεν</w:t>
+      </w:r>
+      <w:proofErr w:type="spellEnd"/>
+      <w:r>
+        <w:t xml:space="preserve"> </w:t>
+      </w:r>
+      <w:proofErr w:type="spellStart"/>
+      <w:r>
+        <w:t>ήθελε</w:t>
+      </w:r>
+      <w:proofErr w:type="spellEnd"/>
+      <w:r>
+        <w:t xml:space="preserve"> να </w:t>
+      </w:r>
+      <w:proofErr w:type="spellStart"/>
+      <w:r>
+        <w:t>δεσμευτεί</w:t>
+      </w:r>
+      <w:proofErr w:type="spellEnd"/>
+      <w:r>
+        <w:t xml:space="preserve"> από </w:t>
+      </w:r>
+      <w:proofErr w:type="spellStart"/>
+      <w:r>
+        <w:t>τόσο</w:t>
+      </w:r>
+      <w:proofErr w:type="spellEnd"/>
+      <w:r>
+        <w:t xml:space="preserve"> </w:t>
+      </w:r>
+      <w:proofErr w:type="spellStart"/>
+      <w:r>
+        <w:t>νωρίς</w:t>
+      </w:r>
+      <w:proofErr w:type="spellEnd"/>
+      <w:r>
+        <w:t xml:space="preserve">, </w:t>
+      </w:r>
+      <w:proofErr w:type="spellStart"/>
+      <w:r>
+        <w:t>με</w:t>
+      </w:r>
+      <w:proofErr w:type="spellEnd"/>
+      <w:r>
+        <w:t xml:space="preserve"> </w:t>
+      </w:r>
+      <w:proofErr w:type="spellStart"/>
+      <w:r>
+        <w:t>τον</w:t>
+      </w:r>
+      <w:proofErr w:type="spellEnd"/>
+      <w:r>
+        <w:t xml:space="preserve"> Kimi να </w:t>
+      </w:r>
+      <w:proofErr w:type="spellStart"/>
+      <w:r>
+        <w:t>είν</w:t>
+      </w:r>
+      <w:proofErr w:type="spellEnd"/>
+      <w:r>
+        <w:t xml:space="preserve">αι </w:t>
+      </w:r>
+      <w:proofErr w:type="spellStart"/>
+      <w:r>
+        <w:t>μόλις</w:t>
+      </w:r>
+      <w:proofErr w:type="spellEnd"/>
+      <w:r>
+        <w:t xml:space="preserve"> 11 </w:t>
+      </w:r>
+      <w:proofErr w:type="spellStart"/>
+      <w:r>
+        <w:t>χρονών</w:t>
+      </w:r>
+      <w:proofErr w:type="spellEnd"/>
+      <w:r>
+        <w:t>.</w:t>
       </w:r>
     </w:p>
     <w:p>
       <w:pPr>
         <w:pStyle w:val="Textbody"/>
       </w:pPr>
-      <w:r>
-        <w:t xml:space="preserve">Χωρίς πρόγραμμα εξέλιξης </w:t>
+      <w:proofErr w:type="spellStart"/>
+      <w:r>
+        <w:t>Χωρίς</w:t>
+      </w:r>
+      <w:proofErr w:type="spellEnd"/>
+      <w:r>
+        <w:t xml:space="preserve"> π</w:t>
+      </w:r>
+      <w:proofErr w:type="spellStart"/>
+      <w:r>
+        <w:t>ρόγρ</w:t>
+      </w:r>
+      <w:proofErr w:type="spellEnd"/>
+      <w:r>
+        <w:t>α</w:t>
+      </w:r>
+      <w:proofErr w:type="spellStart"/>
+      <w:r>
+        <w:t>μμ</w:t>
+      </w:r>
+      <w:proofErr w:type="spellEnd"/>
+      <w:r>
+        <w:t xml:space="preserve">α </w:t>
+      </w:r>
+      <w:proofErr w:type="spellStart"/>
+      <w:r>
+        <w:t>εξέλιξης</w:t>
+      </w:r>
+      <w:proofErr w:type="spellEnd"/>
+      <w:r>
+        <w:t xml:space="preserve"> </w:t>
       </w:r>
       <w:r>
         <w:rPr>
@@ -148,19 +1213,287 @@
         <w:t>για τον ίδιο</w:t>
       </w:r>
       <w:r>
-        <w:t>, η Mercedes-AMG Petronas Formula One Team τον πήρε στο junior πρόγραμμα και του έδωσε πλήρη υποστήριξη και εξέλιξη σε karting, F4, F2 και… F1.</w:t>
+        <w:t xml:space="preserve">, η Mercedes-AMG Petronas Formula One Team </w:t>
+      </w:r>
+      <w:proofErr w:type="spellStart"/>
+      <w:r>
+        <w:t>τον</w:t>
+      </w:r>
+      <w:proofErr w:type="spellEnd"/>
+      <w:r>
+        <w:t xml:space="preserve"> π</w:t>
+      </w:r>
+      <w:proofErr w:type="spellStart"/>
+      <w:r>
+        <w:t>ήρε</w:t>
+      </w:r>
+      <w:proofErr w:type="spellEnd"/>
+      <w:r>
+        <w:t xml:space="preserve"> </w:t>
+      </w:r>
+      <w:proofErr w:type="spellStart"/>
+      <w:r>
+        <w:t>στο</w:t>
+      </w:r>
+      <w:proofErr w:type="spellEnd"/>
+      <w:r>
+        <w:t xml:space="preserve"> junior π</w:t>
+      </w:r>
+      <w:proofErr w:type="spellStart"/>
+      <w:r>
+        <w:t>ρόγρ</w:t>
+      </w:r>
+      <w:proofErr w:type="spellEnd"/>
+      <w:r>
+        <w:t>α</w:t>
+      </w:r>
+      <w:proofErr w:type="spellStart"/>
+      <w:r>
+        <w:t>μμ</w:t>
+      </w:r>
+      <w:proofErr w:type="spellEnd"/>
+      <w:r>
+        <w:t xml:space="preserve">α και </w:t>
+      </w:r>
+      <w:proofErr w:type="spellStart"/>
+      <w:r>
+        <w:t>του</w:t>
+      </w:r>
+      <w:proofErr w:type="spellEnd"/>
+      <w:r>
+        <w:t xml:space="preserve"> </w:t>
+      </w:r>
+      <w:proofErr w:type="spellStart"/>
+      <w:r>
+        <w:t>έδωσε</w:t>
+      </w:r>
+      <w:proofErr w:type="spellEnd"/>
+      <w:r>
+        <w:t xml:space="preserve"> π</w:t>
+      </w:r>
+      <w:proofErr w:type="spellStart"/>
+      <w:r>
+        <w:t>λήρη</w:t>
+      </w:r>
+      <w:proofErr w:type="spellEnd"/>
+      <w:r>
+        <w:t xml:space="preserve"> υπ</w:t>
+      </w:r>
+      <w:proofErr w:type="spellStart"/>
+      <w:r>
+        <w:t>οστήριξη</w:t>
+      </w:r>
+      <w:proofErr w:type="spellEnd"/>
+      <w:r>
+        <w:t xml:space="preserve"> και </w:t>
+      </w:r>
+      <w:proofErr w:type="spellStart"/>
+      <w:r>
+        <w:t>εξέλιξη</w:t>
+      </w:r>
+      <w:proofErr w:type="spellEnd"/>
+      <w:r>
+        <w:t xml:space="preserve"> </w:t>
+      </w:r>
+      <w:proofErr w:type="spellStart"/>
+      <w:r>
+        <w:t>σε</w:t>
+      </w:r>
+      <w:proofErr w:type="spellEnd"/>
+      <w:r>
+        <w:t xml:space="preserve"> karting, F4, F2 και… F1.</w:t>
       </w:r>
       <w:r>
         <w:br/>
-        <w:t>Αυτό ήταν το turning point της καριέρας του.</w:t>
+      </w:r>
+      <w:proofErr w:type="spellStart"/>
+      <w:r>
+        <w:t>Αυτό</w:t>
+      </w:r>
+      <w:proofErr w:type="spellEnd"/>
+      <w:r>
+        <w:t xml:space="preserve"> </w:t>
+      </w:r>
+      <w:proofErr w:type="spellStart"/>
+      <w:r>
+        <w:t>ήτ</w:t>
+      </w:r>
+      <w:proofErr w:type="spellEnd"/>
+      <w:r>
+        <w:t xml:space="preserve">αν </w:t>
+      </w:r>
+      <w:proofErr w:type="spellStart"/>
+      <w:r>
+        <w:t>το</w:t>
+      </w:r>
+      <w:proofErr w:type="spellEnd"/>
+      <w:r>
+        <w:t xml:space="preserve"> turning point </w:t>
+      </w:r>
+      <w:proofErr w:type="spellStart"/>
+      <w:r>
+        <w:t>της</w:t>
+      </w:r>
+      <w:proofErr w:type="spellEnd"/>
+      <w:r>
+        <w:t xml:space="preserve"> κα</w:t>
+      </w:r>
+      <w:proofErr w:type="spellStart"/>
+      <w:r>
+        <w:t>ριέρ</w:t>
+      </w:r>
+      <w:proofErr w:type="spellEnd"/>
+      <w:r>
+        <w:t xml:space="preserve">ας </w:t>
+      </w:r>
+      <w:proofErr w:type="spellStart"/>
+      <w:r>
+        <w:t>του</w:t>
+      </w:r>
+      <w:proofErr w:type="spellEnd"/>
+      <w:r>
+        <w:t>.</w:t>
       </w:r>
     </w:p>
     <w:p>
       <w:pPr>
         <w:pStyle w:val="Textbody"/>
       </w:pPr>
-      <w:r>
-        <w:t xml:space="preserve">Αυτά είναι όμως η αρχή… Τώρα η πένα γέμισε μελάνι και ξεκίνησε να γράφει. Το για πόσο θα γράφει είναι μία άλλη </w:t>
+      <w:proofErr w:type="spellStart"/>
+      <w:r>
+        <w:t>Αυτά</w:t>
+      </w:r>
+      <w:proofErr w:type="spellEnd"/>
+      <w:r>
+        <w:t xml:space="preserve"> </w:t>
+      </w:r>
+      <w:proofErr w:type="spellStart"/>
+      <w:r>
+        <w:t>είν</w:t>
+      </w:r>
+      <w:proofErr w:type="spellEnd"/>
+      <w:r>
+        <w:t xml:space="preserve">αι </w:t>
+      </w:r>
+      <w:proofErr w:type="spellStart"/>
+      <w:r>
+        <w:t>όμως</w:t>
+      </w:r>
+      <w:proofErr w:type="spellEnd"/>
+      <w:r>
+        <w:t xml:space="preserve"> η α</w:t>
+      </w:r>
+      <w:proofErr w:type="spellStart"/>
+      <w:r>
+        <w:t>ρχή</w:t>
+      </w:r>
+      <w:proofErr w:type="spellEnd"/>
+      <w:r>
+        <w:t xml:space="preserve">… </w:t>
+      </w:r>
+      <w:proofErr w:type="spellStart"/>
+      <w:r>
+        <w:t>Τώρ</w:t>
+      </w:r>
+      <w:proofErr w:type="spellEnd"/>
+      <w:r>
+        <w:t>α η π</w:t>
+      </w:r>
+      <w:proofErr w:type="spellStart"/>
+      <w:r>
+        <w:t>έν</w:t>
+      </w:r>
+      <w:proofErr w:type="spellEnd"/>
+      <w:r>
+        <w:t xml:space="preserve">α </w:t>
+      </w:r>
+      <w:proofErr w:type="spellStart"/>
+      <w:r>
+        <w:t>γέμισε</w:t>
+      </w:r>
+      <w:proofErr w:type="spellEnd"/>
+      <w:r>
+        <w:t xml:space="preserve"> </w:t>
+      </w:r>
+      <w:proofErr w:type="spellStart"/>
+      <w:r>
+        <w:t>μελάνι</w:t>
+      </w:r>
+      <w:proofErr w:type="spellEnd"/>
+      <w:r>
+        <w:t xml:space="preserve"> και </w:t>
+      </w:r>
+      <w:proofErr w:type="spellStart"/>
+      <w:r>
+        <w:t>ξεκίνησε</w:t>
+      </w:r>
+      <w:proofErr w:type="spellEnd"/>
+      <w:r>
+        <w:t xml:space="preserve"> να </w:t>
+      </w:r>
+      <w:proofErr w:type="spellStart"/>
+      <w:r>
+        <w:t>γράφει</w:t>
+      </w:r>
+      <w:proofErr w:type="spellEnd"/>
+      <w:r>
+        <w:t xml:space="preserve">. </w:t>
+      </w:r>
+      <w:proofErr w:type="spellStart"/>
+      <w:r>
+        <w:t>Το</w:t>
+      </w:r>
+      <w:proofErr w:type="spellEnd"/>
+      <w:r>
+        <w:t xml:space="preserve"> </w:t>
+      </w:r>
+      <w:proofErr w:type="spellStart"/>
+      <w:r>
+        <w:t>γι</w:t>
+      </w:r>
+      <w:proofErr w:type="spellEnd"/>
+      <w:r>
+        <w:t>α π</w:t>
+      </w:r>
+      <w:proofErr w:type="spellStart"/>
+      <w:r>
+        <w:t>όσο</w:t>
+      </w:r>
+      <w:proofErr w:type="spellEnd"/>
+      <w:r>
+        <w:t xml:space="preserve"> θα </w:t>
+      </w:r>
+      <w:proofErr w:type="spellStart"/>
+      <w:r>
+        <w:t>γράφει</w:t>
+      </w:r>
+      <w:proofErr w:type="spellEnd"/>
+      <w:r>
+        <w:t xml:space="preserve"> </w:t>
+      </w:r>
+      <w:proofErr w:type="spellStart"/>
+      <w:r>
+        <w:t>είν</w:t>
+      </w:r>
+      <w:proofErr w:type="spellEnd"/>
+      <w:r>
+        <w:t xml:space="preserve">αι </w:t>
+      </w:r>
+      <w:proofErr w:type="spellStart"/>
+      <w:r>
+        <w:t>μί</w:t>
+      </w:r>
+      <w:proofErr w:type="spellEnd"/>
+      <w:r>
+        <w:t xml:space="preserve">α </w:t>
+      </w:r>
+      <w:proofErr w:type="spellStart"/>
+      <w:r>
+        <w:t>άλλη</w:t>
+      </w:r>
+      <w:proofErr w:type="spellEnd"/>
+      <w:r>
+        <w:t xml:space="preserve"> </w:t>
       </w:r>
       <w:r>
         <w:rPr>
@@ -169,23 +1502,617 @@
         <w:t>μεταβλητή</w:t>
       </w:r>
       <w:r>
-        <w:t xml:space="preserve"> που θα τη δούμε στο επερχόμενο μέλλον.</w:t>
+        <w:t xml:space="preserve"> π</w:t>
+      </w:r>
+      <w:proofErr w:type="spellStart"/>
+      <w:r>
+        <w:t>ου</w:t>
+      </w:r>
+      <w:proofErr w:type="spellEnd"/>
+      <w:r>
+        <w:t xml:space="preserve"> θα </w:t>
+      </w:r>
+      <w:proofErr w:type="spellStart"/>
+      <w:r>
+        <w:t>τη</w:t>
+      </w:r>
+      <w:proofErr w:type="spellEnd"/>
+      <w:r>
+        <w:t xml:space="preserve"> </w:t>
+      </w:r>
+      <w:proofErr w:type="spellStart"/>
+      <w:r>
+        <w:t>δούμε</w:t>
+      </w:r>
+      <w:proofErr w:type="spellEnd"/>
+      <w:r>
+        <w:t xml:space="preserve"> </w:t>
+      </w:r>
+      <w:proofErr w:type="spellStart"/>
+      <w:r>
+        <w:t>στο</w:t>
+      </w:r>
+      <w:proofErr w:type="spellEnd"/>
+      <w:r>
+        <w:t xml:space="preserve"> επ</w:t>
+      </w:r>
+      <w:proofErr w:type="spellStart"/>
+      <w:r>
+        <w:t>ερχόμενο</w:t>
+      </w:r>
+      <w:proofErr w:type="spellEnd"/>
+      <w:r>
+        <w:t xml:space="preserve"> </w:t>
+      </w:r>
+      <w:proofErr w:type="spellStart"/>
+      <w:r>
+        <w:t>μέλλον</w:t>
+      </w:r>
+      <w:proofErr w:type="spellEnd"/>
+      <w:r>
+        <w:t>.</w:t>
       </w:r>
     </w:p>
     <w:p>
       <w:pPr>
         <w:pStyle w:val="Textbody"/>
       </w:pPr>
-      <w:r>
-        <w:t>Τώρα όμως… Η Suzuka τελείωσε και ο μικρός μακαρονάς έγινε ο νεότερος οδηγός που έχει προηγηθεί στο πρωτάθλημα της Formula 1. Στην απέναντι όχθη, ο George Russell δεν το ευχαριστήθηκε καθόλου. Ναι, όντως ο μικρός ευνοήθηκε από το SC, όμως ο ρυθμός του ήταν πραγματικά τρομερός.</w:t>
+      <w:proofErr w:type="spellStart"/>
+      <w:r>
+        <w:t>Τώρ</w:t>
+      </w:r>
+      <w:proofErr w:type="spellEnd"/>
+      <w:r>
+        <w:t xml:space="preserve">α </w:t>
+      </w:r>
+      <w:proofErr w:type="spellStart"/>
+      <w:r>
+        <w:t>όμως</w:t>
+      </w:r>
+      <w:proofErr w:type="spellEnd"/>
+      <w:r>
+        <w:t xml:space="preserve">… Η Suzuka </w:t>
+      </w:r>
+      <w:proofErr w:type="spellStart"/>
+      <w:r>
+        <w:t>τελείωσε</w:t>
+      </w:r>
+      <w:proofErr w:type="spellEnd"/>
+      <w:r>
+        <w:t xml:space="preserve"> και ο </w:t>
+      </w:r>
+      <w:proofErr w:type="spellStart"/>
+      <w:r>
+        <w:t>μικρός</w:t>
+      </w:r>
+      <w:proofErr w:type="spellEnd"/>
+      <w:r>
+        <w:t xml:space="preserve"> μακα</w:t>
+      </w:r>
+      <w:proofErr w:type="spellStart"/>
+      <w:r>
+        <w:t>ρονάς</w:t>
+      </w:r>
+      <w:proofErr w:type="spellEnd"/>
+      <w:r>
+        <w:t xml:space="preserve"> </w:t>
+      </w:r>
+      <w:proofErr w:type="spellStart"/>
+      <w:r>
+        <w:t>έγινε</w:t>
+      </w:r>
+      <w:proofErr w:type="spellEnd"/>
+      <w:r>
+        <w:t xml:space="preserve"> ο </w:t>
+      </w:r>
+      <w:proofErr w:type="spellStart"/>
+      <w:r>
+        <w:t>νεότερος</w:t>
+      </w:r>
+      <w:proofErr w:type="spellEnd"/>
+      <w:r>
+        <w:t xml:space="preserve"> </w:t>
+      </w:r>
+      <w:proofErr w:type="spellStart"/>
+      <w:r>
+        <w:t>οδηγός</w:t>
+      </w:r>
+      <w:proofErr w:type="spellEnd"/>
+      <w:r>
+        <w:t xml:space="preserve"> π</w:t>
+      </w:r>
+      <w:proofErr w:type="spellStart"/>
+      <w:r>
+        <w:t>ου</w:t>
+      </w:r>
+      <w:proofErr w:type="spellEnd"/>
+      <w:r>
+        <w:t xml:space="preserve"> </w:t>
+      </w:r>
+      <w:proofErr w:type="spellStart"/>
+      <w:r>
+        <w:t>έχει</w:t>
+      </w:r>
+      <w:proofErr w:type="spellEnd"/>
+      <w:r>
+        <w:t xml:space="preserve"> π</w:t>
+      </w:r>
+      <w:proofErr w:type="spellStart"/>
+      <w:r>
+        <w:t>ροηγηθεί</w:t>
+      </w:r>
+      <w:proofErr w:type="spellEnd"/>
+      <w:r>
+        <w:t xml:space="preserve"> </w:t>
+      </w:r>
+      <w:proofErr w:type="spellStart"/>
+      <w:r>
+        <w:t>στο</w:t>
+      </w:r>
+      <w:proofErr w:type="spellEnd"/>
+      <w:r>
+        <w:t xml:space="preserve"> π</w:t>
+      </w:r>
+      <w:proofErr w:type="spellStart"/>
+      <w:r>
+        <w:t>ρωτάθλημ</w:t>
+      </w:r>
+      <w:proofErr w:type="spellEnd"/>
+      <w:r>
+        <w:t xml:space="preserve">α </w:t>
+      </w:r>
+      <w:proofErr w:type="spellStart"/>
+      <w:r>
+        <w:t>της</w:t>
+      </w:r>
+      <w:proofErr w:type="spellEnd"/>
+      <w:r>
+        <w:t xml:space="preserve"> Formula 1. </w:t>
+      </w:r>
+      <w:proofErr w:type="spellStart"/>
+      <w:r>
+        <w:t>Στην</w:t>
+      </w:r>
+      <w:proofErr w:type="spellEnd"/>
+      <w:r>
+        <w:t xml:space="preserve"> απ</w:t>
+      </w:r>
+      <w:proofErr w:type="spellStart"/>
+      <w:r>
+        <w:t>έν</w:t>
+      </w:r>
+      <w:proofErr w:type="spellEnd"/>
+      <w:r>
+        <w:t>α</w:t>
+      </w:r>
+      <w:proofErr w:type="spellStart"/>
+      <w:r>
+        <w:t>ντι</w:t>
+      </w:r>
+      <w:proofErr w:type="spellEnd"/>
+      <w:r>
+        <w:t xml:space="preserve"> </w:t>
+      </w:r>
+      <w:proofErr w:type="spellStart"/>
+      <w:r>
+        <w:t>όχθη</w:t>
+      </w:r>
+      <w:proofErr w:type="spellEnd"/>
+      <w:r>
+        <w:t xml:space="preserve">, ο George Russell </w:t>
+      </w:r>
+      <w:proofErr w:type="spellStart"/>
+      <w:r>
+        <w:t>δεν</w:t>
+      </w:r>
+      <w:proofErr w:type="spellEnd"/>
+      <w:r>
+        <w:t xml:space="preserve"> </w:t>
+      </w:r>
+      <w:proofErr w:type="spellStart"/>
+      <w:r>
+        <w:t>το</w:t>
+      </w:r>
+      <w:proofErr w:type="spellEnd"/>
+      <w:r>
+        <w:t xml:space="preserve"> </w:t>
+      </w:r>
+      <w:proofErr w:type="spellStart"/>
+      <w:r>
+        <w:t>ευχ</w:t>
+      </w:r>
+      <w:proofErr w:type="spellEnd"/>
+      <w:r>
+        <w:t>α</w:t>
+      </w:r>
+      <w:proofErr w:type="spellStart"/>
+      <w:r>
+        <w:t>ριστήθηκε</w:t>
+      </w:r>
+      <w:proofErr w:type="spellEnd"/>
+      <w:r>
+        <w:t xml:space="preserve"> κα</w:t>
+      </w:r>
+      <w:proofErr w:type="spellStart"/>
+      <w:r>
+        <w:t>θόλου</w:t>
+      </w:r>
+      <w:proofErr w:type="spellEnd"/>
+      <w:r>
+        <w:t xml:space="preserve">. Ναι, </w:t>
+      </w:r>
+      <w:proofErr w:type="spellStart"/>
+      <w:r>
+        <w:t>όντως</w:t>
+      </w:r>
+      <w:proofErr w:type="spellEnd"/>
+      <w:r>
+        <w:t xml:space="preserve"> ο </w:t>
+      </w:r>
+      <w:proofErr w:type="spellStart"/>
+      <w:r>
+        <w:t>μικρός</w:t>
+      </w:r>
+      <w:proofErr w:type="spellEnd"/>
+      <w:r>
+        <w:t xml:space="preserve"> </w:t>
+      </w:r>
+      <w:proofErr w:type="spellStart"/>
+      <w:r>
+        <w:t>ευνοήθηκε</w:t>
+      </w:r>
+      <w:proofErr w:type="spellEnd"/>
+      <w:r>
+        <w:t xml:space="preserve"> από </w:t>
+      </w:r>
+      <w:proofErr w:type="spellStart"/>
+      <w:r>
+        <w:t>το</w:t>
+      </w:r>
+      <w:proofErr w:type="spellEnd"/>
+      <w:r>
+        <w:t xml:space="preserve"> SC, </w:t>
+      </w:r>
+      <w:proofErr w:type="spellStart"/>
+      <w:r>
+        <w:t>όμως</w:t>
+      </w:r>
+      <w:proofErr w:type="spellEnd"/>
+      <w:r>
+        <w:t xml:space="preserve"> ο </w:t>
+      </w:r>
+      <w:proofErr w:type="spellStart"/>
+      <w:r>
+        <w:t>ρυθμός</w:t>
+      </w:r>
+      <w:proofErr w:type="spellEnd"/>
+      <w:r>
+        <w:t xml:space="preserve"> </w:t>
+      </w:r>
+      <w:proofErr w:type="spellStart"/>
+      <w:r>
+        <w:t>του</w:t>
+      </w:r>
+      <w:proofErr w:type="spellEnd"/>
+      <w:r>
+        <w:t xml:space="preserve"> </w:t>
+      </w:r>
+      <w:proofErr w:type="spellStart"/>
+      <w:r>
+        <w:t>ήτ</w:t>
+      </w:r>
+      <w:proofErr w:type="spellEnd"/>
+      <w:r>
+        <w:t>αν πρα</w:t>
+      </w:r>
+      <w:proofErr w:type="spellStart"/>
+      <w:r>
+        <w:t>γμ</w:t>
+      </w:r>
+      <w:proofErr w:type="spellEnd"/>
+      <w:r>
+        <w:t>α</w:t>
+      </w:r>
+      <w:proofErr w:type="spellStart"/>
+      <w:r>
+        <w:t>τικά</w:t>
+      </w:r>
+      <w:proofErr w:type="spellEnd"/>
+      <w:r>
+        <w:t xml:space="preserve"> </w:t>
+      </w:r>
+      <w:proofErr w:type="spellStart"/>
+      <w:r>
+        <w:t>τρομερός</w:t>
+      </w:r>
+      <w:proofErr w:type="spellEnd"/>
+      <w:r>
+        <w:t>.</w:t>
       </w:r>
     </w:p>
     <w:p>
       <w:pPr>
         <w:pStyle w:val="Textbody"/>
       </w:pPr>
-      <w:r>
-        <w:t xml:space="preserve">Στο δια ταύτα τώρα. Πού έκανε τη διαφορά από τον παλέμαχο Μπαρμπα-Γιώργη; (Σε όλο αυτό να ενημερώσουμε ότι ο George Russell αντιμετώπισε προβλήματα στην ανάρτηση και απλώς έπρεπε να προσαρμοστεί σε αυτό το πρόβλημα) </w:t>
+      <w:proofErr w:type="spellStart"/>
+      <w:r>
+        <w:t>Στο</w:t>
+      </w:r>
+      <w:proofErr w:type="spellEnd"/>
+      <w:r>
+        <w:t xml:space="preserve"> </w:t>
+      </w:r>
+      <w:proofErr w:type="spellStart"/>
+      <w:r>
+        <w:t>δι</w:t>
+      </w:r>
+      <w:proofErr w:type="spellEnd"/>
+      <w:r>
+        <w:t>α τα</w:t>
+      </w:r>
+      <w:proofErr w:type="spellStart"/>
+      <w:r>
+        <w:t>ύτ</w:t>
+      </w:r>
+      <w:proofErr w:type="spellEnd"/>
+      <w:r>
+        <w:t xml:space="preserve">α </w:t>
+      </w:r>
+      <w:proofErr w:type="spellStart"/>
+      <w:r>
+        <w:t>τώρ</w:t>
+      </w:r>
+      <w:proofErr w:type="spellEnd"/>
+      <w:r>
+        <w:t xml:space="preserve">α. </w:t>
+      </w:r>
+      <w:proofErr w:type="spellStart"/>
+      <w:r>
+        <w:t>Πού</w:t>
+      </w:r>
+      <w:proofErr w:type="spellEnd"/>
+      <w:r>
+        <w:t xml:space="preserve"> </w:t>
+      </w:r>
+      <w:proofErr w:type="spellStart"/>
+      <w:r>
+        <w:t>έκ</w:t>
+      </w:r>
+      <w:proofErr w:type="spellEnd"/>
+      <w:r>
+        <w:t>α</w:t>
+      </w:r>
+      <w:proofErr w:type="spellStart"/>
+      <w:r>
+        <w:t>νε</w:t>
+      </w:r>
+      <w:proofErr w:type="spellEnd"/>
+      <w:r>
+        <w:t xml:space="preserve"> </w:t>
+      </w:r>
+      <w:proofErr w:type="spellStart"/>
+      <w:r>
+        <w:t>τη</w:t>
+      </w:r>
+      <w:proofErr w:type="spellEnd"/>
+      <w:r>
+        <w:t xml:space="preserve"> </w:t>
+      </w:r>
+      <w:proofErr w:type="spellStart"/>
+      <w:r>
+        <w:t>δι</w:t>
+      </w:r>
+      <w:proofErr w:type="spellEnd"/>
+      <w:r>
+        <w:t>α</w:t>
+      </w:r>
+      <w:proofErr w:type="spellStart"/>
+      <w:r>
+        <w:t>φορά</w:t>
+      </w:r>
+      <w:proofErr w:type="spellEnd"/>
+      <w:r>
+        <w:t xml:space="preserve"> από </w:t>
+      </w:r>
+      <w:proofErr w:type="spellStart"/>
+      <w:r>
+        <w:t>τον</w:t>
+      </w:r>
+      <w:proofErr w:type="spellEnd"/>
+      <w:r>
+        <w:t xml:space="preserve"> πα</w:t>
+      </w:r>
+      <w:proofErr w:type="spellStart"/>
+      <w:r>
+        <w:t>λέμ</w:t>
+      </w:r>
+      <w:proofErr w:type="spellEnd"/>
+      <w:r>
+        <w:t>α</w:t>
+      </w:r>
+      <w:proofErr w:type="spellStart"/>
+      <w:r>
+        <w:t>χο</w:t>
+      </w:r>
+      <w:proofErr w:type="spellEnd"/>
+      <w:r>
+        <w:t xml:space="preserve"> Μπα</w:t>
+      </w:r>
+      <w:proofErr w:type="spellStart"/>
+      <w:r>
+        <w:t>ρμ</w:t>
+      </w:r>
+      <w:proofErr w:type="spellEnd"/>
+      <w:r>
+        <w:t>πα-</w:t>
+      </w:r>
+      <w:proofErr w:type="spellStart"/>
+      <w:r>
+        <w:t>Γιώργη</w:t>
+      </w:r>
+      <w:proofErr w:type="spellEnd"/>
+      <w:r>
+        <w:t>; (</w:t>
+      </w:r>
+      <w:proofErr w:type="spellStart"/>
+      <w:r>
+        <w:t>Σε</w:t>
+      </w:r>
+      <w:proofErr w:type="spellEnd"/>
+      <w:r>
+        <w:t xml:space="preserve"> </w:t>
+      </w:r>
+      <w:proofErr w:type="spellStart"/>
+      <w:r>
+        <w:t>όλο</w:t>
+      </w:r>
+      <w:proofErr w:type="spellEnd"/>
+      <w:r>
+        <w:t xml:space="preserve"> α</w:t>
+      </w:r>
+      <w:proofErr w:type="spellStart"/>
+      <w:r>
+        <w:t>υτό</w:t>
+      </w:r>
+      <w:proofErr w:type="spellEnd"/>
+      <w:r>
+        <w:t xml:space="preserve"> να </w:t>
+      </w:r>
+      <w:proofErr w:type="spellStart"/>
+      <w:r>
+        <w:t>ενημερώσουμε</w:t>
+      </w:r>
+      <w:proofErr w:type="spellEnd"/>
+      <w:r>
+        <w:t xml:space="preserve"> </w:t>
+      </w:r>
+      <w:proofErr w:type="spellStart"/>
+      <w:r>
+        <w:t>ότι</w:t>
+      </w:r>
+      <w:proofErr w:type="spellEnd"/>
+      <w:r>
+        <w:t xml:space="preserve"> ο George Russell α</w:t>
+      </w:r>
+      <w:proofErr w:type="spellStart"/>
+      <w:r>
+        <w:t>ντιμετώ</w:t>
+      </w:r>
+      <w:proofErr w:type="spellEnd"/>
+      <w:r>
+        <w:t>π</w:t>
+      </w:r>
+      <w:proofErr w:type="spellStart"/>
+      <w:r>
+        <w:t>ισε</w:t>
+      </w:r>
+      <w:proofErr w:type="spellEnd"/>
+      <w:r>
+        <w:t xml:space="preserve"> π</w:t>
+      </w:r>
+      <w:proofErr w:type="spellStart"/>
+      <w:r>
+        <w:t>ρο</w:t>
+      </w:r>
+      <w:proofErr w:type="spellEnd"/>
+      <w:r>
+        <w:t>β</w:t>
+      </w:r>
+      <w:proofErr w:type="spellStart"/>
+      <w:r>
+        <w:t>λήμ</w:t>
+      </w:r>
+      <w:proofErr w:type="spellEnd"/>
+      <w:r>
+        <w:t xml:space="preserve">ατα </w:t>
+      </w:r>
+      <w:proofErr w:type="spellStart"/>
+      <w:r>
+        <w:t>στην</w:t>
+      </w:r>
+      <w:proofErr w:type="spellEnd"/>
+      <w:r>
+        <w:t xml:space="preserve"> α</w:t>
+      </w:r>
+      <w:proofErr w:type="spellStart"/>
+      <w:r>
+        <w:t>νάρτηση</w:t>
+      </w:r>
+      <w:proofErr w:type="spellEnd"/>
+      <w:r>
+        <w:t xml:space="preserve"> και απ</w:t>
+      </w:r>
+      <w:proofErr w:type="spellStart"/>
+      <w:r>
+        <w:t>λώς</w:t>
+      </w:r>
+      <w:proofErr w:type="spellEnd"/>
+      <w:r>
+        <w:t xml:space="preserve"> έπ</w:t>
+      </w:r>
+      <w:proofErr w:type="spellStart"/>
+      <w:r>
+        <w:t>ρε</w:t>
+      </w:r>
+      <w:proofErr w:type="spellEnd"/>
+      <w:r>
+        <w:t>πε να π</w:t>
+      </w:r>
+      <w:proofErr w:type="spellStart"/>
+      <w:r>
+        <w:t>ροσ</w:t>
+      </w:r>
+      <w:proofErr w:type="spellEnd"/>
+      <w:r>
+        <w:t>α</w:t>
+      </w:r>
+      <w:proofErr w:type="spellStart"/>
+      <w:r>
+        <w:t>ρμοστεί</w:t>
+      </w:r>
+      <w:proofErr w:type="spellEnd"/>
+      <w:r>
+        <w:t xml:space="preserve"> </w:t>
+      </w:r>
+      <w:proofErr w:type="spellStart"/>
+      <w:r>
+        <w:t>σε</w:t>
+      </w:r>
+      <w:proofErr w:type="spellEnd"/>
+      <w:r>
+        <w:t xml:space="preserve"> α</w:t>
+      </w:r>
+      <w:proofErr w:type="spellStart"/>
+      <w:r>
+        <w:t>υτό</w:t>
+      </w:r>
+      <w:proofErr w:type="spellEnd"/>
+      <w:r>
+        <w:t xml:space="preserve"> </w:t>
+      </w:r>
+      <w:proofErr w:type="spellStart"/>
+      <w:r>
+        <w:t>το</w:t>
+      </w:r>
+      <w:proofErr w:type="spellEnd"/>
+      <w:r>
+        <w:t xml:space="preserve"> π</w:t>
+      </w:r>
+      <w:proofErr w:type="spellStart"/>
+      <w:r>
+        <w:t>ρό</w:t>
+      </w:r>
+      <w:proofErr w:type="spellEnd"/>
+      <w:r>
+        <w:t>β</w:t>
+      </w:r>
+      <w:proofErr w:type="spellStart"/>
+      <w:r>
+        <w:t>λημ</w:t>
+      </w:r>
+      <w:proofErr w:type="spellEnd"/>
+      <w:r>
+        <w:t xml:space="preserve">α) </w:t>
       </w:r>
       <w:r>
         <w:rPr>
@@ -194,7 +2121,39 @@
         <w:t>μ</w:t>
       </w:r>
       <w:r>
-        <w:t>ε βάση τις δηλώσεις του.</w:t>
+        <w:t>ε β</w:t>
+      </w:r>
+      <w:proofErr w:type="spellStart"/>
+      <w:r>
+        <w:t>άση</w:t>
+      </w:r>
+      <w:proofErr w:type="spellEnd"/>
+      <w:r>
+        <w:t xml:space="preserve"> </w:t>
+      </w:r>
+      <w:proofErr w:type="spellStart"/>
+      <w:r>
+        <w:t>τις</w:t>
+      </w:r>
+      <w:proofErr w:type="spellEnd"/>
+      <w:r>
+        <w:t xml:space="preserve"> </w:t>
+      </w:r>
+      <w:proofErr w:type="spellStart"/>
+      <w:r>
+        <w:t>δηλώσεις</w:t>
+      </w:r>
+      <w:proofErr w:type="spellEnd"/>
+      <w:r>
+        <w:t xml:space="preserve"> </w:t>
+      </w:r>
+      <w:proofErr w:type="spellStart"/>
+      <w:r>
+        <w:t>του</w:t>
+      </w:r>
+      <w:proofErr w:type="spellEnd"/>
+      <w:r>
+        <w:t>.</w:t>
       </w:r>
     </w:p>
     <w:p>
@@ -207,32 +2166,799 @@
         <w:pStyle w:val="Textbody"/>
       </w:pPr>
       <w:r>
-        <w:t>&lt;iframe src="https://georgiosbalatzis.github.io/ghostcar/?y=2026&amp;mk=1281&amp;sk=11249&amp;d1=12&amp;d2=63&amp;l1=11&amp;l2=17&amp;embed=1" width="100%" height="650" frameborder="0" style="border-radius:12px;border:1px solid #E1060033;background:#15151e" allowfullscreen loading="lazy"&gt;&lt;/iframe&gt;</w:t>
+        <w:t>&lt;</w:t>
+      </w:r>
+      <w:proofErr w:type="spellStart"/>
+      <w:r>
+        <w:t>iframe</w:t>
+      </w:r>
+      <w:proofErr w:type="spellEnd"/>
+      <w:r>
+        <w:t xml:space="preserve"> src="https://georgiosbalatzis.github.io/ghostcar/?y=2026&amp;mk=1281&amp;sk=11249&amp;d1=12&amp;d2=63&amp;l1=11&amp;l2=17&amp;embed=1" width="100%" height="650" frameborder="0" style="border-radius:12</w:t>
+      </w:r>
+      <w:proofErr w:type="gramStart"/>
+      <w:r>
+        <w:t>px;border</w:t>
+      </w:r>
+      <w:proofErr w:type="gramEnd"/>
+      <w:r>
+        <w:t>:1px solid #E</w:t>
+      </w:r>
+      <w:proofErr w:type="gramStart"/>
+      <w:r>
+        <w:t>1060033;background</w:t>
+      </w:r>
+      <w:proofErr w:type="gramEnd"/>
+      <w:r>
+        <w:t xml:space="preserve">:#15151e" </w:t>
+      </w:r>
+      <w:proofErr w:type="spellStart"/>
+      <w:r>
+        <w:t>allowfullscreen</w:t>
+      </w:r>
+      <w:proofErr w:type="spellEnd"/>
+      <w:r>
+        <w:t xml:space="preserve"> loading="lazy"&gt;&lt;/</w:t>
+      </w:r>
+      <w:proofErr w:type="spellStart"/>
+      <w:r>
+        <w:t>iframe</w:t>
+      </w:r>
+      <w:proofErr w:type="spellEnd"/>
+      <w:r>
+        <w:t>&gt;</w:t>
       </w:r>
     </w:p>
     <w:p>
       <w:pPr>
         <w:pStyle w:val="Textbody"/>
       </w:pPr>
+      <w:proofErr w:type="spellStart"/>
       <w:r>
         <w:lastRenderedPageBreak/>
-        <w:t>Στο πρώτο κομμάτι, ο Kimi ήταν ένας smooth operator, με απαλές κινήσεις στο γκάζι και μία smooth συμπεριφορά, σε σχέση με τον ομόσταβλό του, ο οποίος είχε μικρά lift στο γκάζι, χάνοντας λίγη ταχύτητα στις αλλαγές κατεύθυνσης.</w:t>
+        <w:t>Στο</w:t>
+      </w:r>
+      <w:proofErr w:type="spellEnd"/>
+      <w:r>
+        <w:t xml:space="preserve"> π</w:t>
+      </w:r>
+      <w:proofErr w:type="spellStart"/>
+      <w:r>
+        <w:t>ρώτο</w:t>
+      </w:r>
+      <w:proofErr w:type="spellEnd"/>
+      <w:r>
+        <w:t xml:space="preserve"> </w:t>
+      </w:r>
+      <w:proofErr w:type="spellStart"/>
+      <w:r>
+        <w:t>κομμάτι</w:t>
+      </w:r>
+      <w:proofErr w:type="spellEnd"/>
+      <w:r>
+        <w:t xml:space="preserve">, ο Kimi </w:t>
+      </w:r>
+      <w:proofErr w:type="spellStart"/>
+      <w:r>
+        <w:t>ήτ</w:t>
+      </w:r>
+      <w:proofErr w:type="spellEnd"/>
+      <w:r>
+        <w:t xml:space="preserve">αν </w:t>
+      </w:r>
+      <w:proofErr w:type="spellStart"/>
+      <w:r>
+        <w:t>έν</w:t>
+      </w:r>
+      <w:proofErr w:type="spellEnd"/>
+      <w:r>
+        <w:t xml:space="preserve">ας smooth operator, </w:t>
+      </w:r>
+      <w:proofErr w:type="spellStart"/>
+      <w:r>
+        <w:t>με</w:t>
+      </w:r>
+      <w:proofErr w:type="spellEnd"/>
+      <w:r>
+        <w:t xml:space="preserve"> απα</w:t>
+      </w:r>
+      <w:proofErr w:type="spellStart"/>
+      <w:r>
+        <w:t>λές</w:t>
+      </w:r>
+      <w:proofErr w:type="spellEnd"/>
+      <w:r>
+        <w:t xml:space="preserve"> </w:t>
+      </w:r>
+      <w:proofErr w:type="spellStart"/>
+      <w:r>
+        <w:t>κινήσεις</w:t>
+      </w:r>
+      <w:proofErr w:type="spellEnd"/>
+      <w:r>
+        <w:t xml:space="preserve"> </w:t>
+      </w:r>
+      <w:proofErr w:type="spellStart"/>
+      <w:r>
+        <w:t>στο</w:t>
+      </w:r>
+      <w:proofErr w:type="spellEnd"/>
+      <w:r>
+        <w:t xml:space="preserve"> </w:t>
+      </w:r>
+      <w:proofErr w:type="spellStart"/>
+      <w:r>
+        <w:t>γκάζι</w:t>
+      </w:r>
+      <w:proofErr w:type="spellEnd"/>
+      <w:r>
+        <w:t xml:space="preserve"> και </w:t>
+      </w:r>
+      <w:proofErr w:type="spellStart"/>
+      <w:r>
+        <w:t>μί</w:t>
+      </w:r>
+      <w:proofErr w:type="spellEnd"/>
+      <w:r>
+        <w:t xml:space="preserve">α smooth </w:t>
+      </w:r>
+      <w:proofErr w:type="spellStart"/>
+      <w:r>
+        <w:t>συμ</w:t>
+      </w:r>
+      <w:proofErr w:type="spellEnd"/>
+      <w:r>
+        <w:t>π</w:t>
+      </w:r>
+      <w:proofErr w:type="spellStart"/>
+      <w:r>
+        <w:t>εριφορά</w:t>
+      </w:r>
+      <w:proofErr w:type="spellEnd"/>
+      <w:r>
+        <w:t xml:space="preserve">, </w:t>
+      </w:r>
+      <w:proofErr w:type="spellStart"/>
+      <w:r>
+        <w:t>σε</w:t>
+      </w:r>
+      <w:proofErr w:type="spellEnd"/>
+      <w:r>
+        <w:t xml:space="preserve"> </w:t>
+      </w:r>
+      <w:proofErr w:type="spellStart"/>
+      <w:r>
+        <w:t>σχέση</w:t>
+      </w:r>
+      <w:proofErr w:type="spellEnd"/>
+      <w:r>
+        <w:t xml:space="preserve"> </w:t>
+      </w:r>
+      <w:proofErr w:type="spellStart"/>
+      <w:r>
+        <w:t>με</w:t>
+      </w:r>
+      <w:proofErr w:type="spellEnd"/>
+      <w:r>
+        <w:t xml:space="preserve"> </w:t>
+      </w:r>
+      <w:proofErr w:type="spellStart"/>
+      <w:r>
+        <w:t>τον</w:t>
+      </w:r>
+      <w:proofErr w:type="spellEnd"/>
+      <w:r>
+        <w:t xml:space="preserve"> </w:t>
+      </w:r>
+      <w:proofErr w:type="spellStart"/>
+      <w:r>
+        <w:t>ομόστ</w:t>
+      </w:r>
+      <w:proofErr w:type="spellEnd"/>
+      <w:r>
+        <w:t>αβ</w:t>
+      </w:r>
+      <w:proofErr w:type="spellStart"/>
+      <w:r>
+        <w:t>λό</w:t>
+      </w:r>
+      <w:proofErr w:type="spellEnd"/>
+      <w:r>
+        <w:t xml:space="preserve"> </w:t>
+      </w:r>
+      <w:proofErr w:type="spellStart"/>
+      <w:r>
+        <w:t>του</w:t>
+      </w:r>
+      <w:proofErr w:type="spellEnd"/>
+      <w:r>
+        <w:t>, ο οπ</w:t>
+      </w:r>
+      <w:proofErr w:type="spellStart"/>
+      <w:r>
+        <w:t>οίος</w:t>
+      </w:r>
+      <w:proofErr w:type="spellEnd"/>
+      <w:r>
+        <w:t xml:space="preserve"> </w:t>
+      </w:r>
+      <w:proofErr w:type="spellStart"/>
+      <w:r>
+        <w:t>είχε</w:t>
+      </w:r>
+      <w:proofErr w:type="spellEnd"/>
+      <w:r>
+        <w:t xml:space="preserve"> </w:t>
+      </w:r>
+      <w:proofErr w:type="spellStart"/>
+      <w:r>
+        <w:t>μικρά</w:t>
+      </w:r>
+      <w:proofErr w:type="spellEnd"/>
+      <w:r>
+        <w:t xml:space="preserve"> lift </w:t>
+      </w:r>
+      <w:proofErr w:type="spellStart"/>
+      <w:r>
+        <w:t>στο</w:t>
+      </w:r>
+      <w:proofErr w:type="spellEnd"/>
+      <w:r>
+        <w:t xml:space="preserve"> </w:t>
+      </w:r>
+      <w:proofErr w:type="spellStart"/>
+      <w:r>
+        <w:t>γκάζι</w:t>
+      </w:r>
+      <w:proofErr w:type="spellEnd"/>
+      <w:r>
+        <w:t xml:space="preserve">, </w:t>
+      </w:r>
+      <w:proofErr w:type="spellStart"/>
+      <w:r>
+        <w:t>χάνοντ</w:t>
+      </w:r>
+      <w:proofErr w:type="spellEnd"/>
+      <w:r>
+        <w:t xml:space="preserve">ας </w:t>
+      </w:r>
+      <w:proofErr w:type="spellStart"/>
+      <w:r>
+        <w:t>λίγη</w:t>
+      </w:r>
+      <w:proofErr w:type="spellEnd"/>
+      <w:r>
+        <w:t xml:space="preserve"> τα</w:t>
+      </w:r>
+      <w:proofErr w:type="spellStart"/>
+      <w:r>
+        <w:t>χύτητ</w:t>
+      </w:r>
+      <w:proofErr w:type="spellEnd"/>
+      <w:r>
+        <w:t xml:space="preserve">α </w:t>
+      </w:r>
+      <w:proofErr w:type="spellStart"/>
+      <w:r>
+        <w:t>στις</w:t>
+      </w:r>
+      <w:proofErr w:type="spellEnd"/>
+      <w:r>
+        <w:t xml:space="preserve"> α</w:t>
+      </w:r>
+      <w:proofErr w:type="spellStart"/>
+      <w:r>
+        <w:t>λλ</w:t>
+      </w:r>
+      <w:proofErr w:type="spellEnd"/>
+      <w:r>
+        <w:t>α</w:t>
+      </w:r>
+      <w:proofErr w:type="spellStart"/>
+      <w:r>
+        <w:t>γές</w:t>
+      </w:r>
+      <w:proofErr w:type="spellEnd"/>
+      <w:r>
+        <w:t xml:space="preserve"> κα</w:t>
+      </w:r>
+      <w:proofErr w:type="spellStart"/>
+      <w:r>
+        <w:t>τεύθυνσης</w:t>
+      </w:r>
+      <w:proofErr w:type="spellEnd"/>
+      <w:r>
+        <w:t>.</w:t>
       </w:r>
     </w:p>
     <w:p>
       <w:pPr>
         <w:pStyle w:val="Textbody"/>
       </w:pPr>
-      <w:r>
-        <w:t>Στο Sector 2 είχαμε τις μικρότερες διαφορές μεταξύ τους. Ο Russell έμπαινε πιο βαθιά στη στροφή με καλύτερο φρενάρισμα, όμως ο Kimi είχε καλύτερη έξοδο από τις στροφές, με τις διαφορές να ισοσταθμίζονται.</w:t>
+      <w:proofErr w:type="spellStart"/>
+      <w:r>
+        <w:t>Στο</w:t>
+      </w:r>
+      <w:proofErr w:type="spellEnd"/>
+      <w:r>
+        <w:t xml:space="preserve"> Sector 2 </w:t>
+      </w:r>
+      <w:proofErr w:type="spellStart"/>
+      <w:r>
+        <w:t>είχ</w:t>
+      </w:r>
+      <w:proofErr w:type="spellEnd"/>
+      <w:r>
+        <w:t>α</w:t>
+      </w:r>
+      <w:proofErr w:type="spellStart"/>
+      <w:r>
+        <w:t>με</w:t>
+      </w:r>
+      <w:proofErr w:type="spellEnd"/>
+      <w:r>
+        <w:t xml:space="preserve"> </w:t>
+      </w:r>
+      <w:proofErr w:type="spellStart"/>
+      <w:r>
+        <w:t>τις</w:t>
+      </w:r>
+      <w:proofErr w:type="spellEnd"/>
+      <w:r>
+        <w:t xml:space="preserve"> </w:t>
+      </w:r>
+      <w:proofErr w:type="spellStart"/>
+      <w:r>
+        <w:t>μικρότερες</w:t>
+      </w:r>
+      <w:proofErr w:type="spellEnd"/>
+      <w:r>
+        <w:t xml:space="preserve"> </w:t>
+      </w:r>
+      <w:proofErr w:type="spellStart"/>
+      <w:r>
+        <w:t>δι</w:t>
+      </w:r>
+      <w:proofErr w:type="spellEnd"/>
+      <w:r>
+        <w:t>α</w:t>
+      </w:r>
+      <w:proofErr w:type="spellStart"/>
+      <w:r>
+        <w:t>φορές</w:t>
+      </w:r>
+      <w:proofErr w:type="spellEnd"/>
+      <w:r>
+        <w:t xml:space="preserve"> </w:t>
+      </w:r>
+      <w:proofErr w:type="spellStart"/>
+      <w:r>
+        <w:t>μετ</w:t>
+      </w:r>
+      <w:proofErr w:type="spellEnd"/>
+      <w:r>
+        <w:t>α</w:t>
+      </w:r>
+      <w:proofErr w:type="spellStart"/>
+      <w:r>
+        <w:t>ξύ</w:t>
+      </w:r>
+      <w:proofErr w:type="spellEnd"/>
+      <w:r>
+        <w:t xml:space="preserve"> </w:t>
+      </w:r>
+      <w:proofErr w:type="spellStart"/>
+      <w:r>
+        <w:t>τους</w:t>
+      </w:r>
+      <w:proofErr w:type="spellEnd"/>
+      <w:r>
+        <w:t xml:space="preserve">. Ο Russell </w:t>
+      </w:r>
+      <w:proofErr w:type="spellStart"/>
+      <w:r>
+        <w:t>έμ</w:t>
+      </w:r>
+      <w:proofErr w:type="spellEnd"/>
+      <w:r>
+        <w:t>πα</w:t>
+      </w:r>
+      <w:proofErr w:type="spellStart"/>
+      <w:r>
+        <w:t>ινε</w:t>
+      </w:r>
+      <w:proofErr w:type="spellEnd"/>
+      <w:r>
+        <w:t xml:space="preserve"> π</w:t>
+      </w:r>
+      <w:proofErr w:type="spellStart"/>
+      <w:r>
+        <w:t>ιο</w:t>
+      </w:r>
+      <w:proofErr w:type="spellEnd"/>
+      <w:r>
+        <w:t xml:space="preserve"> βα</w:t>
+      </w:r>
+      <w:proofErr w:type="spellStart"/>
+      <w:r>
+        <w:t>θιά</w:t>
+      </w:r>
+      <w:proofErr w:type="spellEnd"/>
+      <w:r>
+        <w:t xml:space="preserve"> </w:t>
+      </w:r>
+      <w:proofErr w:type="spellStart"/>
+      <w:r>
+        <w:t>στη</w:t>
+      </w:r>
+      <w:proofErr w:type="spellEnd"/>
+      <w:r>
+        <w:t xml:space="preserve"> </w:t>
+      </w:r>
+      <w:proofErr w:type="spellStart"/>
+      <w:r>
+        <w:t>στροφή</w:t>
+      </w:r>
+      <w:proofErr w:type="spellEnd"/>
+      <w:r>
+        <w:t xml:space="preserve"> </w:t>
+      </w:r>
+      <w:proofErr w:type="spellStart"/>
+      <w:r>
+        <w:t>με</w:t>
+      </w:r>
+      <w:proofErr w:type="spellEnd"/>
+      <w:r>
+        <w:t xml:space="preserve"> κα</w:t>
+      </w:r>
+      <w:proofErr w:type="spellStart"/>
+      <w:r>
+        <w:t>λύτερο</w:t>
+      </w:r>
+      <w:proofErr w:type="spellEnd"/>
+      <w:r>
+        <w:t xml:space="preserve"> </w:t>
+      </w:r>
+      <w:proofErr w:type="spellStart"/>
+      <w:r>
+        <w:t>φρενάρισμ</w:t>
+      </w:r>
+      <w:proofErr w:type="spellEnd"/>
+      <w:r>
+        <w:t xml:space="preserve">α, </w:t>
+      </w:r>
+      <w:proofErr w:type="spellStart"/>
+      <w:r>
+        <w:t>όμως</w:t>
+      </w:r>
+      <w:proofErr w:type="spellEnd"/>
+      <w:r>
+        <w:t xml:space="preserve"> ο Kimi </w:t>
+      </w:r>
+      <w:proofErr w:type="spellStart"/>
+      <w:r>
+        <w:t>είχε</w:t>
+      </w:r>
+      <w:proofErr w:type="spellEnd"/>
+      <w:r>
+        <w:t xml:space="preserve"> κα</w:t>
+      </w:r>
+      <w:proofErr w:type="spellStart"/>
+      <w:r>
+        <w:t>λύτερη</w:t>
+      </w:r>
+      <w:proofErr w:type="spellEnd"/>
+      <w:r>
+        <w:t xml:space="preserve"> </w:t>
+      </w:r>
+      <w:proofErr w:type="spellStart"/>
+      <w:r>
+        <w:t>έξοδο</w:t>
+      </w:r>
+      <w:proofErr w:type="spellEnd"/>
+      <w:r>
+        <w:t xml:space="preserve"> από </w:t>
+      </w:r>
+      <w:proofErr w:type="spellStart"/>
+      <w:r>
+        <w:t>τις</w:t>
+      </w:r>
+      <w:proofErr w:type="spellEnd"/>
+      <w:r>
+        <w:t xml:space="preserve"> </w:t>
+      </w:r>
+      <w:proofErr w:type="spellStart"/>
+      <w:r>
+        <w:t>στροφές</w:t>
+      </w:r>
+      <w:proofErr w:type="spellEnd"/>
+      <w:r>
+        <w:t xml:space="preserve">, </w:t>
+      </w:r>
+      <w:proofErr w:type="spellStart"/>
+      <w:r>
+        <w:t>με</w:t>
+      </w:r>
+      <w:proofErr w:type="spellEnd"/>
+      <w:r>
+        <w:t xml:space="preserve"> </w:t>
+      </w:r>
+      <w:proofErr w:type="spellStart"/>
+      <w:r>
+        <w:t>τις</w:t>
+      </w:r>
+      <w:proofErr w:type="spellEnd"/>
+      <w:r>
+        <w:t xml:space="preserve"> </w:t>
+      </w:r>
+      <w:proofErr w:type="spellStart"/>
+      <w:r>
+        <w:t>δι</w:t>
+      </w:r>
+      <w:proofErr w:type="spellEnd"/>
+      <w:r>
+        <w:t>α</w:t>
+      </w:r>
+      <w:proofErr w:type="spellStart"/>
+      <w:r>
+        <w:t>φορές</w:t>
+      </w:r>
+      <w:proofErr w:type="spellEnd"/>
+      <w:r>
+        <w:t xml:space="preserve"> να </w:t>
+      </w:r>
+      <w:proofErr w:type="spellStart"/>
+      <w:r>
+        <w:t>ισοστ</w:t>
+      </w:r>
+      <w:proofErr w:type="spellEnd"/>
+      <w:r>
+        <w:t>α</w:t>
+      </w:r>
+      <w:proofErr w:type="spellStart"/>
+      <w:r>
+        <w:t>θμίζοντ</w:t>
+      </w:r>
+      <w:proofErr w:type="spellEnd"/>
+      <w:r>
+        <w:t>αι.</w:t>
       </w:r>
     </w:p>
     <w:p>
       <w:pPr>
         <w:pStyle w:val="Textbody"/>
       </w:pPr>
-      <w:r>
-        <w:t>Μεγάλη διαφορά είχαμε στη λεγόμενη Spoon, όπου ο Kimi ανοίγει νωρίτερα το γκάζι και κρατάει καλύτερη ταχύτητα στο mid-corner. Στο τέλος, ο Kimi κερδίζει πάλι λίγο χρόνο, καθώς περνάει πιο καθαρά με λιγότερο lift.</w:t>
+      <w:proofErr w:type="spellStart"/>
+      <w:r>
+        <w:t>Μεγάλη</w:t>
+      </w:r>
+      <w:proofErr w:type="spellEnd"/>
+      <w:r>
+        <w:t xml:space="preserve"> </w:t>
+      </w:r>
+      <w:proofErr w:type="spellStart"/>
+      <w:r>
+        <w:t>δι</w:t>
+      </w:r>
+      <w:proofErr w:type="spellEnd"/>
+      <w:r>
+        <w:t>α</w:t>
+      </w:r>
+      <w:proofErr w:type="spellStart"/>
+      <w:r>
+        <w:t>φορά</w:t>
+      </w:r>
+      <w:proofErr w:type="spellEnd"/>
+      <w:r>
+        <w:t xml:space="preserve"> </w:t>
+      </w:r>
+      <w:proofErr w:type="spellStart"/>
+      <w:r>
+        <w:t>είχ</w:t>
+      </w:r>
+      <w:proofErr w:type="spellEnd"/>
+      <w:r>
+        <w:t>α</w:t>
+      </w:r>
+      <w:proofErr w:type="spellStart"/>
+      <w:r>
+        <w:t>με</w:t>
+      </w:r>
+      <w:proofErr w:type="spellEnd"/>
+      <w:r>
+        <w:t xml:space="preserve"> </w:t>
+      </w:r>
+      <w:proofErr w:type="spellStart"/>
+      <w:r>
+        <w:t>στη</w:t>
+      </w:r>
+      <w:proofErr w:type="spellEnd"/>
+      <w:r>
+        <w:t xml:space="preserve"> </w:t>
+      </w:r>
+      <w:proofErr w:type="spellStart"/>
+      <w:r>
+        <w:t>λεγόμενη</w:t>
+      </w:r>
+      <w:proofErr w:type="spellEnd"/>
+      <w:r>
+        <w:t xml:space="preserve"> Spoon, όπ</w:t>
+      </w:r>
+      <w:proofErr w:type="spellStart"/>
+      <w:r>
+        <w:t>ου</w:t>
+      </w:r>
+      <w:proofErr w:type="spellEnd"/>
+      <w:r>
+        <w:t xml:space="preserve"> ο Kimi α</w:t>
+      </w:r>
+      <w:proofErr w:type="spellStart"/>
+      <w:r>
+        <w:t>νοίγει</w:t>
+      </w:r>
+      <w:proofErr w:type="spellEnd"/>
+      <w:r>
+        <w:t xml:space="preserve"> </w:t>
+      </w:r>
+      <w:proofErr w:type="spellStart"/>
+      <w:r>
+        <w:t>νωρίτερ</w:t>
+      </w:r>
+      <w:proofErr w:type="spellEnd"/>
+      <w:r>
+        <w:t xml:space="preserve">α </w:t>
+      </w:r>
+      <w:proofErr w:type="spellStart"/>
+      <w:r>
+        <w:t>το</w:t>
+      </w:r>
+      <w:proofErr w:type="spellEnd"/>
+      <w:r>
+        <w:t xml:space="preserve"> </w:t>
+      </w:r>
+      <w:proofErr w:type="spellStart"/>
+      <w:r>
+        <w:t>γκάζι</w:t>
+      </w:r>
+      <w:proofErr w:type="spellEnd"/>
+      <w:r>
+        <w:t xml:space="preserve"> και </w:t>
+      </w:r>
+      <w:proofErr w:type="spellStart"/>
+      <w:r>
+        <w:t>κρ</w:t>
+      </w:r>
+      <w:proofErr w:type="spellEnd"/>
+      <w:r>
+        <w:t>α</w:t>
+      </w:r>
+      <w:proofErr w:type="spellStart"/>
+      <w:r>
+        <w:t>τάει</w:t>
+      </w:r>
+      <w:proofErr w:type="spellEnd"/>
+      <w:r>
+        <w:t xml:space="preserve"> κα</w:t>
+      </w:r>
+      <w:proofErr w:type="spellStart"/>
+      <w:r>
+        <w:t>λύτερη</w:t>
+      </w:r>
+      <w:proofErr w:type="spellEnd"/>
+      <w:r>
+        <w:t xml:space="preserve"> τα</w:t>
+      </w:r>
+      <w:proofErr w:type="spellStart"/>
+      <w:r>
+        <w:t>χύτητ</w:t>
+      </w:r>
+      <w:proofErr w:type="spellEnd"/>
+      <w:r>
+        <w:t xml:space="preserve">α </w:t>
+      </w:r>
+      <w:proofErr w:type="spellStart"/>
+      <w:r>
+        <w:t>στο</w:t>
+      </w:r>
+      <w:proofErr w:type="spellEnd"/>
+      <w:r>
+        <w:t xml:space="preserve"> mid-corner. </w:t>
+      </w:r>
+      <w:proofErr w:type="spellStart"/>
+      <w:r>
+        <w:t>Στο</w:t>
+      </w:r>
+      <w:proofErr w:type="spellEnd"/>
+      <w:r>
+        <w:t xml:space="preserve"> </w:t>
+      </w:r>
+      <w:proofErr w:type="spellStart"/>
+      <w:r>
+        <w:t>τέλος</w:t>
+      </w:r>
+      <w:proofErr w:type="spellEnd"/>
+      <w:r>
+        <w:t xml:space="preserve">, ο Kimi </w:t>
+      </w:r>
+      <w:proofErr w:type="spellStart"/>
+      <w:r>
+        <w:t>κερδίζει</w:t>
+      </w:r>
+      <w:proofErr w:type="spellEnd"/>
+      <w:r>
+        <w:t xml:space="preserve"> π</w:t>
+      </w:r>
+      <w:proofErr w:type="spellStart"/>
+      <w:r>
+        <w:t>άλι</w:t>
+      </w:r>
+      <w:proofErr w:type="spellEnd"/>
+      <w:r>
+        <w:t xml:space="preserve"> </w:t>
+      </w:r>
+      <w:proofErr w:type="spellStart"/>
+      <w:r>
+        <w:t>λίγο</w:t>
+      </w:r>
+      <w:proofErr w:type="spellEnd"/>
+      <w:r>
+        <w:t xml:space="preserve"> </w:t>
+      </w:r>
+      <w:proofErr w:type="spellStart"/>
+      <w:r>
+        <w:t>χρόνο</w:t>
+      </w:r>
+      <w:proofErr w:type="spellEnd"/>
+      <w:r>
+        <w:t>, κα</w:t>
+      </w:r>
+      <w:proofErr w:type="spellStart"/>
+      <w:r>
+        <w:t>θώς</w:t>
+      </w:r>
+      <w:proofErr w:type="spellEnd"/>
+      <w:r>
+        <w:t xml:space="preserve"> π</w:t>
+      </w:r>
+      <w:proofErr w:type="spellStart"/>
+      <w:r>
+        <w:t>ερνάει</w:t>
+      </w:r>
+      <w:proofErr w:type="spellEnd"/>
+      <w:r>
+        <w:t xml:space="preserve"> π</w:t>
+      </w:r>
+      <w:proofErr w:type="spellStart"/>
+      <w:r>
+        <w:t>ιο</w:t>
+      </w:r>
+      <w:proofErr w:type="spellEnd"/>
+      <w:r>
+        <w:t xml:space="preserve"> καθα</w:t>
+      </w:r>
+      <w:proofErr w:type="spellStart"/>
+      <w:r>
+        <w:t>ρά</w:t>
+      </w:r>
+      <w:proofErr w:type="spellEnd"/>
+      <w:r>
+        <w:t xml:space="preserve"> </w:t>
+      </w:r>
+      <w:proofErr w:type="spellStart"/>
+      <w:r>
+        <w:t>με</w:t>
+      </w:r>
+      <w:proofErr w:type="spellEnd"/>
+      <w:r>
+        <w:t xml:space="preserve"> </w:t>
+      </w:r>
+      <w:proofErr w:type="spellStart"/>
+      <w:r>
+        <w:t>λιγότερο</w:t>
+      </w:r>
+      <w:proofErr w:type="spellEnd"/>
+      <w:r>
+        <w:t xml:space="preserve"> lift.</w:t>
       </w:r>
     </w:p>
     <w:p>
@@ -240,15 +2966,396 @@
         <w:pStyle w:val="Textbody"/>
       </w:pPr>
       <w:r>
-        <w:t>Η ψυχολογία του Ιταλού είναι στα ύψη. Αυτό όμως δεν είναι πάντα με την πλευρά του γηπεδούχου, καθώς οι προσδοκίες όλων ανεβαίνουν. Στο πλευρό του πάντως έχει και τον Peter "Bono" Bonnington. Δεν πιστεύω να θέλετε συστάσεις εδώ. Άμα χρειάζεστε, απλά… Ναι, πάμε παρακάτω.</w:t>
+        <w:t xml:space="preserve">Η </w:t>
+      </w:r>
+      <w:proofErr w:type="spellStart"/>
+      <w:r>
+        <w:t>ψυχολογί</w:t>
+      </w:r>
+      <w:proofErr w:type="spellEnd"/>
+      <w:r>
+        <w:t xml:space="preserve">α </w:t>
+      </w:r>
+      <w:proofErr w:type="spellStart"/>
+      <w:r>
+        <w:t>του</w:t>
+      </w:r>
+      <w:proofErr w:type="spellEnd"/>
+      <w:r>
+        <w:t xml:space="preserve"> </w:t>
+      </w:r>
+      <w:proofErr w:type="spellStart"/>
+      <w:r>
+        <w:t>Ιτ</w:t>
+      </w:r>
+      <w:proofErr w:type="spellEnd"/>
+      <w:r>
+        <w:t>α</w:t>
+      </w:r>
+      <w:proofErr w:type="spellStart"/>
+      <w:r>
+        <w:t>λού</w:t>
+      </w:r>
+      <w:proofErr w:type="spellEnd"/>
+      <w:r>
+        <w:t xml:space="preserve"> </w:t>
+      </w:r>
+      <w:proofErr w:type="spellStart"/>
+      <w:r>
+        <w:t>είν</w:t>
+      </w:r>
+      <w:proofErr w:type="spellEnd"/>
+      <w:r>
+        <w:t xml:space="preserve">αι </w:t>
+      </w:r>
+      <w:proofErr w:type="spellStart"/>
+      <w:r>
+        <w:t>στ</w:t>
+      </w:r>
+      <w:proofErr w:type="spellEnd"/>
+      <w:r>
+        <w:t xml:space="preserve">α </w:t>
+      </w:r>
+      <w:proofErr w:type="spellStart"/>
+      <w:r>
+        <w:t>ύψη</w:t>
+      </w:r>
+      <w:proofErr w:type="spellEnd"/>
+      <w:r>
+        <w:t xml:space="preserve">. </w:t>
+      </w:r>
+      <w:proofErr w:type="spellStart"/>
+      <w:r>
+        <w:t>Αυτό</w:t>
+      </w:r>
+      <w:proofErr w:type="spellEnd"/>
+      <w:r>
+        <w:t xml:space="preserve"> </w:t>
+      </w:r>
+      <w:proofErr w:type="spellStart"/>
+      <w:r>
+        <w:t>όμως</w:t>
+      </w:r>
+      <w:proofErr w:type="spellEnd"/>
+      <w:r>
+        <w:t xml:space="preserve"> </w:t>
+      </w:r>
+      <w:proofErr w:type="spellStart"/>
+      <w:r>
+        <w:t>δεν</w:t>
+      </w:r>
+      <w:proofErr w:type="spellEnd"/>
+      <w:r>
+        <w:t xml:space="preserve"> </w:t>
+      </w:r>
+      <w:proofErr w:type="spellStart"/>
+      <w:r>
+        <w:t>είν</w:t>
+      </w:r>
+      <w:proofErr w:type="spellEnd"/>
+      <w:r>
+        <w:t>αι π</w:t>
+      </w:r>
+      <w:proofErr w:type="spellStart"/>
+      <w:r>
+        <w:t>άντ</w:t>
+      </w:r>
+      <w:proofErr w:type="spellEnd"/>
+      <w:r>
+        <w:t xml:space="preserve">α </w:t>
+      </w:r>
+      <w:proofErr w:type="spellStart"/>
+      <w:r>
+        <w:t>με</w:t>
+      </w:r>
+      <w:proofErr w:type="spellEnd"/>
+      <w:r>
+        <w:t xml:space="preserve"> </w:t>
+      </w:r>
+      <w:proofErr w:type="spellStart"/>
+      <w:r>
+        <w:t>την</w:t>
+      </w:r>
+      <w:proofErr w:type="spellEnd"/>
+      <w:r>
+        <w:t xml:space="preserve"> π</w:t>
+      </w:r>
+      <w:proofErr w:type="spellStart"/>
+      <w:r>
+        <w:t>λευρά</w:t>
+      </w:r>
+      <w:proofErr w:type="spellEnd"/>
+      <w:r>
+        <w:t xml:space="preserve"> </w:t>
+      </w:r>
+      <w:proofErr w:type="spellStart"/>
+      <w:r>
+        <w:t>του</w:t>
+      </w:r>
+      <w:proofErr w:type="spellEnd"/>
+      <w:r>
+        <w:t xml:space="preserve"> </w:t>
+      </w:r>
+      <w:proofErr w:type="spellStart"/>
+      <w:r>
+        <w:t>γη</w:t>
+      </w:r>
+      <w:proofErr w:type="spellEnd"/>
+      <w:r>
+        <w:t>π</w:t>
+      </w:r>
+      <w:proofErr w:type="spellStart"/>
+      <w:r>
+        <w:t>εδούχου</w:t>
+      </w:r>
+      <w:proofErr w:type="spellEnd"/>
+      <w:r>
+        <w:t>, κα</w:t>
+      </w:r>
+      <w:proofErr w:type="spellStart"/>
+      <w:r>
+        <w:t>θώς</w:t>
+      </w:r>
+      <w:proofErr w:type="spellEnd"/>
+      <w:r>
+        <w:t xml:space="preserve"> </w:t>
+      </w:r>
+      <w:proofErr w:type="spellStart"/>
+      <w:r>
+        <w:t>οι</w:t>
+      </w:r>
+      <w:proofErr w:type="spellEnd"/>
+      <w:r>
+        <w:t xml:space="preserve"> π</w:t>
+      </w:r>
+      <w:proofErr w:type="spellStart"/>
+      <w:r>
+        <w:t>ροσδοκίες</w:t>
+      </w:r>
+      <w:proofErr w:type="spellEnd"/>
+      <w:r>
+        <w:t xml:space="preserve"> </w:t>
+      </w:r>
+      <w:proofErr w:type="spellStart"/>
+      <w:r>
+        <w:t>όλων</w:t>
+      </w:r>
+      <w:proofErr w:type="spellEnd"/>
+      <w:r>
+        <w:t xml:space="preserve"> α</w:t>
+      </w:r>
+      <w:proofErr w:type="spellStart"/>
+      <w:r>
+        <w:t>νε</w:t>
+      </w:r>
+      <w:proofErr w:type="spellEnd"/>
+      <w:r>
+        <w:t>βα</w:t>
+      </w:r>
+      <w:proofErr w:type="spellStart"/>
+      <w:r>
+        <w:t>ίνουν</w:t>
+      </w:r>
+      <w:proofErr w:type="spellEnd"/>
+      <w:r>
+        <w:t xml:space="preserve">. </w:t>
+      </w:r>
+      <w:proofErr w:type="spellStart"/>
+      <w:r>
+        <w:t>Στο</w:t>
+      </w:r>
+      <w:proofErr w:type="spellEnd"/>
+      <w:r>
+        <w:t xml:space="preserve"> π</w:t>
+      </w:r>
+      <w:proofErr w:type="spellStart"/>
+      <w:r>
+        <w:t>λευρό</w:t>
+      </w:r>
+      <w:proofErr w:type="spellEnd"/>
+      <w:r>
+        <w:t xml:space="preserve"> </w:t>
+      </w:r>
+      <w:proofErr w:type="spellStart"/>
+      <w:r>
+        <w:t>του</w:t>
+      </w:r>
+      <w:proofErr w:type="spellEnd"/>
+      <w:r>
+        <w:t xml:space="preserve"> π</w:t>
+      </w:r>
+      <w:proofErr w:type="spellStart"/>
+      <w:r>
+        <w:t>άντως</w:t>
+      </w:r>
+      <w:proofErr w:type="spellEnd"/>
+      <w:r>
+        <w:t xml:space="preserve"> </w:t>
+      </w:r>
+      <w:proofErr w:type="spellStart"/>
+      <w:r>
+        <w:t>έχει</w:t>
+      </w:r>
+      <w:proofErr w:type="spellEnd"/>
+      <w:r>
+        <w:t xml:space="preserve"> και </w:t>
+      </w:r>
+      <w:proofErr w:type="spellStart"/>
+      <w:r>
+        <w:t>τον</w:t>
+      </w:r>
+      <w:proofErr w:type="spellEnd"/>
+      <w:r>
+        <w:t xml:space="preserve"> Peter "Bono" Bonnington. </w:t>
+      </w:r>
+      <w:proofErr w:type="spellStart"/>
+      <w:r>
+        <w:t>Δεν</w:t>
+      </w:r>
+      <w:proofErr w:type="spellEnd"/>
+      <w:r>
+        <w:t xml:space="preserve"> π</w:t>
+      </w:r>
+      <w:proofErr w:type="spellStart"/>
+      <w:r>
+        <w:t>ιστεύω</w:t>
+      </w:r>
+      <w:proofErr w:type="spellEnd"/>
+      <w:r>
+        <w:t xml:space="preserve"> να </w:t>
+      </w:r>
+      <w:proofErr w:type="spellStart"/>
+      <w:r>
+        <w:t>θέλετε</w:t>
+      </w:r>
+      <w:proofErr w:type="spellEnd"/>
+      <w:r>
+        <w:t xml:space="preserve"> </w:t>
+      </w:r>
+      <w:proofErr w:type="spellStart"/>
+      <w:r>
+        <w:t>συστάσεις</w:t>
+      </w:r>
+      <w:proofErr w:type="spellEnd"/>
+      <w:r>
+        <w:t xml:space="preserve"> </w:t>
+      </w:r>
+      <w:proofErr w:type="spellStart"/>
+      <w:r>
+        <w:t>εδώ</w:t>
+      </w:r>
+      <w:proofErr w:type="spellEnd"/>
+      <w:r>
+        <w:t xml:space="preserve">. </w:t>
+      </w:r>
+      <w:proofErr w:type="spellStart"/>
+      <w:r>
+        <w:t>Άμ</w:t>
+      </w:r>
+      <w:proofErr w:type="spellEnd"/>
+      <w:r>
+        <w:t xml:space="preserve">α </w:t>
+      </w:r>
+      <w:proofErr w:type="spellStart"/>
+      <w:r>
+        <w:t>χρειάζεστε</w:t>
+      </w:r>
+      <w:proofErr w:type="spellEnd"/>
+      <w:r>
+        <w:t>, απ</w:t>
+      </w:r>
+      <w:proofErr w:type="spellStart"/>
+      <w:r>
+        <w:t>λά</w:t>
+      </w:r>
+      <w:proofErr w:type="spellEnd"/>
+      <w:r>
+        <w:t>… Ναι, π</w:t>
+      </w:r>
+      <w:proofErr w:type="spellStart"/>
+      <w:r>
+        <w:t>άμε</w:t>
+      </w:r>
+      <w:proofErr w:type="spellEnd"/>
+      <w:r>
+        <w:t xml:space="preserve"> παρα</w:t>
+      </w:r>
+      <w:proofErr w:type="spellStart"/>
+      <w:r>
+        <w:t>κάτω</w:t>
+      </w:r>
+      <w:proofErr w:type="spellEnd"/>
+      <w:r>
+        <w:t>.</w:t>
       </w:r>
     </w:p>
     <w:p>
       <w:pPr>
         <w:pStyle w:val="Textbody"/>
       </w:pPr>
-      <w:r>
-        <w:t>Το “Get in there Kimi” ξεκίνησε και προσμένουμε να το ακούσουμε αρκετές φορές ακόμα.</w:t>
+      <w:proofErr w:type="spellStart"/>
+      <w:r>
+        <w:t>Το</w:t>
+      </w:r>
+      <w:proofErr w:type="spellEnd"/>
+      <w:r>
+        <w:t xml:space="preserve"> “Get in there Kimi” </w:t>
+      </w:r>
+      <w:proofErr w:type="spellStart"/>
+      <w:r>
+        <w:t>ξεκίνησε</w:t>
+      </w:r>
+      <w:proofErr w:type="spellEnd"/>
+      <w:r>
+        <w:t xml:space="preserve"> και π</w:t>
+      </w:r>
+      <w:proofErr w:type="spellStart"/>
+      <w:r>
+        <w:t>ροσμένουμε</w:t>
+      </w:r>
+      <w:proofErr w:type="spellEnd"/>
+      <w:r>
+        <w:t xml:space="preserve"> να </w:t>
+      </w:r>
+      <w:proofErr w:type="spellStart"/>
+      <w:r>
+        <w:t>το</w:t>
+      </w:r>
+      <w:proofErr w:type="spellEnd"/>
+      <w:r>
+        <w:t xml:space="preserve"> α</w:t>
+      </w:r>
+      <w:proofErr w:type="spellStart"/>
+      <w:r>
+        <w:t>κούσουμε</w:t>
+      </w:r>
+      <w:proofErr w:type="spellEnd"/>
+      <w:r>
+        <w:t xml:space="preserve"> α</w:t>
+      </w:r>
+      <w:proofErr w:type="spellStart"/>
+      <w:r>
+        <w:t>ρκετές</w:t>
+      </w:r>
+      <w:proofErr w:type="spellEnd"/>
+      <w:r>
+        <w:t xml:space="preserve"> </w:t>
+      </w:r>
+      <w:proofErr w:type="spellStart"/>
+      <w:r>
+        <w:t>φορές</w:t>
+      </w:r>
+      <w:proofErr w:type="spellEnd"/>
+      <w:r>
+        <w:t xml:space="preserve"> α</w:t>
+      </w:r>
+      <w:proofErr w:type="spellStart"/>
+      <w:r>
+        <w:t>κόμ</w:t>
+      </w:r>
+      <w:proofErr w:type="spellEnd"/>
+      <w:r>
+        <w:t>α.</w:t>
       </w:r>
     </w:p>
     <w:p>
@@ -266,13 +3373,32 @@
         <w:pStyle w:val="Standard"/>
       </w:pPr>
       <w:r>
-        <w:t>&lt;iframe</w:t>
-      </w:r>
-      <w:r>
-        <w:t xml:space="preserve"> </w:t>
-      </w:r>
-      <w:r>
-        <w:t>src="http://localhost:5174/f1-telemetry-dashboard/?year=2026&amp;circuit=Suzuka&amp;session=11253&amp;drivers=12%2C81&amp;lap=49&amp;tab=telemetry&amp;embed=1"</w:t>
+        <w:t>&lt;</w:t>
+      </w:r>
+      <w:proofErr w:type="spellStart"/>
+      <w:r>
+        <w:t>iframe</w:t>
+      </w:r>
+      <w:proofErr w:type="spellEnd"/>
+      <w:r>
+        <w:t xml:space="preserve"> </w:t>
+      </w:r>
+      <w:proofErr w:type="spellStart"/>
+      <w:r>
+        <w:t>src</w:t>
+      </w:r>
+      <w:proofErr w:type="spellEnd"/>
+      <w:r>
+        <w:t>="</w:t>
+      </w:r>
+      <w:r>
+        <w:t xml:space="preserve"> </w:t>
+      </w:r>
+      <w:r>
+        <w:t>https://georgiosbalatzis.github.io/f1-telemetry-dashboard/?year=2026&amp;circuit=Suzuka&amp;session=11253&amp;drivers=12%2C81&amp;lap=49&amp;tab=telemetry</w:t>
+      </w:r>
+      <w:r>
+        <w:t>&amp;embed=1"</w:t>
       </w:r>
       <w:r>
         <w:t xml:space="preserve"> </w:t>
@@ -302,7 +3428,15 @@
         <w:t xml:space="preserve"> </w:t>
       </w:r>
       <w:r>
-        <w:t>style="border:0; width:100%; max-width:100%; background:#111113;"&gt;&lt;/iframe&gt;</w:t>
+        <w:t>style="border:0; width:100%; max-width:100%; background:#111113;"&gt;&lt;/</w:t>
+      </w:r>
+      <w:proofErr w:type="spellStart"/>
+      <w:r>
+        <w:t>iframe</w:t>
+      </w:r>
+      <w:proofErr w:type="spellEnd"/>
+      <w:r>
+        <w:t>&gt;</w:t>
       </w:r>
     </w:p>
     <w:sectPr>
